--- a/Analysis Report.docx
+++ b/Analysis Report.docx
@@ -143,15 +143,13 @@
     </w:p>
     <w:p>
       <w:pPr>
-        <w:rPr>
-          <w:rFonts w:ascii="Arial" w:hAnsi="Arial" w:cs="Arial"/>
-        </w:rPr>
-      </w:pPr>
-    </w:p>
-    <w:p>
-      <w:pPr>
-        <w:rPr>
-          <w:rFonts w:ascii="Arial" w:hAnsi="Arial" w:cs="Arial"/>
+        <w:ind w:left="1080"/>
+      </w:pPr>
+    </w:p>
+    <w:p>
+      <w:pPr>
+        <w:rPr>
+          <w:noProof/>
         </w:rPr>
       </w:pPr>
       <w:r>
@@ -161,7 +159,7 @@
         <mc:AlternateContent>
           <mc:Choice Requires="wpg">
             <w:drawing>
-              <wp:inline distT="0" distB="0" distL="0" distR="0" wp14:anchorId="3D658A3A" wp14:editId="50BFE030">
+              <wp:inline distT="0" distB="0" distL="0" distR="0" wp14:anchorId="3D658A3A" wp14:editId="4FCF0C22">
                 <wp:extent cx="6268085" cy="879474"/>
                 <wp:effectExtent l="19050" t="19050" r="18415" b="16510"/>
                 <wp:docPr id="796704348" name="Group 1"/>
@@ -254,7 +252,7 @@
           </mc:Choice>
           <mc:Fallback>
             <w:pict>
-              <v:group w14:anchorId="74ABB845" id="Group 1" o:spid="_x0000_s1026" style="width:493.55pt;height:69.25pt;mso-position-horizontal-relative:char;mso-position-vertical-relative:line" coordorigin=",90" coordsize="41540,3922" o:gfxdata="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">
+              <v:group w14:anchorId="486D9E5E" id="Group 1" o:spid="_x0000_s1026" style="width:493.55pt;height:69.25pt;mso-position-horizontal-relative:char;mso-position-vertical-relative:line" coordorigin=",90" coordsize="41540,3922" o:gfxdata="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">
                 <v:shapetype id="_x0000_t75" coordsize="21600,21600" o:spt="75" o:preferrelative="t" path="m@4@5l@4@11@9@11@9@5xe" filled="f" stroked="f">
                   <v:stroke joinstyle="miter"/>
                   <v:formulas>
@@ -298,9 +296,77 @@
     <w:p>
       <w:pPr>
         <w:rPr>
-          <w:rFonts w:ascii="Arial" w:hAnsi="Arial" w:cs="Arial"/>
-        </w:rPr>
-      </w:pPr>
+          <w:noProof/>
+        </w:rPr>
+      </w:pPr>
+      <w:r>
+        <w:rPr>
+          <w:noProof/>
+        </w:rPr>
+        <w:drawing>
+          <wp:anchor distT="0" distB="0" distL="114300" distR="114300" simplePos="0" relativeHeight="251658240" behindDoc="1" locked="0" layoutInCell="1" allowOverlap="1" wp14:anchorId="25974B03" wp14:editId="733E06E1">
+            <wp:simplePos x="0" y="0"/>
+            <wp:positionH relativeFrom="column">
+              <wp:posOffset>4196726</wp:posOffset>
+            </wp:positionH>
+            <wp:positionV relativeFrom="paragraph">
+              <wp:posOffset>152345</wp:posOffset>
+            </wp:positionV>
+            <wp:extent cx="2371558" cy="1776962"/>
+            <wp:effectExtent l="19050" t="19050" r="10160" b="13970"/>
+            <wp:wrapNone/>
+            <wp:docPr id="790879696" name="Picture 1"/>
+            <wp:cNvGraphicFramePr>
+              <a:graphicFrameLocks xmlns:a="http://schemas.openxmlformats.org/drawingml/2006/main" noChangeAspect="1"/>
+            </wp:cNvGraphicFramePr>
+            <a:graphic xmlns:a="http://schemas.openxmlformats.org/drawingml/2006/main">
+              <a:graphicData uri="http://schemas.openxmlformats.org/drawingml/2006/picture">
+                <pic:pic xmlns:pic="http://schemas.openxmlformats.org/drawingml/2006/picture">
+                  <pic:nvPicPr>
+                    <pic:cNvPr id="0" name="Picture 1"/>
+                    <pic:cNvPicPr>
+                      <a:picLocks noChangeAspect="1" noChangeArrowheads="1"/>
+                    </pic:cNvPicPr>
+                  </pic:nvPicPr>
+                  <pic:blipFill>
+                    <a:blip r:embed="rId12" cstate="print">
+                      <a:extLst>
+                        <a:ext uri="{28A0092B-C50C-407E-A947-70E740481C1C}">
+                          <a14:useLocalDpi xmlns:a14="http://schemas.microsoft.com/office/drawing/2010/main" val="0"/>
+                        </a:ext>
+                      </a:extLst>
+                    </a:blip>
+                    <a:srcRect/>
+                    <a:stretch>
+                      <a:fillRect/>
+                    </a:stretch>
+                  </pic:blipFill>
+                  <pic:spPr bwMode="auto">
+                    <a:xfrm>
+                      <a:off x="0" y="0"/>
+                      <a:ext cx="2372026" cy="1777313"/>
+                    </a:xfrm>
+                    <a:prstGeom prst="rect">
+                      <a:avLst/>
+                    </a:prstGeom>
+                    <a:ln>
+                      <a:solidFill>
+                        <a:schemeClr val="tx1"/>
+                      </a:solidFill>
+                    </a:ln>
+                  </pic:spPr>
+                </pic:pic>
+              </a:graphicData>
+            </a:graphic>
+            <wp14:sizeRelH relativeFrom="margin">
+              <wp14:pctWidth>0</wp14:pctWidth>
+            </wp14:sizeRelH>
+            <wp14:sizeRelV relativeFrom="margin">
+              <wp14:pctHeight>0</wp14:pctHeight>
+            </wp14:sizeRelV>
+          </wp:anchor>
+        </w:drawing>
+      </w:r>
     </w:p>
     <w:p>
       <w:pPr>
@@ -448,7 +514,7 @@
                     <pic:cNvPicPr/>
                   </pic:nvPicPr>
                   <pic:blipFill>
-                    <a:blip r:embed="rId12">
+                    <a:blip r:embed="rId13">
                       <a:extLst>
                         <a:ext uri="{28A0092B-C50C-407E-A947-70E740481C1C}">
                           <a14:useLocalDpi xmlns:a14="http://schemas.microsoft.com/office/drawing/2010/main" val="0"/>
@@ -638,7 +704,7 @@
                     <pic:cNvPicPr/>
                   </pic:nvPicPr>
                   <pic:blipFill>
-                    <a:blip r:embed="rId13"/>
+                    <a:blip r:embed="rId14"/>
                     <a:stretch>
                       <a:fillRect/>
                     </a:stretch>
@@ -663,6 +729,63 @@
           </wp:inline>
         </w:drawing>
       </w:r>
+      <w:r>
+        <w:t xml:space="preserve"> </w:t>
+      </w:r>
+      <w:r>
+        <w:rPr>
+          <w:noProof/>
+        </w:rPr>
+        <w:drawing>
+          <wp:inline distT="0" distB="0" distL="0" distR="0" wp14:anchorId="54F3C78B" wp14:editId="0E3FF038">
+            <wp:extent cx="2260128" cy="1693468"/>
+            <wp:effectExtent l="19050" t="19050" r="26035" b="21590"/>
+            <wp:docPr id="141158372" name="Picture 2"/>
+            <wp:cNvGraphicFramePr>
+              <a:graphicFrameLocks xmlns:a="http://schemas.openxmlformats.org/drawingml/2006/main" noChangeAspect="1"/>
+            </wp:cNvGraphicFramePr>
+            <a:graphic xmlns:a="http://schemas.openxmlformats.org/drawingml/2006/main">
+              <a:graphicData uri="http://schemas.openxmlformats.org/drawingml/2006/picture">
+                <pic:pic xmlns:pic="http://schemas.openxmlformats.org/drawingml/2006/picture">
+                  <pic:nvPicPr>
+                    <pic:cNvPr id="0" name="Picture 3"/>
+                    <pic:cNvPicPr>
+                      <a:picLocks noChangeAspect="1" noChangeArrowheads="1"/>
+                    </pic:cNvPicPr>
+                  </pic:nvPicPr>
+                  <pic:blipFill>
+                    <a:blip r:embed="rId15" cstate="print">
+                      <a:extLst>
+                        <a:ext uri="{28A0092B-C50C-407E-A947-70E740481C1C}">
+                          <a14:useLocalDpi xmlns:a14="http://schemas.microsoft.com/office/drawing/2010/main" val="0"/>
+                        </a:ext>
+                      </a:extLst>
+                    </a:blip>
+                    <a:srcRect/>
+                    <a:stretch>
+                      <a:fillRect/>
+                    </a:stretch>
+                  </pic:blipFill>
+                  <pic:spPr bwMode="auto">
+                    <a:xfrm>
+                      <a:off x="0" y="0"/>
+                      <a:ext cx="2312014" cy="1732345"/>
+                    </a:xfrm>
+                    <a:prstGeom prst="rect">
+                      <a:avLst/>
+                    </a:prstGeom>
+                    <a:ln>
+                      <a:solidFill>
+                        <a:schemeClr val="tx1"/>
+                      </a:solidFill>
+                    </a:ln>
+                  </pic:spPr>
+                </pic:pic>
+              </a:graphicData>
+            </a:graphic>
+          </wp:inline>
+        </w:drawing>
+      </w:r>
     </w:p>
     <w:p/>
     <w:p>
@@ -892,7 +1015,7 @@
                     <pic:cNvPicPr/>
                   </pic:nvPicPr>
                   <pic:blipFill>
-                    <a:blip r:embed="rId14"/>
+                    <a:blip r:embed="rId16"/>
                     <a:stretch>
                       <a:fillRect/>
                     </a:stretch>
@@ -948,7 +1071,7 @@
                     <pic:cNvPicPr/>
                   </pic:nvPicPr>
                   <pic:blipFill>
-                    <a:blip r:embed="rId15"/>
+                    <a:blip r:embed="rId17"/>
                     <a:stretch>
                       <a:fillRect/>
                     </a:stretch>
@@ -1026,47 +1149,6 @@
           <w:bCs/>
         </w:rPr>
       </w:pPr>
-    </w:p>
-    <w:p>
-      <w:pPr>
-        <w:rPr>
-          <w:rFonts w:ascii="Arial" w:hAnsi="Arial" w:cs="Arial"/>
-          <w:b/>
-          <w:bCs/>
-        </w:rPr>
-      </w:pPr>
-      <w:r>
-        <w:rPr>
-          <w:rFonts w:ascii="Arial" w:hAnsi="Arial" w:cs="Arial"/>
-          <w:b/>
-          <w:bCs/>
-        </w:rPr>
-        <w:t xml:space="preserve">Overall Insight: </w:t>
-      </w:r>
-      <w:r>
-        <w:rPr>
-          <w:rFonts w:ascii="Arial" w:hAnsi="Arial" w:cs="Arial"/>
-        </w:rPr>
-        <w:t>Discounts are overused and do not meaningfully increase revenue or spending.</w:t>
-      </w:r>
-    </w:p>
-    <w:p>
-      <w:pPr>
-        <w:rPr>
-          <w:rFonts w:ascii="Arial" w:hAnsi="Arial" w:cs="Arial"/>
-          <w:b/>
-          <w:bCs/>
-        </w:rPr>
-      </w:pPr>
-    </w:p>
-    <w:p>
-      <w:pPr>
-        <w:rPr>
-          <w:rFonts w:ascii="Arial" w:hAnsi="Arial" w:cs="Arial"/>
-          <w:b/>
-          <w:bCs/>
-        </w:rPr>
-      </w:pPr>
       <w:r>
         <w:rPr>
           <w:rFonts w:ascii="Arial" w:hAnsi="Arial" w:cs="Arial"/>
@@ -1192,24 +1274,1695 @@
     </w:p>
     <w:p>
       <w:pPr>
-        <w:rPr>
-          <w:rFonts w:ascii="Arial" w:hAnsi="Arial" w:cs="Arial"/>
-        </w:rPr>
-      </w:pPr>
-    </w:p>
-    <w:p>
-      <w:pPr>
-        <w:rPr>
-          <w:rFonts w:ascii="Arial" w:hAnsi="Arial" w:cs="Arial"/>
-        </w:rPr>
-      </w:pPr>
-    </w:p>
-    <w:p>
-      <w:pPr>
-        <w:rPr>
-          <w:rFonts w:ascii="Arial" w:hAnsi="Arial" w:cs="Arial"/>
-        </w:rPr>
-      </w:pPr>
+        <w:pStyle w:val="Heading1"/>
+        <w:rPr>
+          <w:rFonts w:ascii="Arial" w:hAnsi="Arial" w:cs="Arial"/>
+          <w:b/>
+          <w:bCs/>
+          <w:color w:val="2E74B5" w:themeColor="accent1" w:themeShade="BF"/>
+          <w:sz w:val="28"/>
+          <w:szCs w:val="28"/>
+        </w:rPr>
+      </w:pPr>
+      <w:r>
+        <w:rPr>
+          <w:rFonts w:ascii="Arial" w:hAnsi="Arial" w:cs="Arial"/>
+          <w:b/>
+          <w:bCs/>
+          <w:color w:val="2E74B5" w:themeColor="accent1" w:themeShade="BF"/>
+          <w:sz w:val="28"/>
+          <w:szCs w:val="28"/>
+        </w:rPr>
+        <w:t>Customer Lifetime Value Strategy</w:t>
+      </w:r>
+      <w:r>
+        <w:rPr>
+          <w:rFonts w:ascii="Arial" w:hAnsi="Arial" w:cs="Arial"/>
+          <w:b/>
+          <w:bCs/>
+          <w:color w:val="2E74B5" w:themeColor="accent1" w:themeShade="BF"/>
+          <w:sz w:val="28"/>
+          <w:szCs w:val="28"/>
+        </w:rPr>
+        <w:t>:</w:t>
+      </w:r>
+    </w:p>
+    <w:p>
+      <w:r>
+        <w:rPr>
+          <w:rFonts w:ascii="Arial" w:hAnsi="Arial" w:cs="Arial"/>
+          <w:b/>
+          <w:bCs/>
+        </w:rPr>
+        <w:t>Age &amp; Gender Revenue Analysis</w:t>
+      </w:r>
+      <w:r>
+        <w:rPr>
+          <w:rFonts w:ascii="Arial" w:hAnsi="Arial" w:cs="Arial"/>
+          <w:b/>
+          <w:bCs/>
+        </w:rPr>
+        <w:t>:</w:t>
+      </w:r>
+    </w:p>
+    <w:p>
+      <w:pPr>
+        <w:pStyle w:val="ListParagraph"/>
+        <w:numPr>
+          <w:ilvl w:val="0"/>
+          <w:numId w:val="24"/>
+        </w:numPr>
+        <w:rPr>
+          <w:rFonts w:ascii="Arial" w:hAnsi="Arial" w:cs="Arial"/>
+          <w:b/>
+          <w:bCs/>
+        </w:rPr>
+      </w:pPr>
+      <w:r>
+        <w:rPr>
+          <w:rFonts w:ascii="Arial" w:hAnsi="Arial" w:cs="Arial"/>
+          <w:b/>
+          <w:bCs/>
+          <w:highlight w:val="yellow"/>
+        </w:rPr>
+        <w:t>Male – GenX: $103,128.93</w:t>
+      </w:r>
+    </w:p>
+    <w:p>
+      <w:pPr>
+        <w:pStyle w:val="ListParagraph"/>
+        <w:numPr>
+          <w:ilvl w:val="0"/>
+          <w:numId w:val="24"/>
+        </w:numPr>
+        <w:rPr>
+          <w:rFonts w:ascii="Arial" w:hAnsi="Arial" w:cs="Arial"/>
+        </w:rPr>
+      </w:pPr>
+      <w:r>
+        <w:rPr>
+          <w:rFonts w:ascii="Arial" w:hAnsi="Arial" w:cs="Arial"/>
+        </w:rPr>
+        <w:t>Male – GenY: $97,842.51</w:t>
+      </w:r>
+    </w:p>
+    <w:p>
+      <w:pPr>
+        <w:pStyle w:val="ListParagraph"/>
+        <w:numPr>
+          <w:ilvl w:val="0"/>
+          <w:numId w:val="24"/>
+        </w:numPr>
+        <w:rPr>
+          <w:rFonts w:ascii="Arial" w:hAnsi="Arial" w:cs="Arial"/>
+        </w:rPr>
+      </w:pPr>
+      <w:r>
+        <w:rPr>
+          <w:rFonts w:ascii="Arial" w:hAnsi="Arial" w:cs="Arial"/>
+        </w:rPr>
+        <w:t>Male – GenZ: $75,679.73</w:t>
+      </w:r>
+    </w:p>
+    <w:p>
+      <w:pPr>
+        <w:pStyle w:val="ListParagraph"/>
+        <w:numPr>
+          <w:ilvl w:val="0"/>
+          <w:numId w:val="24"/>
+        </w:numPr>
+        <w:rPr>
+          <w:rFonts w:ascii="Arial" w:hAnsi="Arial" w:cs="Arial"/>
+        </w:rPr>
+      </w:pPr>
+      <w:r>
+        <w:rPr>
+          <w:rFonts w:ascii="Arial" w:hAnsi="Arial" w:cs="Arial"/>
+        </w:rPr>
+        <w:t>Male – Boomers: $55,449.82</w:t>
+      </w:r>
+    </w:p>
+    <w:p>
+      <w:pPr>
+        <w:pStyle w:val="ListParagraph"/>
+        <w:numPr>
+          <w:ilvl w:val="0"/>
+          <w:numId w:val="24"/>
+        </w:numPr>
+        <w:rPr>
+          <w:rFonts w:ascii="Arial" w:hAnsi="Arial" w:cs="Arial"/>
+        </w:rPr>
+      </w:pPr>
+      <w:r>
+        <w:rPr>
+          <w:rFonts w:ascii="Arial" w:hAnsi="Arial" w:cs="Arial"/>
+        </w:rPr>
+        <w:t>Female – GenY: $50,750.71</w:t>
+      </w:r>
+    </w:p>
+    <w:p>
+      <w:pPr>
+        <w:pStyle w:val="ListParagraph"/>
+        <w:numPr>
+          <w:ilvl w:val="0"/>
+          <w:numId w:val="24"/>
+        </w:numPr>
+        <w:rPr>
+          <w:rFonts w:ascii="Arial" w:hAnsi="Arial" w:cs="Arial"/>
+        </w:rPr>
+      </w:pPr>
+      <w:r>
+        <w:rPr>
+          <w:rFonts w:ascii="Arial" w:hAnsi="Arial" w:cs="Arial"/>
+        </w:rPr>
+        <w:t>Female – GenX: $49,875.32</w:t>
+      </w:r>
+    </w:p>
+    <w:p>
+      <w:pPr>
+        <w:pStyle w:val="ListParagraph"/>
+        <w:numPr>
+          <w:ilvl w:val="0"/>
+          <w:numId w:val="24"/>
+        </w:numPr>
+        <w:rPr>
+          <w:rFonts w:ascii="Arial" w:hAnsi="Arial" w:cs="Arial"/>
+        </w:rPr>
+      </w:pPr>
+      <w:r>
+        <w:rPr>
+          <w:rFonts w:ascii="Arial" w:hAnsi="Arial" w:cs="Arial"/>
+        </w:rPr>
+        <w:t>Female – GenZ: $37,606.01</w:t>
+      </w:r>
+    </w:p>
+    <w:p>
+      <w:pPr>
+        <w:pStyle w:val="ListParagraph"/>
+        <w:numPr>
+          <w:ilvl w:val="0"/>
+          <w:numId w:val="24"/>
+        </w:numPr>
+        <w:rPr>
+          <w:rFonts w:ascii="Arial" w:hAnsi="Arial" w:cs="Arial"/>
+        </w:rPr>
+      </w:pPr>
+      <w:r>
+        <w:rPr>
+          <w:rFonts w:ascii="Arial" w:hAnsi="Arial" w:cs="Arial"/>
+        </w:rPr>
+        <w:t>Female – Boomers: $28,194.93</w:t>
+      </w:r>
+    </w:p>
+    <w:p>
+      <w:pPr>
+        <w:ind w:left="360"/>
+        <w:rPr>
+          <w:rFonts w:ascii="Arial" w:hAnsi="Arial" w:cs="Arial"/>
+        </w:rPr>
+      </w:pPr>
+    </w:p>
+    <w:p>
+      <w:pPr>
+        <w:rPr>
+          <w:rFonts w:ascii="Arial" w:hAnsi="Arial" w:cs="Arial"/>
+          <w:color w:val="2E74B5" w:themeColor="accent1" w:themeShade="BF"/>
+        </w:rPr>
+      </w:pPr>
+      <w:r>
+        <w:rPr>
+          <w:rFonts w:ascii="Arial" w:hAnsi="Arial" w:cs="Arial"/>
+          <w:b/>
+          <w:bCs/>
+          <w:color w:val="2E74B5" w:themeColor="accent1" w:themeShade="BF"/>
+        </w:rPr>
+        <w:t>Insight one:</w:t>
+      </w:r>
+      <w:r>
+        <w:rPr>
+          <w:rFonts w:ascii="Arial" w:hAnsi="Arial" w:cs="Arial"/>
+          <w:color w:val="2E74B5" w:themeColor="accent1" w:themeShade="BF"/>
+        </w:rPr>
+        <w:t xml:space="preserve"> </w:t>
+      </w:r>
+      <w:r>
+        <w:rPr>
+          <w:rFonts w:ascii="Arial" w:hAnsi="Arial" w:cs="Arial"/>
+          <w:color w:val="2E74B5" w:themeColor="accent1" w:themeShade="BF"/>
+        </w:rPr>
+        <w:t>Male customers across GenX</w:t>
+      </w:r>
+      <w:r>
+        <w:rPr>
+          <w:rFonts w:ascii="Arial" w:hAnsi="Arial" w:cs="Arial"/>
+          <w:color w:val="2E74B5" w:themeColor="accent1" w:themeShade="BF"/>
+        </w:rPr>
+        <w:t>(age:46-61)</w:t>
+      </w:r>
+      <w:r>
+        <w:rPr>
+          <w:rFonts w:ascii="Arial" w:hAnsi="Arial" w:cs="Arial"/>
+          <w:color w:val="2E74B5" w:themeColor="accent1" w:themeShade="BF"/>
+        </w:rPr>
+        <w:t xml:space="preserve"> and GenY</w:t>
+      </w:r>
+      <w:r>
+        <w:rPr>
+          <w:rFonts w:ascii="Arial" w:hAnsi="Arial" w:cs="Arial"/>
+          <w:color w:val="2E74B5" w:themeColor="accent1" w:themeShade="BF"/>
+        </w:rPr>
+        <w:t>(age:30-45)</w:t>
+      </w:r>
+      <w:r>
+        <w:rPr>
+          <w:rFonts w:ascii="Arial" w:hAnsi="Arial" w:cs="Arial"/>
+          <w:color w:val="2E74B5" w:themeColor="accent1" w:themeShade="BF"/>
+        </w:rPr>
+        <w:t xml:space="preserve"> generate the highest total revenue.</w:t>
+      </w:r>
+    </w:p>
+    <w:p>
+      <w:pPr>
+        <w:rPr>
+          <w:rFonts w:ascii="Arial" w:hAnsi="Arial" w:cs="Arial"/>
+          <w:color w:val="2E74B5" w:themeColor="accent1" w:themeShade="BF"/>
+        </w:rPr>
+      </w:pPr>
+    </w:p>
+    <w:p>
+      <w:r>
+        <w:rPr>
+          <w:rFonts w:ascii="Arial" w:hAnsi="Arial" w:cs="Arial"/>
+          <w:b/>
+          <w:bCs/>
+        </w:rPr>
+        <w:t>Subscription &amp; Purchase Frequency Analysis</w:t>
+      </w:r>
+      <w:r>
+        <w:rPr>
+          <w:rFonts w:ascii="Arial" w:hAnsi="Arial" w:cs="Arial"/>
+          <w:b/>
+          <w:bCs/>
+        </w:rPr>
+        <w:t>:</w:t>
+      </w:r>
+    </w:p>
+    <w:p>
+      <w:pPr>
+        <w:pStyle w:val="ListParagraph"/>
+        <w:numPr>
+          <w:ilvl w:val="0"/>
+          <w:numId w:val="24"/>
+        </w:numPr>
+        <w:rPr>
+          <w:rFonts w:ascii="Arial" w:hAnsi="Arial" w:cs="Arial"/>
+        </w:rPr>
+      </w:pPr>
+      <w:r>
+        <w:rPr>
+          <w:rFonts w:ascii="Arial" w:hAnsi="Arial" w:cs="Arial"/>
+          <w:b/>
+          <w:bCs/>
+        </w:rPr>
+        <w:t>Subscribed customers purchase amount and Non Subscribe puchase Puchase</w:t>
+      </w:r>
+    </w:p>
+    <w:p>
+      <w:pPr>
+        <w:pStyle w:val="ListParagraph"/>
+        <w:numPr>
+          <w:ilvl w:val="0"/>
+          <w:numId w:val="24"/>
+        </w:numPr>
+        <w:rPr>
+          <w:rFonts w:ascii="Arial" w:hAnsi="Arial" w:cs="Arial"/>
+        </w:rPr>
+      </w:pPr>
+      <w:r>
+        <w:rPr>
+          <w:rFonts w:ascii="Arial" w:hAnsi="Arial" w:cs="Arial"/>
+        </w:rPr>
+        <w:t>Subscribed customers do not significantly outperform non-subscribed customers in average purchase amount (~$60 across segments).</w:t>
+      </w:r>
+    </w:p>
+    <w:p>
+      <w:pPr>
+        <w:pStyle w:val="ListParagraph"/>
+        <w:numPr>
+          <w:ilvl w:val="0"/>
+          <w:numId w:val="24"/>
+        </w:numPr>
+        <w:rPr>
+          <w:rFonts w:ascii="Arial" w:hAnsi="Arial" w:cs="Arial"/>
+        </w:rPr>
+      </w:pPr>
+      <w:r>
+        <w:rPr>
+          <w:rFonts w:ascii="Arial" w:hAnsi="Arial" w:cs="Arial"/>
+        </w:rPr>
+        <w:t>Order volume is higher among non-subscribed customers.</w:t>
+      </w:r>
+    </w:p>
+    <w:p>
+      <w:pPr>
+        <w:rPr>
+          <w:rFonts w:ascii="Arial" w:hAnsi="Arial" w:cs="Arial"/>
+        </w:rPr>
+      </w:pPr>
+    </w:p>
+    <w:p>
+      <w:pPr>
+        <w:rPr>
+          <w:rFonts w:ascii="Arial" w:hAnsi="Arial" w:cs="Arial"/>
+          <w:color w:val="2E74B5" w:themeColor="accent1" w:themeShade="BF"/>
+        </w:rPr>
+      </w:pPr>
+      <w:r>
+        <w:rPr>
+          <w:rFonts w:ascii="Arial" w:hAnsi="Arial" w:cs="Arial"/>
+          <w:b/>
+          <w:bCs/>
+          <w:color w:val="2E74B5" w:themeColor="accent1" w:themeShade="BF"/>
+        </w:rPr>
+        <w:t xml:space="preserve">Insight </w:t>
+      </w:r>
+      <w:r>
+        <w:rPr>
+          <w:rFonts w:ascii="Arial" w:hAnsi="Arial" w:cs="Arial"/>
+          <w:b/>
+          <w:bCs/>
+          <w:color w:val="2E74B5" w:themeColor="accent1" w:themeShade="BF"/>
+        </w:rPr>
+        <w:t>Two</w:t>
+      </w:r>
+      <w:r>
+        <w:rPr>
+          <w:rFonts w:ascii="Arial" w:hAnsi="Arial" w:cs="Arial"/>
+          <w:b/>
+          <w:bCs/>
+          <w:color w:val="2E74B5" w:themeColor="accent1" w:themeShade="BF"/>
+        </w:rPr>
+        <w:t>:</w:t>
+      </w:r>
+      <w:r>
+        <w:rPr>
+          <w:rFonts w:ascii="Arial" w:hAnsi="Arial" w:cs="Arial"/>
+          <w:color w:val="2E74B5" w:themeColor="accent1" w:themeShade="BF"/>
+        </w:rPr>
+        <w:t xml:space="preserve"> </w:t>
+      </w:r>
+      <w:r>
+        <w:rPr>
+          <w:rFonts w:ascii="Arial" w:hAnsi="Arial" w:cs="Arial"/>
+          <w:color w:val="2E74B5" w:themeColor="accent1" w:themeShade="BF"/>
+        </w:rPr>
+        <w:t>Subscription status does not significantly increase purchase frequency or basket size.</w:t>
+      </w:r>
+    </w:p>
+    <w:p>
+      <w:pPr>
+        <w:rPr>
+          <w:rFonts w:ascii="Arial" w:hAnsi="Arial" w:cs="Arial"/>
+          <w:color w:val="2E74B5" w:themeColor="accent1" w:themeShade="BF"/>
+        </w:rPr>
+      </w:pPr>
+    </w:p>
+    <w:p>
+      <w:r>
+        <w:rPr>
+          <w:rFonts w:ascii="Arial" w:hAnsi="Arial" w:cs="Arial"/>
+          <w:b/>
+          <w:bCs/>
+        </w:rPr>
+        <w:t>Previous Purchases vs Spending Correlation</w:t>
+      </w:r>
+    </w:p>
+    <w:p>
+      <w:pPr>
+        <w:pStyle w:val="ListParagraph"/>
+        <w:numPr>
+          <w:ilvl w:val="0"/>
+          <w:numId w:val="24"/>
+        </w:numPr>
+        <w:rPr>
+          <w:rFonts w:ascii="Arial" w:hAnsi="Arial" w:cs="Arial"/>
+        </w:rPr>
+      </w:pPr>
+      <w:r>
+        <w:rPr>
+          <w:rFonts w:ascii="Arial" w:hAnsi="Arial" w:cs="Arial"/>
+        </w:rPr>
+        <w:t>Correlation between Previous Purchases and Spending: –0.01</w:t>
+      </w:r>
+    </w:p>
+    <w:p>
+      <w:pPr>
+        <w:rPr>
+          <w:rFonts w:ascii="Arial" w:hAnsi="Arial" w:cs="Arial"/>
+        </w:rPr>
+      </w:pPr>
+    </w:p>
+    <w:p>
+      <w:pPr>
+        <w:rPr>
+          <w:rFonts w:ascii="Arial" w:hAnsi="Arial" w:cs="Arial"/>
+          <w:color w:val="2E74B5" w:themeColor="accent1" w:themeShade="BF"/>
+        </w:rPr>
+      </w:pPr>
+      <w:r>
+        <w:rPr>
+          <w:rFonts w:ascii="Arial" w:hAnsi="Arial" w:cs="Arial"/>
+          <w:b/>
+          <w:bCs/>
+          <w:color w:val="2E74B5" w:themeColor="accent1" w:themeShade="BF"/>
+        </w:rPr>
+        <w:t xml:space="preserve">Insight </w:t>
+      </w:r>
+      <w:r>
+        <w:rPr>
+          <w:rFonts w:ascii="Arial" w:hAnsi="Arial" w:cs="Arial"/>
+          <w:b/>
+          <w:bCs/>
+          <w:color w:val="2E74B5" w:themeColor="accent1" w:themeShade="BF"/>
+        </w:rPr>
+        <w:t>Three</w:t>
+      </w:r>
+      <w:r>
+        <w:rPr>
+          <w:rFonts w:ascii="Arial" w:hAnsi="Arial" w:cs="Arial"/>
+          <w:b/>
+          <w:bCs/>
+          <w:color w:val="2E74B5" w:themeColor="accent1" w:themeShade="BF"/>
+        </w:rPr>
+        <w:t>:</w:t>
+      </w:r>
+      <w:r>
+        <w:rPr>
+          <w:rFonts w:ascii="Arial" w:hAnsi="Arial" w:cs="Arial"/>
+          <w:color w:val="2E74B5" w:themeColor="accent1" w:themeShade="BF"/>
+        </w:rPr>
+        <w:t xml:space="preserve"> </w:t>
+      </w:r>
+      <w:r>
+        <w:rPr>
+          <w:rFonts w:ascii="Arial" w:hAnsi="Arial" w:cs="Arial"/>
+          <w:color w:val="2E74B5" w:themeColor="accent1" w:themeShade="BF"/>
+        </w:rPr>
+        <w:t>There is no meaningful relationship between purchase history and spending.</w:t>
+      </w:r>
+    </w:p>
+    <w:p>
+      <w:r>
+        <w:rPr>
+          <w:rFonts w:ascii="Arial" w:hAnsi="Arial" w:cs="Arial"/>
+          <w:b/>
+          <w:bCs/>
+        </w:rPr>
+        <w:t>KPI</w:t>
+      </w:r>
+    </w:p>
+    <w:p>
+      <w:pPr>
+        <w:pStyle w:val="ListParagraph"/>
+        <w:numPr>
+          <w:ilvl w:val="0"/>
+          <w:numId w:val="24"/>
+        </w:numPr>
+        <w:rPr>
+          <w:rFonts w:ascii="Arial" w:hAnsi="Arial" w:cs="Arial"/>
+        </w:rPr>
+      </w:pPr>
+      <w:r>
+        <w:rPr>
+          <w:rFonts w:ascii="Arial" w:hAnsi="Arial" w:cs="Arial"/>
+        </w:rPr>
+        <w:t>Average Lifetime Spend per Customer</w:t>
+      </w:r>
+      <w:r>
+        <w:rPr>
+          <w:rFonts w:ascii="Arial" w:hAnsi="Arial" w:cs="Arial"/>
+        </w:rPr>
+        <w:t xml:space="preserve">: </w:t>
+      </w:r>
+      <w:r>
+        <w:rPr>
+          <w:rFonts w:ascii="Arial" w:hAnsi="Arial" w:cs="Arial"/>
+        </w:rPr>
+        <w:t>$127.8</w:t>
+      </w:r>
+    </w:p>
+    <w:p>
+      <w:pPr>
+        <w:pStyle w:val="ListParagraph"/>
+        <w:numPr>
+          <w:ilvl w:val="0"/>
+          <w:numId w:val="24"/>
+        </w:numPr>
+        <w:rPr>
+          <w:rFonts w:ascii="Arial" w:hAnsi="Arial" w:cs="Arial"/>
+        </w:rPr>
+      </w:pPr>
+      <w:r>
+        <w:rPr>
+          <w:rFonts w:ascii="Arial" w:hAnsi="Arial" w:cs="Arial"/>
+        </w:rPr>
+        <w:t>Purchase Frequency Distribution</w:t>
+      </w:r>
+    </w:p>
+    <w:p>
+      <w:pPr>
+        <w:pStyle w:val="ListParagraph"/>
+        <w:numPr>
+          <w:ilvl w:val="3"/>
+          <w:numId w:val="34"/>
+        </w:numPr>
+        <w:rPr>
+          <w:rFonts w:ascii="Arial" w:hAnsi="Arial" w:cs="Arial"/>
+        </w:rPr>
+      </w:pPr>
+      <w:r>
+        <w:rPr>
+          <w:rFonts w:ascii="Arial" w:hAnsi="Arial" w:cs="Arial"/>
+        </w:rPr>
+        <w:t>Every 3 Months – 1,253 customers</w:t>
+      </w:r>
+    </w:p>
+    <w:p>
+      <w:pPr>
+        <w:pStyle w:val="ListParagraph"/>
+        <w:numPr>
+          <w:ilvl w:val="3"/>
+          <w:numId w:val="34"/>
+        </w:numPr>
+        <w:rPr>
+          <w:rFonts w:ascii="Arial" w:hAnsi="Arial" w:cs="Arial"/>
+        </w:rPr>
+      </w:pPr>
+      <w:r>
+        <w:rPr>
+          <w:rFonts w:ascii="Arial" w:hAnsi="Arial" w:cs="Arial"/>
+        </w:rPr>
+        <w:lastRenderedPageBreak/>
+        <w:t>Annually – 1,211 customers</w:t>
+      </w:r>
+    </w:p>
+    <w:p>
+      <w:pPr>
+        <w:pStyle w:val="ListParagraph"/>
+        <w:numPr>
+          <w:ilvl w:val="3"/>
+          <w:numId w:val="34"/>
+        </w:numPr>
+        <w:rPr>
+          <w:rFonts w:ascii="Arial" w:hAnsi="Arial" w:cs="Arial"/>
+        </w:rPr>
+      </w:pPr>
+      <w:r>
+        <w:rPr>
+          <w:rFonts w:ascii="Arial" w:hAnsi="Arial" w:cs="Arial"/>
+        </w:rPr>
+        <w:t>Quarterly – 1,196 customers</w:t>
+      </w:r>
+    </w:p>
+    <w:p>
+      <w:pPr>
+        <w:pStyle w:val="ListParagraph"/>
+        <w:numPr>
+          <w:ilvl w:val="3"/>
+          <w:numId w:val="34"/>
+        </w:numPr>
+        <w:rPr>
+          <w:rFonts w:ascii="Arial" w:hAnsi="Arial" w:cs="Arial"/>
+        </w:rPr>
+      </w:pPr>
+      <w:r>
+        <w:rPr>
+          <w:rFonts w:ascii="Arial" w:hAnsi="Arial" w:cs="Arial"/>
+        </w:rPr>
+        <w:t>Monthly – 1,173 customers</w:t>
+      </w:r>
+    </w:p>
+    <w:p>
+      <w:pPr>
+        <w:pStyle w:val="ListParagraph"/>
+        <w:numPr>
+          <w:ilvl w:val="0"/>
+          <w:numId w:val="24"/>
+        </w:numPr>
+        <w:rPr>
+          <w:rFonts w:ascii="Arial" w:hAnsi="Arial" w:cs="Arial"/>
+        </w:rPr>
+      </w:pPr>
+      <w:r>
+        <w:rPr>
+          <w:rFonts w:ascii="Arial" w:hAnsi="Arial" w:cs="Arial"/>
+        </w:rPr>
+        <w:t>High-Value Customer Share: 20%</w:t>
+      </w:r>
+    </w:p>
+    <w:p>
+      <w:pPr>
+        <w:rPr>
+          <w:rFonts w:ascii="Arial" w:hAnsi="Arial" w:cs="Arial"/>
+        </w:rPr>
+      </w:pPr>
+    </w:p>
+    <w:p>
+      <w:pPr>
+        <w:rPr>
+          <w:rFonts w:ascii="Arial" w:hAnsi="Arial" w:cs="Arial"/>
+        </w:rPr>
+      </w:pPr>
+    </w:p>
+    <w:p>
+      <w:pPr>
+        <w:rPr>
+          <w:rFonts w:ascii="Arial" w:hAnsi="Arial" w:cs="Arial"/>
+          <w:color w:val="2E74B5" w:themeColor="accent1" w:themeShade="BF"/>
+        </w:rPr>
+      </w:pPr>
+      <w:r>
+        <w:rPr>
+          <w:rFonts w:ascii="Arial" w:hAnsi="Arial" w:cs="Arial"/>
+          <w:b/>
+          <w:bCs/>
+          <w:color w:val="2E74B5" w:themeColor="accent1" w:themeShade="BF"/>
+        </w:rPr>
+        <w:t xml:space="preserve">Insight </w:t>
+      </w:r>
+      <w:r>
+        <w:rPr>
+          <w:rFonts w:ascii="Arial" w:hAnsi="Arial" w:cs="Arial"/>
+          <w:b/>
+          <w:bCs/>
+          <w:color w:val="2E74B5" w:themeColor="accent1" w:themeShade="BF"/>
+        </w:rPr>
+        <w:t>Four</w:t>
+      </w:r>
+      <w:r>
+        <w:rPr>
+          <w:rFonts w:ascii="Arial" w:hAnsi="Arial" w:cs="Arial"/>
+          <w:b/>
+          <w:bCs/>
+          <w:color w:val="2E74B5" w:themeColor="accent1" w:themeShade="BF"/>
+        </w:rPr>
+        <w:t>:</w:t>
+      </w:r>
+      <w:r>
+        <w:rPr>
+          <w:rFonts w:ascii="Arial" w:hAnsi="Arial" w:cs="Arial"/>
+          <w:color w:val="2E74B5" w:themeColor="accent1" w:themeShade="BF"/>
+        </w:rPr>
+        <w:t xml:space="preserve"> </w:t>
+      </w:r>
+      <w:r>
+        <w:rPr>
+          <w:rFonts w:ascii="Arial" w:hAnsi="Arial" w:cs="Arial"/>
+          <w:color w:val="2E74B5" w:themeColor="accent1" w:themeShade="BF"/>
+        </w:rPr>
+        <w:t>A small group (top 20%) contributes disproportionately higher value.</w:t>
+      </w:r>
+    </w:p>
+    <w:p>
+      <w:pPr>
+        <w:rPr>
+          <w:rFonts w:ascii="Arial" w:hAnsi="Arial" w:cs="Arial"/>
+          <w:color w:val="2E74B5" w:themeColor="accent1" w:themeShade="BF"/>
+        </w:rPr>
+      </w:pPr>
+      <w:r>
+        <w:rPr>
+          <w:rFonts w:ascii="Arial" w:hAnsi="Arial" w:cs="Arial"/>
+          <w:color w:val="2E74B5" w:themeColor="accent1" w:themeShade="BF"/>
+        </w:rPr>
+        <w:t>This is the most strategically important segment.</w:t>
+      </w:r>
+    </w:p>
+    <w:p>
+      <w:pPr>
+        <w:rPr>
+          <w:rFonts w:ascii="Arial" w:hAnsi="Arial" w:cs="Arial"/>
+          <w:color w:val="2E74B5" w:themeColor="accent1" w:themeShade="BF"/>
+        </w:rPr>
+      </w:pPr>
+    </w:p>
+    <w:p>
+      <w:pPr>
+        <w:rPr>
+          <w:rFonts w:ascii="Arial" w:hAnsi="Arial" w:cs="Arial"/>
+          <w:b/>
+          <w:bCs/>
+        </w:rPr>
+      </w:pPr>
+      <w:r>
+        <w:rPr>
+          <w:rFonts w:ascii="Arial" w:hAnsi="Arial" w:cs="Arial"/>
+          <w:b/>
+          <w:bCs/>
+        </w:rPr>
+        <w:t>Recommendations to</w:t>
+      </w:r>
+      <w:r>
+        <w:rPr>
+          <w:rFonts w:ascii="Arial" w:hAnsi="Arial" w:cs="Arial"/>
+          <w:b/>
+          <w:bCs/>
+        </w:rPr>
+        <w:t xml:space="preserve"> Customer segments</w:t>
+      </w:r>
+      <w:r>
+        <w:rPr>
+          <w:rFonts w:ascii="Arial" w:hAnsi="Arial" w:cs="Arial"/>
+          <w:b/>
+          <w:bCs/>
+        </w:rPr>
+        <w:t>:</w:t>
+      </w:r>
+    </w:p>
+    <w:p>
+      <w:pPr>
+        <w:pStyle w:val="ListParagraph"/>
+        <w:numPr>
+          <w:ilvl w:val="0"/>
+          <w:numId w:val="26"/>
+        </w:numPr>
+        <w:rPr>
+          <w:rFonts w:ascii="Arial" w:hAnsi="Arial" w:cs="Arial"/>
+        </w:rPr>
+      </w:pPr>
+      <w:r>
+        <w:rPr>
+          <w:rFonts w:ascii="Arial" w:hAnsi="Arial" w:cs="Arial"/>
+        </w:rPr>
+        <w:t>Focus personalized campaigns on GenX &amp; GenY male customers</w:t>
+      </w:r>
+    </w:p>
+    <w:p>
+      <w:pPr>
+        <w:pStyle w:val="ListParagraph"/>
+        <w:numPr>
+          <w:ilvl w:val="0"/>
+          <w:numId w:val="26"/>
+        </w:numPr>
+        <w:rPr>
+          <w:rFonts w:ascii="Arial" w:hAnsi="Arial" w:cs="Arial"/>
+        </w:rPr>
+      </w:pPr>
+      <w:r>
+        <w:rPr>
+          <w:rFonts w:ascii="Arial" w:hAnsi="Arial" w:cs="Arial"/>
+        </w:rPr>
+        <w:t>Identify customers above the $83.94 average spend threshold</w:t>
+      </w:r>
+    </w:p>
+    <w:p>
+      <w:pPr>
+        <w:rPr>
+          <w:rFonts w:ascii="Arial" w:hAnsi="Arial" w:cs="Arial"/>
+        </w:rPr>
+      </w:pPr>
+    </w:p>
+    <w:p>
+      <w:pPr>
+        <w:tabs>
+          <w:tab w:val="left" w:pos="3221"/>
+        </w:tabs>
+        <w:rPr>
+          <w:rFonts w:ascii="Arial" w:hAnsi="Arial" w:cs="Arial"/>
+          <w:b/>
+          <w:bCs/>
+        </w:rPr>
+      </w:pPr>
+      <w:r>
+        <w:rPr>
+          <w:rFonts w:ascii="Arial" w:hAnsi="Arial" w:cs="Arial"/>
+          <w:b/>
+          <w:bCs/>
+        </w:rPr>
+        <w:t>Conclusion:</w:t>
+      </w:r>
+    </w:p>
+    <w:p>
+      <w:pPr>
+        <w:rPr>
+          <w:rFonts w:ascii="Arial" w:hAnsi="Arial" w:cs="Arial"/>
+        </w:rPr>
+      </w:pPr>
+      <w:r>
+        <w:rPr>
+          <w:rFonts w:ascii="Arial" w:hAnsi="Arial" w:cs="Arial"/>
+        </w:rPr>
+        <w:t>Customer lifetime value is concentrated within specific demographic segments rather than being evenly distributed. Since subscription and repeat purchases do not significantly increase per-order spending, revenue growth should focus on identifying and nurturing high-value customer segments through personalized engagement strategies rather than broad discount-based campaigns.</w:t>
+      </w:r>
+    </w:p>
+    <w:p>
+      <w:pPr>
+        <w:rPr>
+          <w:rFonts w:ascii="Arial" w:hAnsi="Arial" w:cs="Arial"/>
+        </w:rPr>
+      </w:pPr>
+    </w:p>
+    <w:p>
+      <w:pPr>
+        <w:pStyle w:val="Heading1"/>
+        <w:rPr>
+          <w:rFonts w:ascii="Arial" w:hAnsi="Arial" w:cs="Arial"/>
+          <w:b/>
+          <w:bCs/>
+          <w:color w:val="2E74B5" w:themeColor="accent1" w:themeShade="BF"/>
+          <w:sz w:val="28"/>
+          <w:szCs w:val="28"/>
+        </w:rPr>
+      </w:pPr>
+      <w:r>
+        <w:rPr>
+          <w:rFonts w:ascii="Arial" w:hAnsi="Arial" w:cs="Arial"/>
+          <w:b/>
+          <w:bCs/>
+          <w:color w:val="2E74B5" w:themeColor="accent1" w:themeShade="BF"/>
+          <w:sz w:val="28"/>
+          <w:szCs w:val="28"/>
+        </w:rPr>
+        <w:t>Inventory Optimization Strategy</w:t>
+      </w:r>
+      <w:r>
+        <w:rPr>
+          <w:rFonts w:ascii="Arial" w:hAnsi="Arial" w:cs="Arial"/>
+          <w:b/>
+          <w:bCs/>
+          <w:color w:val="2E74B5" w:themeColor="accent1" w:themeShade="BF"/>
+          <w:sz w:val="28"/>
+          <w:szCs w:val="28"/>
+        </w:rPr>
+        <w:t>:</w:t>
+      </w:r>
+    </w:p>
+    <w:p>
+      <w:r>
+        <w:rPr>
+          <w:rFonts w:ascii="Arial" w:hAnsi="Arial" w:cs="Arial"/>
+          <w:b/>
+          <w:bCs/>
+        </w:rPr>
+        <w:t>Age &amp; Gender Revenue Analysis</w:t>
+      </w:r>
+      <w:r>
+        <w:rPr>
+          <w:rFonts w:ascii="Arial" w:hAnsi="Arial" w:cs="Arial"/>
+          <w:b/>
+          <w:bCs/>
+        </w:rPr>
+        <w:t>:</w:t>
+      </w:r>
+    </w:p>
+    <w:p>
+      <w:pPr>
+        <w:pStyle w:val="ListParagraph"/>
+        <w:numPr>
+          <w:ilvl w:val="0"/>
+          <w:numId w:val="24"/>
+        </w:numPr>
+        <w:rPr>
+          <w:rFonts w:ascii="Arial" w:hAnsi="Arial" w:cs="Arial"/>
+          <w:b/>
+          <w:bCs/>
+        </w:rPr>
+      </w:pPr>
+      <w:r>
+        <w:rPr>
+          <w:rFonts w:ascii="Arial" w:hAnsi="Arial" w:cs="Arial"/>
+          <w:b/>
+          <w:bCs/>
+          <w:highlight w:val="yellow"/>
+        </w:rPr>
+        <w:t>Male – GenX: $103,128.93</w:t>
+      </w:r>
+    </w:p>
+    <w:p>
+      <w:pPr>
+        <w:pStyle w:val="ListParagraph"/>
+        <w:numPr>
+          <w:ilvl w:val="0"/>
+          <w:numId w:val="24"/>
+        </w:numPr>
+        <w:rPr>
+          <w:rFonts w:ascii="Arial" w:hAnsi="Arial" w:cs="Arial"/>
+        </w:rPr>
+      </w:pPr>
+      <w:r>
+        <w:rPr>
+          <w:rFonts w:ascii="Arial" w:hAnsi="Arial" w:cs="Arial"/>
+        </w:rPr>
+        <w:t>Male – GenY: $97,842.51</w:t>
+      </w:r>
+    </w:p>
+    <w:p>
+      <w:pPr>
+        <w:pStyle w:val="ListParagraph"/>
+        <w:numPr>
+          <w:ilvl w:val="0"/>
+          <w:numId w:val="24"/>
+        </w:numPr>
+        <w:rPr>
+          <w:rFonts w:ascii="Arial" w:hAnsi="Arial" w:cs="Arial"/>
+        </w:rPr>
+      </w:pPr>
+      <w:r>
+        <w:rPr>
+          <w:rFonts w:ascii="Arial" w:hAnsi="Arial" w:cs="Arial"/>
+        </w:rPr>
+        <w:t>Male – GenZ: $75,679.73</w:t>
+      </w:r>
+    </w:p>
+    <w:p>
+      <w:pPr>
+        <w:pStyle w:val="ListParagraph"/>
+        <w:numPr>
+          <w:ilvl w:val="0"/>
+          <w:numId w:val="24"/>
+        </w:numPr>
+        <w:rPr>
+          <w:rFonts w:ascii="Arial" w:hAnsi="Arial" w:cs="Arial"/>
+        </w:rPr>
+      </w:pPr>
+      <w:r>
+        <w:rPr>
+          <w:rFonts w:ascii="Arial" w:hAnsi="Arial" w:cs="Arial"/>
+        </w:rPr>
+        <w:t>Male – Boomers: $55,449.82</w:t>
+      </w:r>
+    </w:p>
+    <w:p>
+      <w:pPr>
+        <w:pStyle w:val="ListParagraph"/>
+        <w:numPr>
+          <w:ilvl w:val="0"/>
+          <w:numId w:val="24"/>
+        </w:numPr>
+        <w:rPr>
+          <w:rFonts w:ascii="Arial" w:hAnsi="Arial" w:cs="Arial"/>
+        </w:rPr>
+      </w:pPr>
+      <w:r>
+        <w:rPr>
+          <w:rFonts w:ascii="Arial" w:hAnsi="Arial" w:cs="Arial"/>
+        </w:rPr>
+        <w:t>Female – GenY: $50,750.71</w:t>
+      </w:r>
+    </w:p>
+    <w:p>
+      <w:pPr>
+        <w:pStyle w:val="ListParagraph"/>
+        <w:numPr>
+          <w:ilvl w:val="0"/>
+          <w:numId w:val="24"/>
+        </w:numPr>
+        <w:rPr>
+          <w:rFonts w:ascii="Arial" w:hAnsi="Arial" w:cs="Arial"/>
+        </w:rPr>
+      </w:pPr>
+      <w:r>
+        <w:rPr>
+          <w:rFonts w:ascii="Arial" w:hAnsi="Arial" w:cs="Arial"/>
+        </w:rPr>
+        <w:t>Female – GenX: $49,875.32</w:t>
+      </w:r>
+    </w:p>
+    <w:p>
+      <w:pPr>
+        <w:pStyle w:val="ListParagraph"/>
+        <w:numPr>
+          <w:ilvl w:val="0"/>
+          <w:numId w:val="24"/>
+        </w:numPr>
+        <w:rPr>
+          <w:rFonts w:ascii="Arial" w:hAnsi="Arial" w:cs="Arial"/>
+        </w:rPr>
+      </w:pPr>
+      <w:r>
+        <w:rPr>
+          <w:rFonts w:ascii="Arial" w:hAnsi="Arial" w:cs="Arial"/>
+        </w:rPr>
+        <w:t>Female – GenZ: $37,606.01</w:t>
+      </w:r>
+    </w:p>
+    <w:p>
+      <w:pPr>
+        <w:pStyle w:val="ListParagraph"/>
+        <w:numPr>
+          <w:ilvl w:val="0"/>
+          <w:numId w:val="24"/>
+        </w:numPr>
+        <w:rPr>
+          <w:rFonts w:ascii="Arial" w:hAnsi="Arial" w:cs="Arial"/>
+        </w:rPr>
+      </w:pPr>
+      <w:r>
+        <w:rPr>
+          <w:rFonts w:ascii="Arial" w:hAnsi="Arial" w:cs="Arial"/>
+        </w:rPr>
+        <w:t>Female – Boomers: $28,194.93</w:t>
+      </w:r>
+    </w:p>
+    <w:p>
+      <w:pPr>
+        <w:ind w:left="360"/>
+        <w:rPr>
+          <w:rFonts w:ascii="Arial" w:hAnsi="Arial" w:cs="Arial"/>
+        </w:rPr>
+      </w:pPr>
+    </w:p>
+    <w:p>
+      <w:pPr>
+        <w:rPr>
+          <w:rFonts w:ascii="Arial" w:hAnsi="Arial" w:cs="Arial"/>
+          <w:color w:val="2E74B5" w:themeColor="accent1" w:themeShade="BF"/>
+        </w:rPr>
+      </w:pPr>
+      <w:r>
+        <w:rPr>
+          <w:rFonts w:ascii="Arial" w:hAnsi="Arial" w:cs="Arial"/>
+          <w:b/>
+          <w:bCs/>
+          <w:color w:val="2E74B5" w:themeColor="accent1" w:themeShade="BF"/>
+        </w:rPr>
+        <w:t>Insight one:</w:t>
+      </w:r>
+      <w:r>
+        <w:rPr>
+          <w:rFonts w:ascii="Arial" w:hAnsi="Arial" w:cs="Arial"/>
+          <w:color w:val="2E74B5" w:themeColor="accent1" w:themeShade="BF"/>
+        </w:rPr>
+        <w:t xml:space="preserve"> </w:t>
+      </w:r>
+      <w:r>
+        <w:rPr>
+          <w:rFonts w:ascii="Arial" w:hAnsi="Arial" w:cs="Arial"/>
+          <w:color w:val="2E74B5" w:themeColor="accent1" w:themeShade="BF"/>
+        </w:rPr>
+        <w:t>Male customers across GenX</w:t>
+      </w:r>
+      <w:r>
+        <w:rPr>
+          <w:rFonts w:ascii="Arial" w:hAnsi="Arial" w:cs="Arial"/>
+          <w:color w:val="2E74B5" w:themeColor="accent1" w:themeShade="BF"/>
+        </w:rPr>
+        <w:t>(age:46-61)</w:t>
+      </w:r>
+      <w:r>
+        <w:rPr>
+          <w:rFonts w:ascii="Arial" w:hAnsi="Arial" w:cs="Arial"/>
+          <w:color w:val="2E74B5" w:themeColor="accent1" w:themeShade="BF"/>
+        </w:rPr>
+        <w:t xml:space="preserve"> and GenY</w:t>
+      </w:r>
+      <w:r>
+        <w:rPr>
+          <w:rFonts w:ascii="Arial" w:hAnsi="Arial" w:cs="Arial"/>
+          <w:color w:val="2E74B5" w:themeColor="accent1" w:themeShade="BF"/>
+        </w:rPr>
+        <w:t>(age:30-45)</w:t>
+      </w:r>
+      <w:r>
+        <w:rPr>
+          <w:rFonts w:ascii="Arial" w:hAnsi="Arial" w:cs="Arial"/>
+          <w:color w:val="2E74B5" w:themeColor="accent1" w:themeShade="BF"/>
+        </w:rPr>
+        <w:t xml:space="preserve"> generate the highest total revenue.</w:t>
+      </w:r>
+    </w:p>
+    <w:p>
+      <w:pPr>
+        <w:rPr>
+          <w:rFonts w:ascii="Arial" w:hAnsi="Arial" w:cs="Arial"/>
+          <w:color w:val="2E74B5" w:themeColor="accent1" w:themeShade="BF"/>
+        </w:rPr>
+      </w:pPr>
+    </w:p>
+    <w:p>
+      <w:r>
+        <w:rPr>
+          <w:rFonts w:ascii="Arial" w:hAnsi="Arial" w:cs="Arial"/>
+          <w:b/>
+          <w:bCs/>
+        </w:rPr>
+        <w:t>Subscription &amp; Purchase Frequency Analysis</w:t>
+      </w:r>
+      <w:r>
+        <w:rPr>
+          <w:rFonts w:ascii="Arial" w:hAnsi="Arial" w:cs="Arial"/>
+          <w:b/>
+          <w:bCs/>
+        </w:rPr>
+        <w:t>:</w:t>
+      </w:r>
+    </w:p>
+    <w:p>
+      <w:pPr>
+        <w:pStyle w:val="ListParagraph"/>
+        <w:numPr>
+          <w:ilvl w:val="0"/>
+          <w:numId w:val="24"/>
+        </w:numPr>
+        <w:rPr>
+          <w:rFonts w:ascii="Arial" w:hAnsi="Arial" w:cs="Arial"/>
+        </w:rPr>
+      </w:pPr>
+      <w:r>
+        <w:rPr>
+          <w:rFonts w:ascii="Arial" w:hAnsi="Arial" w:cs="Arial"/>
+          <w:b/>
+          <w:bCs/>
+        </w:rPr>
+        <w:t>Subscribed customers purchase amount and Non Subscribe puchase Puchase</w:t>
+      </w:r>
+    </w:p>
+    <w:p>
+      <w:pPr>
+        <w:pStyle w:val="ListParagraph"/>
+        <w:numPr>
+          <w:ilvl w:val="0"/>
+          <w:numId w:val="24"/>
+        </w:numPr>
+        <w:rPr>
+          <w:rFonts w:ascii="Arial" w:hAnsi="Arial" w:cs="Arial"/>
+        </w:rPr>
+      </w:pPr>
+      <w:r>
+        <w:rPr>
+          <w:rFonts w:ascii="Arial" w:hAnsi="Arial" w:cs="Arial"/>
+        </w:rPr>
+        <w:t>Subscribed customers do not significantly outperform non-subscribed customers in average purchase amount (~$60 across segments).</w:t>
+      </w:r>
+    </w:p>
+    <w:p>
+      <w:pPr>
+        <w:pStyle w:val="ListParagraph"/>
+        <w:numPr>
+          <w:ilvl w:val="0"/>
+          <w:numId w:val="24"/>
+        </w:numPr>
+        <w:rPr>
+          <w:rFonts w:ascii="Arial" w:hAnsi="Arial" w:cs="Arial"/>
+        </w:rPr>
+      </w:pPr>
+      <w:r>
+        <w:rPr>
+          <w:rFonts w:ascii="Arial" w:hAnsi="Arial" w:cs="Arial"/>
+        </w:rPr>
+        <w:t>Order volume is higher among non-subscribed customers.</w:t>
+      </w:r>
+    </w:p>
+    <w:p>
+      <w:pPr>
+        <w:rPr>
+          <w:rFonts w:ascii="Arial" w:hAnsi="Arial" w:cs="Arial"/>
+        </w:rPr>
+      </w:pPr>
+    </w:p>
+    <w:p>
+      <w:pPr>
+        <w:rPr>
+          <w:rFonts w:ascii="Arial" w:hAnsi="Arial" w:cs="Arial"/>
+          <w:color w:val="2E74B5" w:themeColor="accent1" w:themeShade="BF"/>
+        </w:rPr>
+      </w:pPr>
+      <w:r>
+        <w:rPr>
+          <w:rFonts w:ascii="Arial" w:hAnsi="Arial" w:cs="Arial"/>
+          <w:b/>
+          <w:bCs/>
+          <w:color w:val="2E74B5" w:themeColor="accent1" w:themeShade="BF"/>
+        </w:rPr>
+        <w:t xml:space="preserve">Insight </w:t>
+      </w:r>
+      <w:r>
+        <w:rPr>
+          <w:rFonts w:ascii="Arial" w:hAnsi="Arial" w:cs="Arial"/>
+          <w:b/>
+          <w:bCs/>
+          <w:color w:val="2E74B5" w:themeColor="accent1" w:themeShade="BF"/>
+        </w:rPr>
+        <w:t>Two</w:t>
+      </w:r>
+      <w:r>
+        <w:rPr>
+          <w:rFonts w:ascii="Arial" w:hAnsi="Arial" w:cs="Arial"/>
+          <w:b/>
+          <w:bCs/>
+          <w:color w:val="2E74B5" w:themeColor="accent1" w:themeShade="BF"/>
+        </w:rPr>
+        <w:t>:</w:t>
+      </w:r>
+      <w:r>
+        <w:rPr>
+          <w:rFonts w:ascii="Arial" w:hAnsi="Arial" w:cs="Arial"/>
+          <w:color w:val="2E74B5" w:themeColor="accent1" w:themeShade="BF"/>
+        </w:rPr>
+        <w:t xml:space="preserve"> </w:t>
+      </w:r>
+      <w:r>
+        <w:rPr>
+          <w:rFonts w:ascii="Arial" w:hAnsi="Arial" w:cs="Arial"/>
+          <w:color w:val="2E74B5" w:themeColor="accent1" w:themeShade="BF"/>
+        </w:rPr>
+        <w:t>Subscription status does not significantly increase purchase frequency or basket size.</w:t>
+      </w:r>
+    </w:p>
+    <w:p>
+      <w:pPr>
+        <w:rPr>
+          <w:rFonts w:ascii="Arial" w:hAnsi="Arial" w:cs="Arial"/>
+          <w:color w:val="2E74B5" w:themeColor="accent1" w:themeShade="BF"/>
+        </w:rPr>
+      </w:pPr>
+    </w:p>
+    <w:p>
+      <w:r>
+        <w:rPr>
+          <w:rFonts w:ascii="Arial" w:hAnsi="Arial" w:cs="Arial"/>
+          <w:b/>
+          <w:bCs/>
+        </w:rPr>
+        <w:t>Previous Purchases vs Spending Correlation</w:t>
+      </w:r>
+    </w:p>
+    <w:p>
+      <w:pPr>
+        <w:pStyle w:val="ListParagraph"/>
+        <w:numPr>
+          <w:ilvl w:val="0"/>
+          <w:numId w:val="24"/>
+        </w:numPr>
+        <w:rPr>
+          <w:rFonts w:ascii="Arial" w:hAnsi="Arial" w:cs="Arial"/>
+        </w:rPr>
+      </w:pPr>
+      <w:r>
+        <w:rPr>
+          <w:rFonts w:ascii="Arial" w:hAnsi="Arial" w:cs="Arial"/>
+        </w:rPr>
+        <w:t>Correlation between Previous Purchases and Spending: –0.01</w:t>
+      </w:r>
+    </w:p>
+    <w:p>
+      <w:pPr>
+        <w:rPr>
+          <w:rFonts w:ascii="Arial" w:hAnsi="Arial" w:cs="Arial"/>
+        </w:rPr>
+      </w:pPr>
+    </w:p>
+    <w:p>
+      <w:pPr>
+        <w:rPr>
+          <w:rFonts w:ascii="Arial" w:hAnsi="Arial" w:cs="Arial"/>
+          <w:color w:val="2E74B5" w:themeColor="accent1" w:themeShade="BF"/>
+        </w:rPr>
+      </w:pPr>
+      <w:r>
+        <w:rPr>
+          <w:rFonts w:ascii="Arial" w:hAnsi="Arial" w:cs="Arial"/>
+          <w:b/>
+          <w:bCs/>
+          <w:color w:val="2E74B5" w:themeColor="accent1" w:themeShade="BF"/>
+        </w:rPr>
+        <w:t xml:space="preserve">Insight </w:t>
+      </w:r>
+      <w:r>
+        <w:rPr>
+          <w:rFonts w:ascii="Arial" w:hAnsi="Arial" w:cs="Arial"/>
+          <w:b/>
+          <w:bCs/>
+          <w:color w:val="2E74B5" w:themeColor="accent1" w:themeShade="BF"/>
+        </w:rPr>
+        <w:t>Three</w:t>
+      </w:r>
+      <w:r>
+        <w:rPr>
+          <w:rFonts w:ascii="Arial" w:hAnsi="Arial" w:cs="Arial"/>
+          <w:b/>
+          <w:bCs/>
+          <w:color w:val="2E74B5" w:themeColor="accent1" w:themeShade="BF"/>
+        </w:rPr>
+        <w:t>:</w:t>
+      </w:r>
+      <w:r>
+        <w:rPr>
+          <w:rFonts w:ascii="Arial" w:hAnsi="Arial" w:cs="Arial"/>
+          <w:color w:val="2E74B5" w:themeColor="accent1" w:themeShade="BF"/>
+        </w:rPr>
+        <w:t xml:space="preserve"> </w:t>
+      </w:r>
+      <w:r>
+        <w:rPr>
+          <w:rFonts w:ascii="Arial" w:hAnsi="Arial" w:cs="Arial"/>
+          <w:color w:val="2E74B5" w:themeColor="accent1" w:themeShade="BF"/>
+        </w:rPr>
+        <w:t>There is no meaningful relationship between purchase history and spending.</w:t>
+      </w:r>
+    </w:p>
+    <w:p>
+      <w:r>
+        <w:rPr>
+          <w:rFonts w:ascii="Arial" w:hAnsi="Arial" w:cs="Arial"/>
+          <w:b/>
+          <w:bCs/>
+        </w:rPr>
+        <w:t>KPI</w:t>
+      </w:r>
+    </w:p>
+    <w:p>
+      <w:pPr>
+        <w:pStyle w:val="ListParagraph"/>
+        <w:numPr>
+          <w:ilvl w:val="0"/>
+          <w:numId w:val="24"/>
+        </w:numPr>
+        <w:rPr>
+          <w:rFonts w:ascii="Arial" w:hAnsi="Arial" w:cs="Arial"/>
+        </w:rPr>
+      </w:pPr>
+      <w:r>
+        <w:rPr>
+          <w:rFonts w:ascii="Arial" w:hAnsi="Arial" w:cs="Arial"/>
+        </w:rPr>
+        <w:t>Average Lifetime Spend per Customer</w:t>
+      </w:r>
+      <w:r>
+        <w:rPr>
+          <w:rFonts w:ascii="Arial" w:hAnsi="Arial" w:cs="Arial"/>
+        </w:rPr>
+        <w:t xml:space="preserve">: </w:t>
+      </w:r>
+      <w:r>
+        <w:rPr>
+          <w:rFonts w:ascii="Arial" w:hAnsi="Arial" w:cs="Arial"/>
+        </w:rPr>
+        <w:t>$127.8</w:t>
+      </w:r>
+    </w:p>
+    <w:p>
+      <w:pPr>
+        <w:pStyle w:val="ListParagraph"/>
+        <w:numPr>
+          <w:ilvl w:val="0"/>
+          <w:numId w:val="24"/>
+        </w:numPr>
+        <w:rPr>
+          <w:rFonts w:ascii="Arial" w:hAnsi="Arial" w:cs="Arial"/>
+        </w:rPr>
+      </w:pPr>
+      <w:r>
+        <w:rPr>
+          <w:rFonts w:ascii="Arial" w:hAnsi="Arial" w:cs="Arial"/>
+        </w:rPr>
+        <w:t>Purchase Frequency Distribution</w:t>
+      </w:r>
+    </w:p>
+    <w:p>
+      <w:pPr>
+        <w:pStyle w:val="ListParagraph"/>
+        <w:numPr>
+          <w:ilvl w:val="3"/>
+          <w:numId w:val="34"/>
+        </w:numPr>
+        <w:rPr>
+          <w:rFonts w:ascii="Arial" w:hAnsi="Arial" w:cs="Arial"/>
+        </w:rPr>
+      </w:pPr>
+      <w:r>
+        <w:rPr>
+          <w:rFonts w:ascii="Arial" w:hAnsi="Arial" w:cs="Arial"/>
+        </w:rPr>
+        <w:t>Every 3 Months – 1,253 customers</w:t>
+      </w:r>
+    </w:p>
+    <w:p>
+      <w:pPr>
+        <w:pStyle w:val="ListParagraph"/>
+        <w:numPr>
+          <w:ilvl w:val="3"/>
+          <w:numId w:val="34"/>
+        </w:numPr>
+        <w:rPr>
+          <w:rFonts w:ascii="Arial" w:hAnsi="Arial" w:cs="Arial"/>
+        </w:rPr>
+      </w:pPr>
+      <w:r>
+        <w:rPr>
+          <w:rFonts w:ascii="Arial" w:hAnsi="Arial" w:cs="Arial"/>
+        </w:rPr>
+        <w:t>Annually – 1,211 customers</w:t>
+      </w:r>
+    </w:p>
+    <w:p>
+      <w:pPr>
+        <w:pStyle w:val="ListParagraph"/>
+        <w:numPr>
+          <w:ilvl w:val="3"/>
+          <w:numId w:val="34"/>
+        </w:numPr>
+        <w:rPr>
+          <w:rFonts w:ascii="Arial" w:hAnsi="Arial" w:cs="Arial"/>
+        </w:rPr>
+      </w:pPr>
+      <w:r>
+        <w:rPr>
+          <w:rFonts w:ascii="Arial" w:hAnsi="Arial" w:cs="Arial"/>
+        </w:rPr>
+        <w:t>Quarterly – 1,196 customers</w:t>
+      </w:r>
+    </w:p>
+    <w:p>
+      <w:pPr>
+        <w:pStyle w:val="ListParagraph"/>
+        <w:numPr>
+          <w:ilvl w:val="3"/>
+          <w:numId w:val="34"/>
+        </w:numPr>
+        <w:rPr>
+          <w:rFonts w:ascii="Arial" w:hAnsi="Arial" w:cs="Arial"/>
+        </w:rPr>
+      </w:pPr>
+      <w:r>
+        <w:rPr>
+          <w:rFonts w:ascii="Arial" w:hAnsi="Arial" w:cs="Arial"/>
+        </w:rPr>
+        <w:t>Monthly – 1,173 customers</w:t>
+      </w:r>
+    </w:p>
+    <w:p>
+      <w:pPr>
+        <w:pStyle w:val="ListParagraph"/>
+        <w:numPr>
+          <w:ilvl w:val="0"/>
+          <w:numId w:val="24"/>
+        </w:numPr>
+        <w:rPr>
+          <w:rFonts w:ascii="Arial" w:hAnsi="Arial" w:cs="Arial"/>
+        </w:rPr>
+      </w:pPr>
+      <w:r>
+        <w:rPr>
+          <w:rFonts w:ascii="Arial" w:hAnsi="Arial" w:cs="Arial"/>
+        </w:rPr>
+        <w:t>High-Value Customer Share: 20%</w:t>
+      </w:r>
+    </w:p>
+    <w:p>
+      <w:pPr>
+        <w:rPr>
+          <w:rFonts w:ascii="Arial" w:hAnsi="Arial" w:cs="Arial"/>
+        </w:rPr>
+      </w:pPr>
+    </w:p>
+    <w:p>
+      <w:pPr>
+        <w:rPr>
+          <w:rFonts w:ascii="Arial" w:hAnsi="Arial" w:cs="Arial"/>
+        </w:rPr>
+      </w:pPr>
+    </w:p>
+    <w:p>
+      <w:pPr>
+        <w:rPr>
+          <w:rFonts w:ascii="Arial" w:hAnsi="Arial" w:cs="Arial"/>
+          <w:color w:val="2E74B5" w:themeColor="accent1" w:themeShade="BF"/>
+        </w:rPr>
+      </w:pPr>
+      <w:r>
+        <w:rPr>
+          <w:rFonts w:ascii="Arial" w:hAnsi="Arial" w:cs="Arial"/>
+          <w:b/>
+          <w:bCs/>
+          <w:color w:val="2E74B5" w:themeColor="accent1" w:themeShade="BF"/>
+        </w:rPr>
+        <w:t xml:space="preserve">Insight </w:t>
+      </w:r>
+      <w:r>
+        <w:rPr>
+          <w:rFonts w:ascii="Arial" w:hAnsi="Arial" w:cs="Arial"/>
+          <w:b/>
+          <w:bCs/>
+          <w:color w:val="2E74B5" w:themeColor="accent1" w:themeShade="BF"/>
+        </w:rPr>
+        <w:t>Four</w:t>
+      </w:r>
+      <w:r>
+        <w:rPr>
+          <w:rFonts w:ascii="Arial" w:hAnsi="Arial" w:cs="Arial"/>
+          <w:b/>
+          <w:bCs/>
+          <w:color w:val="2E74B5" w:themeColor="accent1" w:themeShade="BF"/>
+        </w:rPr>
+        <w:t>:</w:t>
+      </w:r>
+      <w:r>
+        <w:rPr>
+          <w:rFonts w:ascii="Arial" w:hAnsi="Arial" w:cs="Arial"/>
+          <w:color w:val="2E74B5" w:themeColor="accent1" w:themeShade="BF"/>
+        </w:rPr>
+        <w:t xml:space="preserve"> </w:t>
+      </w:r>
+      <w:r>
+        <w:rPr>
+          <w:rFonts w:ascii="Arial" w:hAnsi="Arial" w:cs="Arial"/>
+          <w:color w:val="2E74B5" w:themeColor="accent1" w:themeShade="BF"/>
+        </w:rPr>
+        <w:t>A small group (top 20%) contributes disproportionately higher value.</w:t>
+      </w:r>
+    </w:p>
+    <w:p>
+      <w:pPr>
+        <w:rPr>
+          <w:rFonts w:ascii="Arial" w:hAnsi="Arial" w:cs="Arial"/>
+          <w:color w:val="2E74B5" w:themeColor="accent1" w:themeShade="BF"/>
+        </w:rPr>
+      </w:pPr>
+      <w:r>
+        <w:rPr>
+          <w:rFonts w:ascii="Arial" w:hAnsi="Arial" w:cs="Arial"/>
+          <w:color w:val="2E74B5" w:themeColor="accent1" w:themeShade="BF"/>
+        </w:rPr>
+        <w:t>This is the most strategically important segment.</w:t>
+      </w:r>
+    </w:p>
+    <w:p>
+      <w:pPr>
+        <w:rPr>
+          <w:rFonts w:ascii="Arial" w:hAnsi="Arial" w:cs="Arial"/>
+          <w:color w:val="2E74B5" w:themeColor="accent1" w:themeShade="BF"/>
+        </w:rPr>
+      </w:pPr>
+    </w:p>
+    <w:p>
+      <w:pPr>
+        <w:rPr>
+          <w:rFonts w:ascii="Arial" w:hAnsi="Arial" w:cs="Arial"/>
+          <w:b/>
+          <w:bCs/>
+        </w:rPr>
+      </w:pPr>
+      <w:r>
+        <w:rPr>
+          <w:rFonts w:ascii="Arial" w:hAnsi="Arial" w:cs="Arial"/>
+          <w:b/>
+          <w:bCs/>
+        </w:rPr>
+        <w:t>Recommendations to</w:t>
+      </w:r>
+      <w:r>
+        <w:rPr>
+          <w:rFonts w:ascii="Arial" w:hAnsi="Arial" w:cs="Arial"/>
+          <w:b/>
+          <w:bCs/>
+        </w:rPr>
+        <w:t xml:space="preserve"> Customer segments</w:t>
+      </w:r>
+      <w:r>
+        <w:rPr>
+          <w:rFonts w:ascii="Arial" w:hAnsi="Arial" w:cs="Arial"/>
+          <w:b/>
+          <w:bCs/>
+        </w:rPr>
+        <w:t>:</w:t>
+      </w:r>
+    </w:p>
+    <w:p>
+      <w:pPr>
+        <w:pStyle w:val="ListParagraph"/>
+        <w:numPr>
+          <w:ilvl w:val="0"/>
+          <w:numId w:val="26"/>
+        </w:numPr>
+        <w:rPr>
+          <w:rFonts w:ascii="Arial" w:hAnsi="Arial" w:cs="Arial"/>
+        </w:rPr>
+      </w:pPr>
+      <w:r>
+        <w:rPr>
+          <w:rFonts w:ascii="Arial" w:hAnsi="Arial" w:cs="Arial"/>
+        </w:rPr>
+        <w:t>Focus personalized campaigns on GenX &amp; GenY male customers</w:t>
+      </w:r>
+    </w:p>
+    <w:p>
+      <w:pPr>
+        <w:pStyle w:val="ListParagraph"/>
+        <w:numPr>
+          <w:ilvl w:val="0"/>
+          <w:numId w:val="26"/>
+        </w:numPr>
+        <w:rPr>
+          <w:rFonts w:ascii="Arial" w:hAnsi="Arial" w:cs="Arial"/>
+        </w:rPr>
+      </w:pPr>
+      <w:r>
+        <w:rPr>
+          <w:rFonts w:ascii="Arial" w:hAnsi="Arial" w:cs="Arial"/>
+        </w:rPr>
+        <w:t>Identify customers above the $83.94 average spend threshold</w:t>
+      </w:r>
+    </w:p>
+    <w:p>
+      <w:pPr>
+        <w:rPr>
+          <w:rFonts w:ascii="Arial" w:hAnsi="Arial" w:cs="Arial"/>
+        </w:rPr>
+      </w:pPr>
+    </w:p>
+    <w:p>
+      <w:pPr>
+        <w:tabs>
+          <w:tab w:val="left" w:pos="3221"/>
+        </w:tabs>
+        <w:rPr>
+          <w:rFonts w:ascii="Arial" w:hAnsi="Arial" w:cs="Arial"/>
+          <w:b/>
+          <w:bCs/>
+        </w:rPr>
+      </w:pPr>
+      <w:r>
+        <w:rPr>
+          <w:rFonts w:ascii="Arial" w:hAnsi="Arial" w:cs="Arial"/>
+          <w:b/>
+          <w:bCs/>
+        </w:rPr>
+        <w:t>Conclusion:</w:t>
+      </w:r>
+    </w:p>
+    <w:p>
+      <w:pPr>
+        <w:rPr>
+          <w:rFonts w:ascii="Arial" w:hAnsi="Arial" w:cs="Arial"/>
+        </w:rPr>
+      </w:pPr>
+      <w:r>
+        <w:rPr>
+          <w:rFonts w:ascii="Arial" w:hAnsi="Arial" w:cs="Arial"/>
+        </w:rPr>
+        <w:t>Customer lifetime value is concentrated within specific demographic segments rather than being evenly distributed. Since subscription and repeat purchases do not significantly increase per-order spending, revenue growth should focus on identifying and nurturing high-value customer segments through personalized engagement strategies rather than broad discount-based campaigns.</w:t>
+      </w:r>
     </w:p>
     <w:sectPr>
       <w:pgSz w:w="12240" w:h="15840"/>
@@ -3499,6 +5252,92 @@
     </w:lvl>
   </w:abstractNum>
   <w:abstractNum w:abstractNumId="32" w15:restartNumberingAfterBreak="0">
+    <w:nsid w:val="75C301C2"/>
+    <w:multiLevelType w:val="multilevel"/>
+    <w:tmpl w:val="0409001D"/>
+    <w:lvl w:ilvl="0">
+      <w:start w:val="1"/>
+      <w:numFmt w:val="decimal"/>
+      <w:lvlText w:val="%1)"/>
+      <w:lvlJc w:val="left"/>
+      <w:pPr>
+        <w:ind w:left="360" w:hanging="360"/>
+      </w:pPr>
+    </w:lvl>
+    <w:lvl w:ilvl="1">
+      <w:start w:val="1"/>
+      <w:numFmt w:val="lowerLetter"/>
+      <w:lvlText w:val="%2)"/>
+      <w:lvlJc w:val="left"/>
+      <w:pPr>
+        <w:ind w:left="720" w:hanging="360"/>
+      </w:pPr>
+    </w:lvl>
+    <w:lvl w:ilvl="2">
+      <w:start w:val="1"/>
+      <w:numFmt w:val="lowerRoman"/>
+      <w:lvlText w:val="%3)"/>
+      <w:lvlJc w:val="left"/>
+      <w:pPr>
+        <w:ind w:left="1080" w:hanging="360"/>
+      </w:pPr>
+    </w:lvl>
+    <w:lvl w:ilvl="3">
+      <w:start w:val="1"/>
+      <w:numFmt w:val="decimal"/>
+      <w:lvlText w:val="(%4)"/>
+      <w:lvlJc w:val="left"/>
+      <w:pPr>
+        <w:ind w:left="1440" w:hanging="360"/>
+      </w:pPr>
+    </w:lvl>
+    <w:lvl w:ilvl="4">
+      <w:start w:val="1"/>
+      <w:numFmt w:val="lowerLetter"/>
+      <w:lvlText w:val="(%5)"/>
+      <w:lvlJc w:val="left"/>
+      <w:pPr>
+        <w:ind w:left="1800" w:hanging="360"/>
+      </w:pPr>
+    </w:lvl>
+    <w:lvl w:ilvl="5">
+      <w:start w:val="1"/>
+      <w:numFmt w:val="lowerRoman"/>
+      <w:lvlText w:val="(%6)"/>
+      <w:lvlJc w:val="left"/>
+      <w:pPr>
+        <w:ind w:left="2160" w:hanging="360"/>
+      </w:pPr>
+    </w:lvl>
+    <w:lvl w:ilvl="6">
+      <w:start w:val="1"/>
+      <w:numFmt w:val="decimal"/>
+      <w:lvlText w:val="%7."/>
+      <w:lvlJc w:val="left"/>
+      <w:pPr>
+        <w:ind w:left="2520" w:hanging="360"/>
+      </w:pPr>
+    </w:lvl>
+    <w:lvl w:ilvl="7">
+      <w:start w:val="1"/>
+      <w:numFmt w:val="lowerLetter"/>
+      <w:lvlText w:val="%8."/>
+      <w:lvlJc w:val="left"/>
+      <w:pPr>
+        <w:ind w:left="2880" w:hanging="360"/>
+      </w:pPr>
+    </w:lvl>
+    <w:lvl w:ilvl="8">
+      <w:start w:val="1"/>
+      <w:numFmt w:val="lowerRoman"/>
+      <w:lvlText w:val="%9."/>
+      <w:lvlJc w:val="left"/>
+      <w:pPr>
+        <w:ind w:left="3240" w:hanging="360"/>
+      </w:pPr>
+    </w:lvl>
+  </w:abstractNum>
+  <w:abstractNum w:abstractNumId="33" w15:restartNumberingAfterBreak="0">
     <w:nsid w:val="7D8C2C6D"/>
     <w:multiLevelType w:val="multilevel"/>
     <w:tmpl w:val="04090023"/>
@@ -3652,7 +5491,7 @@
     <w:abstractNumId w:val="11"/>
   </w:num>
   <w:num w:numId="23" w16cid:durableId="226302223">
-    <w:abstractNumId w:val="32"/>
+    <w:abstractNumId w:val="33"/>
   </w:num>
   <w:num w:numId="24" w16cid:durableId="634718305">
     <w:abstractNumId w:val="19"/>
@@ -3683,6 +5522,9 @@
   </w:num>
   <w:num w:numId="33" w16cid:durableId="1374581025">
     <w:abstractNumId w:val="27"/>
+  </w:num>
+  <w:num w:numId="34" w16cid:durableId="1489861462">
+    <w:abstractNumId w:val="32"/>
   </w:num>
 </w:numbering>
 </file>
@@ -4081,7 +5923,7 @@
   <w:style w:type="paragraph" w:default="1" w:styleId="Normal">
     <w:name w:val="Normal"/>
     <w:qFormat/>
-    <w:rsid w:val="00071533"/>
+    <w:rsid w:val="0068169E"/>
   </w:style>
   <w:style w:type="paragraph" w:styleId="Heading1">
     <w:name w:val="heading 1"/>

--- a/Analysis Report.docx
+++ b/Analysis Report.docx
@@ -45,1236 +45,9 @@
           <w:sz w:val="28"/>
           <w:szCs w:val="28"/>
         </w:rPr>
-        <w:t>Discount Strategy:</w:t>
-      </w:r>
-    </w:p>
-    <w:p>
-      <w:r>
-        <w:rPr>
-          <w:rFonts w:ascii="Arial" w:hAnsi="Arial" w:cs="Arial"/>
-          <w:b/>
-          <w:bCs/>
-        </w:rPr>
-        <w:t>Average Purchase Amount</w:t>
-      </w:r>
-      <w:r>
-        <w:rPr>
-          <w:rFonts w:ascii="Arial" w:hAnsi="Arial" w:cs="Arial"/>
-          <w:b/>
-          <w:bCs/>
-        </w:rPr>
-        <w:t>:</w:t>
-      </w:r>
-    </w:p>
-    <w:p>
-      <w:pPr>
-        <w:pStyle w:val="ListParagraph"/>
-        <w:numPr>
-          <w:ilvl w:val="0"/>
-          <w:numId w:val="24"/>
-        </w:numPr>
-        <w:rPr>
-          <w:rFonts w:ascii="Arial" w:hAnsi="Arial" w:cs="Arial"/>
-        </w:rPr>
-      </w:pPr>
-      <w:r>
-        <w:rPr>
-          <w:rFonts w:ascii="Arial" w:hAnsi="Arial" w:cs="Arial"/>
-        </w:rPr>
-        <w:t>The overall average purchase amount is  $60</w:t>
-      </w:r>
-      <w:r>
-        <w:rPr>
-          <w:rFonts w:ascii="Arial" w:hAnsi="Arial" w:cs="Arial"/>
-        </w:rPr>
-        <w:t>.</w:t>
-      </w:r>
-    </w:p>
-    <w:p>
-      <w:pPr>
-        <w:pStyle w:val="ListParagraph"/>
-        <w:numPr>
-          <w:ilvl w:val="0"/>
-          <w:numId w:val="24"/>
-        </w:numPr>
-        <w:rPr>
-          <w:rFonts w:ascii="Arial" w:hAnsi="Arial" w:cs="Arial"/>
-        </w:rPr>
-      </w:pPr>
-      <w:r>
-        <w:rPr>
-          <w:rFonts w:ascii="Arial" w:hAnsi="Arial" w:cs="Arial"/>
-        </w:rPr>
-        <w:t>Average purchase value is almost the same for:</w:t>
-      </w:r>
-    </w:p>
-    <w:p>
-      <w:pPr>
-        <w:pStyle w:val="ListParagraph"/>
-        <w:numPr>
-          <w:ilvl w:val="1"/>
-          <w:numId w:val="25"/>
-        </w:numPr>
-        <w:rPr>
-          <w:rFonts w:ascii="Arial" w:hAnsi="Arial" w:cs="Arial"/>
-        </w:rPr>
-      </w:pPr>
-      <w:r>
-        <w:rPr>
-          <w:rFonts w:ascii="Arial" w:hAnsi="Arial" w:cs="Arial"/>
-        </w:rPr>
-        <w:t>Non-discounted Purchases: $60.3</w:t>
-      </w:r>
-    </w:p>
-    <w:p>
-      <w:pPr>
-        <w:pStyle w:val="ListParagraph"/>
-        <w:numPr>
-          <w:ilvl w:val="1"/>
-          <w:numId w:val="25"/>
-        </w:numPr>
-      </w:pPr>
-      <w:r>
-        <w:rPr>
-          <w:rFonts w:ascii="Arial" w:hAnsi="Arial" w:cs="Arial"/>
-        </w:rPr>
-        <w:t>Discounted Purchases: $59.7</w:t>
-      </w:r>
-    </w:p>
-    <w:p>
-      <w:pPr>
-        <w:ind w:left="1080"/>
-      </w:pPr>
-    </w:p>
-    <w:p>
-      <w:pPr>
-        <w:rPr>
-          <w:noProof/>
-        </w:rPr>
-      </w:pPr>
-      <w:r>
-        <w:rPr>
-          <w:noProof/>
-        </w:rPr>
-        <mc:AlternateContent>
-          <mc:Choice Requires="wpg">
-            <w:drawing>
-              <wp:inline distT="0" distB="0" distL="0" distR="0" wp14:anchorId="3D658A3A" wp14:editId="4FCF0C22">
-                <wp:extent cx="6268085" cy="879474"/>
-                <wp:effectExtent l="19050" t="19050" r="18415" b="16510"/>
-                <wp:docPr id="796704348" name="Group 1"/>
-                <wp:cNvGraphicFramePr/>
-                <a:graphic xmlns:a="http://schemas.openxmlformats.org/drawingml/2006/main">
-                  <a:graphicData uri="http://schemas.microsoft.com/office/word/2010/wordprocessingGroup">
-                    <wpg:wgp>
-                      <wpg:cNvGrpSpPr/>
-                      <wpg:grpSpPr>
-                        <a:xfrm>
-                          <a:off x="0" y="0"/>
-                          <a:ext cx="6268085" cy="879474"/>
-                          <a:chOff x="1" y="9046"/>
-                          <a:chExt cx="4154086" cy="392221"/>
-                        </a:xfrm>
-                      </wpg:grpSpPr>
-                      <pic:pic xmlns:pic="http://schemas.openxmlformats.org/drawingml/2006/picture">
-                        <pic:nvPicPr>
-                          <pic:cNvPr id="492819074" name="Picture 1"/>
-                          <pic:cNvPicPr>
-                            <a:picLocks noChangeAspect="1"/>
-                          </pic:cNvPicPr>
-                        </pic:nvPicPr>
-                        <pic:blipFill>
-                          <a:blip r:embed="rId8" cstate="print">
-                            <a:extLst>
-                              <a:ext uri="{28A0092B-C50C-407E-A947-70E740481C1C}">
-                                <a14:useLocalDpi xmlns:a14="http://schemas.microsoft.com/office/drawing/2010/main" val="0"/>
-                              </a:ext>
-                            </a:extLst>
-                          </a:blip>
-                          <a:stretch>
-                            <a:fillRect/>
-                          </a:stretch>
-                        </pic:blipFill>
-                        <pic:spPr>
-                          <a:xfrm>
-                            <a:off x="1796394" y="9046"/>
-                            <a:ext cx="2357693" cy="387350"/>
-                          </a:xfrm>
-                          <a:prstGeom prst="rect">
-                            <a:avLst/>
-                          </a:prstGeom>
-                          <a:ln>
-                            <a:solidFill>
-                              <a:schemeClr val="tx1"/>
-                            </a:solidFill>
-                          </a:ln>
-                        </pic:spPr>
-                      </pic:pic>
-                      <pic:pic xmlns:pic="http://schemas.openxmlformats.org/drawingml/2006/picture">
-                        <pic:nvPicPr>
-                          <pic:cNvPr id="1229504158" name="Picture 1"/>
-                          <pic:cNvPicPr>
-                            <a:picLocks noChangeAspect="1"/>
-                          </pic:cNvPicPr>
-                        </pic:nvPicPr>
-                        <pic:blipFill>
-                          <a:blip r:embed="rId9">
-                            <a:extLst>
-                              <a:ext uri="{28A0092B-C50C-407E-A947-70E740481C1C}">
-                                <a14:useLocalDpi xmlns:a14="http://schemas.microsoft.com/office/drawing/2010/main" val="0"/>
-                              </a:ext>
-                            </a:extLst>
-                          </a:blip>
-                          <a:stretch>
-                            <a:fillRect/>
-                          </a:stretch>
-                        </pic:blipFill>
-                        <pic:spPr>
-                          <a:xfrm>
-                            <a:off x="1" y="9046"/>
-                            <a:ext cx="1766392" cy="392221"/>
-                          </a:xfrm>
-                          <a:prstGeom prst="rect">
-                            <a:avLst/>
-                          </a:prstGeom>
-                          <a:ln>
-                            <a:solidFill>
-                              <a:schemeClr val="tx1"/>
-                            </a:solidFill>
-                          </a:ln>
-                        </pic:spPr>
-                      </pic:pic>
-                    </wpg:wgp>
-                  </a:graphicData>
-                </a:graphic>
-              </wp:inline>
-            </w:drawing>
-          </mc:Choice>
-          <mc:Fallback>
-            <w:pict>
-              <v:group w14:anchorId="486D9E5E" id="Group 1" o:spid="_x0000_s1026" style="width:493.55pt;height:69.25pt;mso-position-horizontal-relative:char;mso-position-vertical-relative:line" coordorigin=",90" coordsize="41540,3922" o:gfxdata="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">
-                <v:shapetype id="_x0000_t75" coordsize="21600,21600" o:spt="75" o:preferrelative="t" path="m@4@5l@4@11@9@11@9@5xe" filled="f" stroked="f">
-                  <v:stroke joinstyle="miter"/>
-                  <v:formulas>
-                    <v:f eqn="if lineDrawn pixelLineWidth 0"/>
-                    <v:f eqn="sum @0 1 0"/>
-                    <v:f eqn="sum 0 0 @1"/>
-                    <v:f eqn="prod @2 1 2"/>
-                    <v:f eqn="prod @3 21600 pixelWidth"/>
-                    <v:f eqn="prod @3 21600 pixelHeight"/>
-                    <v:f eqn="sum @0 0 1"/>
-                    <v:f eqn="prod @6 1 2"/>
-                    <v:f eqn="prod @7 21600 pixelWidth"/>
-                    <v:f eqn="sum @8 21600 0"/>
-                    <v:f eqn="prod @7 21600 pixelHeight"/>
-                    <v:f eqn="sum @10 21600 0"/>
-                  </v:formulas>
-                  <v:path o:extrusionok="f" gradientshapeok="t" o:connecttype="rect"/>
-                  <o:lock v:ext="edit" aspectratio="t"/>
-                </v:shapetype>
-                <v:shape id="Picture 1" o:spid="_x0000_s1027" type="#_x0000_t75" style="position:absolute;left:17963;top:90;width:23577;height:3873;visibility:visible;mso-wrap-style:square" o:gfxdata="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" stroked="t" strokecolor="black [3213]">
-                  <v:imagedata r:id="rId10" o:title=""/>
-                  <v:path arrowok="t"/>
-                </v:shape>
-                <v:shape id="Picture 1" o:spid="_x0000_s1028" type="#_x0000_t75" style="position:absolute;top:90;width:17663;height:3922;visibility:visible;mso-wrap-style:square" o:gfxdata="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" stroked="t" strokecolor="black [3213]">
-                  <v:imagedata r:id="rId11" o:title=""/>
-                  <v:path arrowok="t"/>
-                </v:shape>
-                <w10:anchorlock/>
-              </v:group>
-            </w:pict>
-          </mc:Fallback>
-        </mc:AlternateContent>
-      </w:r>
-      <w:r>
-        <w:rPr>
-          <w:noProof/>
-        </w:rPr>
-        <w:t xml:space="preserve"> </w:t>
-      </w:r>
-    </w:p>
-    <w:p>
-      <w:pPr>
-        <w:rPr>
-          <w:noProof/>
-        </w:rPr>
-      </w:pPr>
-      <w:r>
-        <w:rPr>
-          <w:noProof/>
-        </w:rPr>
-        <w:drawing>
-          <wp:anchor distT="0" distB="0" distL="114300" distR="114300" simplePos="0" relativeHeight="251658240" behindDoc="1" locked="0" layoutInCell="1" allowOverlap="1" wp14:anchorId="25974B03" wp14:editId="733E06E1">
-            <wp:simplePos x="0" y="0"/>
-            <wp:positionH relativeFrom="column">
-              <wp:posOffset>4196726</wp:posOffset>
-            </wp:positionH>
-            <wp:positionV relativeFrom="paragraph">
-              <wp:posOffset>152345</wp:posOffset>
-            </wp:positionV>
-            <wp:extent cx="2371558" cy="1776962"/>
-            <wp:effectExtent l="19050" t="19050" r="10160" b="13970"/>
-            <wp:wrapNone/>
-            <wp:docPr id="790879696" name="Picture 1"/>
-            <wp:cNvGraphicFramePr>
-              <a:graphicFrameLocks xmlns:a="http://schemas.openxmlformats.org/drawingml/2006/main" noChangeAspect="1"/>
-            </wp:cNvGraphicFramePr>
-            <a:graphic xmlns:a="http://schemas.openxmlformats.org/drawingml/2006/main">
-              <a:graphicData uri="http://schemas.openxmlformats.org/drawingml/2006/picture">
-                <pic:pic xmlns:pic="http://schemas.openxmlformats.org/drawingml/2006/picture">
-                  <pic:nvPicPr>
-                    <pic:cNvPr id="0" name="Picture 1"/>
-                    <pic:cNvPicPr>
-                      <a:picLocks noChangeAspect="1" noChangeArrowheads="1"/>
-                    </pic:cNvPicPr>
-                  </pic:nvPicPr>
-                  <pic:blipFill>
-                    <a:blip r:embed="rId12" cstate="print">
-                      <a:extLst>
-                        <a:ext uri="{28A0092B-C50C-407E-A947-70E740481C1C}">
-                          <a14:useLocalDpi xmlns:a14="http://schemas.microsoft.com/office/drawing/2010/main" val="0"/>
-                        </a:ext>
-                      </a:extLst>
-                    </a:blip>
-                    <a:srcRect/>
-                    <a:stretch>
-                      <a:fillRect/>
-                    </a:stretch>
-                  </pic:blipFill>
-                  <pic:spPr bwMode="auto">
-                    <a:xfrm>
-                      <a:off x="0" y="0"/>
-                      <a:ext cx="2372026" cy="1777313"/>
-                    </a:xfrm>
-                    <a:prstGeom prst="rect">
-                      <a:avLst/>
-                    </a:prstGeom>
-                    <a:ln>
-                      <a:solidFill>
-                        <a:schemeClr val="tx1"/>
-                      </a:solidFill>
-                    </a:ln>
-                  </pic:spPr>
-                </pic:pic>
-              </a:graphicData>
-            </a:graphic>
-            <wp14:sizeRelH relativeFrom="margin">
-              <wp14:pctWidth>0</wp14:pctWidth>
-            </wp14:sizeRelH>
-            <wp14:sizeRelV relativeFrom="margin">
-              <wp14:pctHeight>0</wp14:pctHeight>
-            </wp14:sizeRelV>
-          </wp:anchor>
-        </w:drawing>
-      </w:r>
-    </w:p>
-    <w:p>
-      <w:pPr>
-        <w:rPr>
-          <w:rFonts w:ascii="Arial" w:hAnsi="Arial" w:cs="Arial"/>
-          <w:color w:val="2E74B5" w:themeColor="accent1" w:themeShade="BF"/>
-        </w:rPr>
-      </w:pPr>
-      <w:r>
-        <w:rPr>
-          <w:rFonts w:ascii="Arial" w:hAnsi="Arial" w:cs="Arial"/>
-          <w:b/>
-          <w:bCs/>
-          <w:color w:val="2E74B5" w:themeColor="accent1" w:themeShade="BF"/>
-        </w:rPr>
-        <w:t>Insight</w:t>
-      </w:r>
-      <w:r>
-        <w:rPr>
-          <w:rFonts w:ascii="Arial" w:hAnsi="Arial" w:cs="Arial"/>
-          <w:b/>
-          <w:bCs/>
-          <w:color w:val="2E74B5" w:themeColor="accent1" w:themeShade="BF"/>
-        </w:rPr>
-        <w:t xml:space="preserve"> one</w:t>
-      </w:r>
-      <w:r>
-        <w:rPr>
-          <w:rFonts w:ascii="Arial" w:hAnsi="Arial" w:cs="Arial"/>
-          <w:b/>
-          <w:bCs/>
-          <w:color w:val="2E74B5" w:themeColor="accent1" w:themeShade="BF"/>
-        </w:rPr>
-        <w:t>:</w:t>
-      </w:r>
-      <w:r>
-        <w:rPr>
-          <w:rFonts w:ascii="Arial" w:hAnsi="Arial" w:cs="Arial"/>
-          <w:color w:val="2E74B5" w:themeColor="accent1" w:themeShade="BF"/>
-        </w:rPr>
-        <w:t xml:space="preserve"> Discounts are not significantly increasing basket size.</w:t>
-      </w:r>
-    </w:p>
-    <w:p>
-      <w:pPr>
-        <w:rPr>
-          <w:rFonts w:ascii="Arial" w:hAnsi="Arial" w:cs="Arial"/>
-          <w:color w:val="2E74B5" w:themeColor="accent1" w:themeShade="BF"/>
-        </w:rPr>
-      </w:pPr>
-    </w:p>
-    <w:p>
-      <w:pPr>
-        <w:rPr>
-          <w:rFonts w:ascii="Arial" w:hAnsi="Arial" w:cs="Arial"/>
-          <w:b/>
-          <w:bCs/>
-          <w:color w:val="2E74B5" w:themeColor="accent1" w:themeShade="BF"/>
-        </w:rPr>
-      </w:pPr>
-      <w:r>
-        <w:rPr>
-          <w:rFonts w:ascii="Arial" w:hAnsi="Arial" w:cs="Arial"/>
-          <w:b/>
-          <w:bCs/>
-        </w:rPr>
-        <w:t>Discount vs Non-Discount Revenue</w:t>
-      </w:r>
-      <w:r>
-        <w:rPr>
-          <w:rFonts w:ascii="Arial" w:hAnsi="Arial" w:cs="Arial"/>
-          <w:b/>
-          <w:bCs/>
-        </w:rPr>
-        <w:t>:</w:t>
-      </w:r>
-    </w:p>
-    <w:p>
-      <w:pPr>
-        <w:pStyle w:val="ListParagraph"/>
-        <w:numPr>
-          <w:ilvl w:val="0"/>
-          <w:numId w:val="27"/>
-        </w:numPr>
-        <w:rPr>
-          <w:rFonts w:ascii="Arial" w:hAnsi="Arial" w:cs="Arial"/>
-        </w:rPr>
-      </w:pPr>
-      <w:r>
-        <w:rPr>
-          <w:rFonts w:ascii="Arial" w:hAnsi="Arial" w:cs="Arial"/>
-        </w:rPr>
-        <w:t>Total Revenue without Discount: $280,762.67</w:t>
-      </w:r>
-    </w:p>
-    <w:p>
-      <w:pPr>
-        <w:pStyle w:val="ListParagraph"/>
-        <w:numPr>
-          <w:ilvl w:val="0"/>
-          <w:numId w:val="27"/>
-        </w:numPr>
-        <w:rPr>
-          <w:rFonts w:ascii="Arial" w:hAnsi="Arial" w:cs="Arial"/>
-        </w:rPr>
-      </w:pPr>
-      <w:r>
-        <w:rPr>
-          <w:rFonts w:ascii="Arial" w:hAnsi="Arial" w:cs="Arial"/>
-        </w:rPr>
-        <w:t>Total Revenue with Discount: $217,765.29</w:t>
-      </w:r>
-    </w:p>
-    <w:p>
-      <w:pPr>
-        <w:rPr>
-          <w:rFonts w:ascii="Arial" w:hAnsi="Arial" w:cs="Arial"/>
-        </w:rPr>
-      </w:pPr>
-    </w:p>
-    <w:p>
-      <w:pPr>
-        <w:rPr>
-          <w:rFonts w:ascii="Arial" w:hAnsi="Arial" w:cs="Arial"/>
-        </w:rPr>
-      </w:pPr>
-      <w:r>
-        <w:rPr>
-          <w:rFonts w:ascii="Arial" w:hAnsi="Arial" w:cs="Arial"/>
-          <w:noProof/>
-        </w:rPr>
-        <w:drawing>
-          <wp:inline distT="0" distB="0" distL="0" distR="0" wp14:anchorId="65B08725" wp14:editId="58293D1B">
-            <wp:extent cx="2329780" cy="755021"/>
-            <wp:effectExtent l="19050" t="19050" r="13970" b="26035"/>
-            <wp:docPr id="1405238618" name="Picture 1"/>
-            <wp:cNvGraphicFramePr>
-              <a:graphicFrameLocks xmlns:a="http://schemas.openxmlformats.org/drawingml/2006/main" noChangeAspect="1"/>
-            </wp:cNvGraphicFramePr>
-            <a:graphic xmlns:a="http://schemas.openxmlformats.org/drawingml/2006/main">
-              <a:graphicData uri="http://schemas.openxmlformats.org/drawingml/2006/picture">
-                <pic:pic xmlns:pic="http://schemas.openxmlformats.org/drawingml/2006/picture">
-                  <pic:nvPicPr>
-                    <pic:cNvPr id="1405238618" name=""/>
-                    <pic:cNvPicPr/>
-                  </pic:nvPicPr>
-                  <pic:blipFill>
-                    <a:blip r:embed="rId13">
-                      <a:extLst>
-                        <a:ext uri="{28A0092B-C50C-407E-A947-70E740481C1C}">
-                          <a14:useLocalDpi xmlns:a14="http://schemas.microsoft.com/office/drawing/2010/main" val="0"/>
-                        </a:ext>
-                      </a:extLst>
-                    </a:blip>
-                    <a:stretch>
-                      <a:fillRect/>
-                    </a:stretch>
-                  </pic:blipFill>
-                  <pic:spPr>
-                    <a:xfrm>
-                      <a:off x="0" y="0"/>
-                      <a:ext cx="2339032" cy="758019"/>
-                    </a:xfrm>
-                    <a:prstGeom prst="rect">
-                      <a:avLst/>
-                    </a:prstGeom>
-                    <a:ln>
-                      <a:solidFill>
-                        <a:schemeClr val="tx1"/>
-                      </a:solidFill>
-                    </a:ln>
-                  </pic:spPr>
-                </pic:pic>
-              </a:graphicData>
-            </a:graphic>
-          </wp:inline>
-        </w:drawing>
-      </w:r>
-    </w:p>
-    <w:p>
-      <w:pPr>
-        <w:rPr>
-          <w:rFonts w:ascii="Arial" w:hAnsi="Arial" w:cs="Arial"/>
-        </w:rPr>
-      </w:pPr>
-    </w:p>
-    <w:p>
-      <w:pPr>
-        <w:rPr>
-          <w:rFonts w:ascii="Arial" w:hAnsi="Arial" w:cs="Arial"/>
-          <w:color w:val="2E74B5" w:themeColor="accent1" w:themeShade="BF"/>
-        </w:rPr>
-      </w:pPr>
-      <w:r>
-        <w:rPr>
-          <w:rFonts w:ascii="Arial" w:hAnsi="Arial" w:cs="Arial"/>
-          <w:b/>
-          <w:bCs/>
-          <w:color w:val="2E74B5" w:themeColor="accent1" w:themeShade="BF"/>
-        </w:rPr>
-        <w:t>Insight</w:t>
-      </w:r>
-      <w:r>
-        <w:rPr>
-          <w:rFonts w:ascii="Arial" w:hAnsi="Arial" w:cs="Arial"/>
-          <w:b/>
-          <w:bCs/>
-          <w:color w:val="2E74B5" w:themeColor="accent1" w:themeShade="BF"/>
-        </w:rPr>
-        <w:t xml:space="preserve"> Two</w:t>
-      </w:r>
-      <w:r>
-        <w:rPr>
-          <w:rFonts w:ascii="Arial" w:hAnsi="Arial" w:cs="Arial"/>
-          <w:b/>
-          <w:bCs/>
-          <w:color w:val="2E74B5" w:themeColor="accent1" w:themeShade="BF"/>
-        </w:rPr>
-        <w:t>:</w:t>
-      </w:r>
-      <w:r>
-        <w:rPr>
-          <w:rFonts w:ascii="Arial" w:hAnsi="Arial" w:cs="Arial"/>
-          <w:color w:val="2E74B5" w:themeColor="accent1" w:themeShade="BF"/>
-        </w:rPr>
-        <w:t xml:space="preserve"> </w:t>
-      </w:r>
-      <w:r>
-        <w:rPr>
-          <w:rFonts w:ascii="Arial" w:hAnsi="Arial" w:cs="Arial"/>
-          <w:color w:val="2E74B5" w:themeColor="accent1" w:themeShade="BF"/>
-        </w:rPr>
-        <w:t>Revenue is higher when discounts are not applied, suggesting that discounts are reducing margins rather than driving incremental revenue</w:t>
-      </w:r>
-      <w:r>
-        <w:rPr>
-          <w:rFonts w:ascii="Arial" w:hAnsi="Arial" w:cs="Arial"/>
-          <w:color w:val="2E74B5" w:themeColor="accent1" w:themeShade="BF"/>
-        </w:rPr>
-        <w:t>.</w:t>
-      </w:r>
-    </w:p>
-    <w:p>
-      <w:pPr>
-        <w:rPr>
-          <w:rFonts w:ascii="Arial" w:hAnsi="Arial" w:cs="Arial"/>
-        </w:rPr>
-      </w:pPr>
-    </w:p>
-    <w:p>
-      <w:pPr>
-        <w:rPr>
-          <w:rFonts w:ascii="Arial" w:hAnsi="Arial" w:cs="Arial"/>
-        </w:rPr>
-      </w:pPr>
-      <w:r>
-        <w:rPr>
-          <w:rFonts w:ascii="Arial" w:hAnsi="Arial" w:cs="Arial"/>
-          <w:b/>
-          <w:bCs/>
-        </w:rPr>
-        <w:t>Category-wise Revenue (Without Discount)</w:t>
-      </w:r>
-      <w:r>
-        <w:rPr>
-          <w:rFonts w:ascii="Arial" w:hAnsi="Arial" w:cs="Arial"/>
-          <w:b/>
-          <w:bCs/>
-        </w:rPr>
-        <w:t>:</w:t>
-      </w:r>
-    </w:p>
-    <w:p>
-      <w:pPr>
-        <w:pStyle w:val="ListParagraph"/>
-        <w:numPr>
-          <w:ilvl w:val="0"/>
-          <w:numId w:val="28"/>
-        </w:numPr>
-        <w:rPr>
-          <w:rFonts w:ascii="Arial" w:hAnsi="Arial" w:cs="Arial"/>
-        </w:rPr>
-      </w:pPr>
-      <w:r>
-        <w:rPr>
-          <w:rFonts w:ascii="Arial" w:hAnsi="Arial" w:cs="Arial"/>
-        </w:rPr>
-        <w:t>Clothing is the strongest category even without discounts.</w:t>
-      </w:r>
-    </w:p>
-    <w:p>
-      <w:pPr>
-        <w:pStyle w:val="ListParagraph"/>
-        <w:numPr>
-          <w:ilvl w:val="0"/>
-          <w:numId w:val="28"/>
-        </w:numPr>
-        <w:rPr>
-          <w:rFonts w:ascii="Arial" w:hAnsi="Arial" w:cs="Arial"/>
-          <w:color w:val="2E74B5" w:themeColor="accent1" w:themeShade="BF"/>
-        </w:rPr>
-      </w:pPr>
-      <w:r>
-        <w:rPr>
-          <w:rFonts w:ascii="Arial" w:hAnsi="Arial" w:cs="Arial"/>
-        </w:rPr>
-        <w:t>Accessories and Footwear also perform well at full price.</w:t>
-      </w:r>
-    </w:p>
-    <w:p>
-      <w:pPr>
-        <w:rPr>
-          <w:rFonts w:ascii="Arial" w:hAnsi="Arial" w:cs="Arial"/>
-        </w:rPr>
-      </w:pPr>
-    </w:p>
-    <w:p>
-      <w:r>
-        <w:rPr>
-          <w:noProof/>
-        </w:rPr>
-        <w:drawing>
-          <wp:inline distT="0" distB="0" distL="0" distR="0" wp14:anchorId="125518F4" wp14:editId="05374050">
-            <wp:extent cx="2330093" cy="1697525"/>
-            <wp:effectExtent l="19050" t="19050" r="13335" b="17145"/>
-            <wp:docPr id="1100069479" name="Picture 1"/>
-            <wp:cNvGraphicFramePr>
-              <a:graphicFrameLocks xmlns:a="http://schemas.openxmlformats.org/drawingml/2006/main" noChangeAspect="1"/>
-            </wp:cNvGraphicFramePr>
-            <a:graphic xmlns:a="http://schemas.openxmlformats.org/drawingml/2006/main">
-              <a:graphicData uri="http://schemas.openxmlformats.org/drawingml/2006/picture">
-                <pic:pic xmlns:pic="http://schemas.openxmlformats.org/drawingml/2006/picture">
-                  <pic:nvPicPr>
-                    <pic:cNvPr id="1100069479" name=""/>
-                    <pic:cNvPicPr/>
-                  </pic:nvPicPr>
-                  <pic:blipFill>
-                    <a:blip r:embed="rId14"/>
-                    <a:stretch>
-                      <a:fillRect/>
-                    </a:stretch>
-                  </pic:blipFill>
-                  <pic:spPr>
-                    <a:xfrm>
-                      <a:off x="0" y="0"/>
-                      <a:ext cx="2341757" cy="1706023"/>
-                    </a:xfrm>
-                    <a:prstGeom prst="rect">
-                      <a:avLst/>
-                    </a:prstGeom>
-                    <a:ln>
-                      <a:solidFill>
-                        <a:schemeClr val="tx1"/>
-                      </a:solidFill>
-                    </a:ln>
-                  </pic:spPr>
-                </pic:pic>
-              </a:graphicData>
-            </a:graphic>
-          </wp:inline>
-        </w:drawing>
-      </w:r>
-      <w:r>
-        <w:t xml:space="preserve"> </w:t>
-      </w:r>
-      <w:r>
-        <w:rPr>
-          <w:noProof/>
-        </w:rPr>
-        <w:drawing>
-          <wp:inline distT="0" distB="0" distL="0" distR="0" wp14:anchorId="54F3C78B" wp14:editId="0E3FF038">
-            <wp:extent cx="2260128" cy="1693468"/>
-            <wp:effectExtent l="19050" t="19050" r="26035" b="21590"/>
-            <wp:docPr id="141158372" name="Picture 2"/>
-            <wp:cNvGraphicFramePr>
-              <a:graphicFrameLocks xmlns:a="http://schemas.openxmlformats.org/drawingml/2006/main" noChangeAspect="1"/>
-            </wp:cNvGraphicFramePr>
-            <a:graphic xmlns:a="http://schemas.openxmlformats.org/drawingml/2006/main">
-              <a:graphicData uri="http://schemas.openxmlformats.org/drawingml/2006/picture">
-                <pic:pic xmlns:pic="http://schemas.openxmlformats.org/drawingml/2006/picture">
-                  <pic:nvPicPr>
-                    <pic:cNvPr id="0" name="Picture 3"/>
-                    <pic:cNvPicPr>
-                      <a:picLocks noChangeAspect="1" noChangeArrowheads="1"/>
-                    </pic:cNvPicPr>
-                  </pic:nvPicPr>
-                  <pic:blipFill>
-                    <a:blip r:embed="rId15" cstate="print">
-                      <a:extLst>
-                        <a:ext uri="{28A0092B-C50C-407E-A947-70E740481C1C}">
-                          <a14:useLocalDpi xmlns:a14="http://schemas.microsoft.com/office/drawing/2010/main" val="0"/>
-                        </a:ext>
-                      </a:extLst>
-                    </a:blip>
-                    <a:srcRect/>
-                    <a:stretch>
-                      <a:fillRect/>
-                    </a:stretch>
-                  </pic:blipFill>
-                  <pic:spPr bwMode="auto">
-                    <a:xfrm>
-                      <a:off x="0" y="0"/>
-                      <a:ext cx="2312014" cy="1732345"/>
-                    </a:xfrm>
-                    <a:prstGeom prst="rect">
-                      <a:avLst/>
-                    </a:prstGeom>
-                    <a:ln>
-                      <a:solidFill>
-                        <a:schemeClr val="tx1"/>
-                      </a:solidFill>
-                    </a:ln>
-                  </pic:spPr>
-                </pic:pic>
-              </a:graphicData>
-            </a:graphic>
-          </wp:inline>
-        </w:drawing>
-      </w:r>
-    </w:p>
-    <w:p/>
-    <w:p>
-      <w:pPr>
-        <w:rPr>
-          <w:rFonts w:ascii="Arial" w:hAnsi="Arial" w:cs="Arial"/>
-          <w:color w:val="2E74B5" w:themeColor="accent1" w:themeShade="BF"/>
-        </w:rPr>
-      </w:pPr>
-      <w:r>
-        <w:rPr>
-          <w:rFonts w:ascii="Arial" w:hAnsi="Arial" w:cs="Arial"/>
-          <w:b/>
-          <w:bCs/>
-          <w:color w:val="2E74B5" w:themeColor="accent1" w:themeShade="BF"/>
-        </w:rPr>
-        <w:t>Insight Three:</w:t>
-      </w:r>
-      <w:r>
-        <w:rPr>
-          <w:rFonts w:ascii="Arial" w:hAnsi="Arial" w:cs="Arial"/>
-          <w:color w:val="2E74B5" w:themeColor="accent1" w:themeShade="BF"/>
-        </w:rPr>
-        <w:t xml:space="preserve"> </w:t>
-      </w:r>
-      <w:r>
-        <w:rPr>
-          <w:rFonts w:ascii="Arial" w:hAnsi="Arial" w:cs="Arial"/>
-          <w:color w:val="2E74B5" w:themeColor="accent1" w:themeShade="BF"/>
-        </w:rPr>
-        <w:t xml:space="preserve">These categories </w:t>
-      </w:r>
-      <w:r>
-        <w:rPr>
-          <w:rFonts w:ascii="Arial" w:hAnsi="Arial" w:cs="Arial"/>
-          <w:color w:val="2E74B5" w:themeColor="accent1" w:themeShade="BF"/>
-        </w:rPr>
-        <w:t xml:space="preserve">are </w:t>
-      </w:r>
-      <w:r>
-        <w:rPr>
-          <w:rFonts w:ascii="Arial" w:hAnsi="Arial" w:cs="Arial"/>
-          <w:color w:val="2E74B5" w:themeColor="accent1" w:themeShade="BF"/>
-        </w:rPr>
-        <w:t>show</w:t>
-      </w:r>
-      <w:r>
-        <w:rPr>
-          <w:rFonts w:ascii="Arial" w:hAnsi="Arial" w:cs="Arial"/>
-          <w:color w:val="2E74B5" w:themeColor="accent1" w:themeShade="BF"/>
-        </w:rPr>
-        <w:t>s</w:t>
-      </w:r>
-      <w:r>
-        <w:rPr>
-          <w:rFonts w:ascii="Arial" w:hAnsi="Arial" w:cs="Arial"/>
-          <w:color w:val="2E74B5" w:themeColor="accent1" w:themeShade="BF"/>
-        </w:rPr>
-        <w:t xml:space="preserve"> strong natural demand and</w:t>
-      </w:r>
-      <w:r>
-        <w:rPr>
-          <w:rFonts w:ascii="Arial" w:hAnsi="Arial" w:cs="Arial"/>
-          <w:color w:val="2E74B5" w:themeColor="accent1" w:themeShade="BF"/>
-        </w:rPr>
-        <w:t xml:space="preserve"> </w:t>
-      </w:r>
-      <w:r>
-        <w:rPr>
-          <w:rFonts w:ascii="Arial" w:hAnsi="Arial" w:cs="Arial"/>
-          <w:color w:val="2E74B5" w:themeColor="accent1" w:themeShade="BF"/>
-        </w:rPr>
-        <w:t>do not require discounts to generate revenue.</w:t>
-      </w:r>
-    </w:p>
-    <w:p>
-      <w:pPr>
-        <w:rPr>
-          <w:rFonts w:ascii="Arial" w:hAnsi="Arial" w:cs="Arial"/>
-          <w:color w:val="2E74B5" w:themeColor="accent1" w:themeShade="BF"/>
-        </w:rPr>
-      </w:pPr>
-    </w:p>
-    <w:p>
-      <w:pPr>
-        <w:rPr>
-          <w:rFonts w:ascii="Arial" w:hAnsi="Arial" w:cs="Arial"/>
-          <w:b/>
-          <w:bCs/>
-        </w:rPr>
-      </w:pPr>
-      <w:r>
-        <w:rPr>
-          <w:rFonts w:ascii="Arial" w:hAnsi="Arial" w:cs="Arial"/>
-          <w:b/>
-          <w:bCs/>
-        </w:rPr>
-        <w:t>Repeat Customer Discount Dependency</w:t>
-      </w:r>
-      <w:r>
-        <w:rPr>
-          <w:rFonts w:ascii="Arial" w:hAnsi="Arial" w:cs="Arial"/>
-          <w:b/>
-          <w:bCs/>
-        </w:rPr>
-        <w:t>:</w:t>
-      </w:r>
-    </w:p>
-    <w:p>
-      <w:pPr>
-        <w:pStyle w:val="ListParagraph"/>
-        <w:numPr>
-          <w:ilvl w:val="0"/>
-          <w:numId w:val="29"/>
-        </w:numPr>
-        <w:rPr>
-          <w:rFonts w:ascii="Arial" w:hAnsi="Arial" w:cs="Arial"/>
-        </w:rPr>
-      </w:pPr>
-      <w:r>
-        <w:rPr>
-          <w:rFonts w:ascii="Arial" w:hAnsi="Arial" w:cs="Arial"/>
-        </w:rPr>
-        <w:t>Repeat Purchase Rate: 97%</w:t>
-      </w:r>
-    </w:p>
-    <w:p>
-      <w:pPr>
-        <w:pStyle w:val="ListParagraph"/>
-        <w:numPr>
-          <w:ilvl w:val="0"/>
-          <w:numId w:val="29"/>
-        </w:numPr>
-        <w:rPr>
-          <w:rFonts w:ascii="Arial" w:hAnsi="Arial" w:cs="Arial"/>
-        </w:rPr>
-      </w:pPr>
-      <w:r>
-        <w:rPr>
-          <w:rFonts w:ascii="Arial" w:hAnsi="Arial" w:cs="Arial"/>
-        </w:rPr>
-        <w:t>Repeat customer revenue:</w:t>
-      </w:r>
-    </w:p>
-    <w:p>
-      <w:pPr>
-        <w:pStyle w:val="ListParagraph"/>
-        <w:numPr>
-          <w:ilvl w:val="0"/>
-          <w:numId w:val="32"/>
-        </w:numPr>
-        <w:rPr>
-          <w:rFonts w:ascii="Arial" w:hAnsi="Arial" w:cs="Arial"/>
-        </w:rPr>
-      </w:pPr>
-      <w:r>
-        <w:rPr>
-          <w:rFonts w:ascii="Arial" w:hAnsi="Arial" w:cs="Arial"/>
-        </w:rPr>
-        <w:t xml:space="preserve">Without Discount:  $273,709.06 </w:t>
-      </w:r>
-    </w:p>
-    <w:p>
-      <w:pPr>
-        <w:pStyle w:val="ListParagraph"/>
-        <w:numPr>
-          <w:ilvl w:val="0"/>
-          <w:numId w:val="32"/>
-        </w:numPr>
-        <w:rPr>
-          <w:rFonts w:ascii="Arial" w:hAnsi="Arial" w:cs="Arial"/>
-        </w:rPr>
-      </w:pPr>
-      <w:r>
-        <w:rPr>
-          <w:rFonts w:ascii="Arial" w:hAnsi="Arial" w:cs="Arial"/>
-        </w:rPr>
-        <w:t>With Discount: $206,558.10</w:t>
-      </w:r>
-    </w:p>
-    <w:p>
-      <w:pPr>
-        <w:pStyle w:val="ListParagraph"/>
-        <w:numPr>
-          <w:ilvl w:val="0"/>
-          <w:numId w:val="33"/>
-        </w:numPr>
-        <w:rPr>
-          <w:rFonts w:ascii="Arial" w:hAnsi="Arial" w:cs="Arial"/>
-        </w:rPr>
-      </w:pPr>
-      <w:r>
-        <w:rPr>
-          <w:rFonts w:ascii="Arial" w:hAnsi="Arial" w:cs="Arial"/>
-        </w:rPr>
-        <w:t>Average purchase amount remains almost unchanged with discounts</w:t>
-      </w:r>
-    </w:p>
-    <w:p>
-      <w:pPr>
-        <w:pStyle w:val="ListParagraph"/>
-        <w:ind w:left="0"/>
-        <w:jc w:val="both"/>
-        <w:rPr>
-          <w:rFonts w:ascii="Arial" w:hAnsi="Arial" w:cs="Arial"/>
-        </w:rPr>
-      </w:pPr>
-      <w:r>
-        <w:rPr>
-          <w:rFonts w:ascii="Arial" w:hAnsi="Arial" w:cs="Arial"/>
-          <w:noProof/>
-        </w:rPr>
-        <w:lastRenderedPageBreak/>
-        <w:drawing>
-          <wp:inline distT="0" distB="0" distL="0" distR="0" wp14:anchorId="6488C207" wp14:editId="6467A58D">
-            <wp:extent cx="3419952" cy="495369"/>
-            <wp:effectExtent l="19050" t="19050" r="28575" b="19050"/>
-            <wp:docPr id="199998431" name="Picture 1"/>
-            <wp:cNvGraphicFramePr>
-              <a:graphicFrameLocks xmlns:a="http://schemas.openxmlformats.org/drawingml/2006/main" noChangeAspect="1"/>
-            </wp:cNvGraphicFramePr>
-            <a:graphic xmlns:a="http://schemas.openxmlformats.org/drawingml/2006/main">
-              <a:graphicData uri="http://schemas.openxmlformats.org/drawingml/2006/picture">
-                <pic:pic xmlns:pic="http://schemas.openxmlformats.org/drawingml/2006/picture">
-                  <pic:nvPicPr>
-                    <pic:cNvPr id="199998431" name=""/>
-                    <pic:cNvPicPr/>
-                  </pic:nvPicPr>
-                  <pic:blipFill>
-                    <a:blip r:embed="rId16"/>
-                    <a:stretch>
-                      <a:fillRect/>
-                    </a:stretch>
-                  </pic:blipFill>
-                  <pic:spPr>
-                    <a:xfrm>
-                      <a:off x="0" y="0"/>
-                      <a:ext cx="3419952" cy="495369"/>
-                    </a:xfrm>
-                    <a:prstGeom prst="rect">
-                      <a:avLst/>
-                    </a:prstGeom>
-                    <a:ln>
-                      <a:solidFill>
-                        <a:schemeClr val="tx1"/>
-                      </a:solidFill>
-                    </a:ln>
-                  </pic:spPr>
-                </pic:pic>
-              </a:graphicData>
-            </a:graphic>
-          </wp:inline>
-        </w:drawing>
-      </w:r>
-    </w:p>
-    <w:p>
-      <w:pPr>
-        <w:pStyle w:val="ListParagraph"/>
-        <w:ind w:left="0"/>
-        <w:jc w:val="both"/>
-        <w:rPr>
-          <w:rFonts w:ascii="Arial" w:hAnsi="Arial" w:cs="Arial"/>
-        </w:rPr>
-      </w:pPr>
-      <w:r>
-        <w:rPr>
-          <w:rFonts w:ascii="Arial" w:hAnsi="Arial" w:cs="Arial"/>
-          <w:noProof/>
-        </w:rPr>
-        <w:drawing>
-          <wp:inline distT="0" distB="0" distL="0" distR="0" wp14:anchorId="5F09D466" wp14:editId="5E8E483C">
-            <wp:extent cx="3846780" cy="1082112"/>
-            <wp:effectExtent l="19050" t="19050" r="20955" b="22860"/>
-            <wp:docPr id="1926794916" name="Picture 1"/>
-            <wp:cNvGraphicFramePr>
-              <a:graphicFrameLocks xmlns:a="http://schemas.openxmlformats.org/drawingml/2006/main" noChangeAspect="1"/>
-            </wp:cNvGraphicFramePr>
-            <a:graphic xmlns:a="http://schemas.openxmlformats.org/drawingml/2006/main">
-              <a:graphicData uri="http://schemas.openxmlformats.org/drawingml/2006/picture">
-                <pic:pic xmlns:pic="http://schemas.openxmlformats.org/drawingml/2006/picture">
-                  <pic:nvPicPr>
-                    <pic:cNvPr id="1926794916" name=""/>
-                    <pic:cNvPicPr/>
-                  </pic:nvPicPr>
-                  <pic:blipFill>
-                    <a:blip r:embed="rId17"/>
-                    <a:stretch>
-                      <a:fillRect/>
-                    </a:stretch>
-                  </pic:blipFill>
-                  <pic:spPr>
-                    <a:xfrm>
-                      <a:off x="0" y="0"/>
-                      <a:ext cx="3920972" cy="1102983"/>
-                    </a:xfrm>
-                    <a:prstGeom prst="rect">
-                      <a:avLst/>
-                    </a:prstGeom>
-                    <a:ln>
-                      <a:solidFill>
-                        <a:schemeClr val="tx1"/>
-                      </a:solidFill>
-                    </a:ln>
-                  </pic:spPr>
-                </pic:pic>
-              </a:graphicData>
-            </a:graphic>
-          </wp:inline>
-        </w:drawing>
-      </w:r>
-    </w:p>
-    <w:p>
-      <w:pPr>
-        <w:pStyle w:val="ListParagraph"/>
-        <w:ind w:left="0"/>
-        <w:jc w:val="both"/>
-        <w:rPr>
-          <w:rFonts w:ascii="Arial" w:hAnsi="Arial" w:cs="Arial"/>
-        </w:rPr>
-      </w:pPr>
-    </w:p>
-    <w:p>
-      <w:pPr>
-        <w:rPr>
-          <w:rFonts w:ascii="Arial" w:hAnsi="Arial" w:cs="Arial"/>
-          <w:b/>
-          <w:bCs/>
-        </w:rPr>
-      </w:pPr>
-      <w:r>
-        <w:rPr>
-          <w:rFonts w:ascii="Arial" w:hAnsi="Arial" w:cs="Arial"/>
-          <w:b/>
-          <w:bCs/>
-          <w:color w:val="2E74B5" w:themeColor="accent1" w:themeShade="BF"/>
-        </w:rPr>
-        <w:t xml:space="preserve">Insight Four: </w:t>
-      </w:r>
-      <w:r>
-        <w:rPr>
-          <w:rFonts w:ascii="Arial" w:hAnsi="Arial" w:cs="Arial"/>
-          <w:color w:val="2E74B5" w:themeColor="accent1" w:themeShade="BF"/>
-        </w:rPr>
-        <w:t>Repeat customers are not discount dependent and continue purchasing at full price.</w:t>
-      </w:r>
-    </w:p>
-    <w:p>
-      <w:pPr>
-        <w:rPr>
-          <w:rFonts w:ascii="Arial" w:hAnsi="Arial" w:cs="Arial"/>
-          <w:b/>
-          <w:bCs/>
-        </w:rPr>
-      </w:pPr>
-    </w:p>
-    <w:p>
-      <w:pPr>
-        <w:rPr>
-          <w:rFonts w:ascii="Arial" w:hAnsi="Arial" w:cs="Arial"/>
-          <w:b/>
-          <w:bCs/>
-        </w:rPr>
-      </w:pPr>
-      <w:r>
-        <w:rPr>
-          <w:rFonts w:ascii="Arial" w:hAnsi="Arial" w:cs="Arial"/>
-          <w:b/>
-          <w:bCs/>
-        </w:rPr>
-        <w:t>Recommendations to Increase Revenue Without Increasing Discounts:</w:t>
-      </w:r>
-    </w:p>
-    <w:p>
-      <w:pPr>
-        <w:pStyle w:val="ListParagraph"/>
-        <w:numPr>
-          <w:ilvl w:val="0"/>
-          <w:numId w:val="26"/>
-        </w:numPr>
-        <w:rPr>
-          <w:rFonts w:ascii="Arial" w:hAnsi="Arial" w:cs="Arial"/>
-        </w:rPr>
-      </w:pPr>
-      <w:r>
-        <w:rPr>
-          <w:rFonts w:ascii="Arial" w:hAnsi="Arial" w:cs="Arial"/>
-        </w:rPr>
-        <w:t>Remove discounts from high-performing categories(Like Clothing and Accessories ect.)</w:t>
-      </w:r>
-    </w:p>
-    <w:p>
-      <w:pPr>
-        <w:pStyle w:val="ListParagraph"/>
-        <w:numPr>
-          <w:ilvl w:val="0"/>
-          <w:numId w:val="26"/>
-        </w:numPr>
-        <w:rPr>
-          <w:rFonts w:ascii="Arial" w:hAnsi="Arial" w:cs="Arial"/>
-        </w:rPr>
-      </w:pPr>
-      <w:r>
-        <w:rPr>
-          <w:rFonts w:ascii="Arial" w:hAnsi="Arial" w:cs="Arial"/>
-        </w:rPr>
-        <w:t>Reduce or eliminate discounts for repeat customers</w:t>
-      </w:r>
-    </w:p>
-    <w:p>
-      <w:pPr>
-        <w:pStyle w:val="ListParagraph"/>
-        <w:numPr>
-          <w:ilvl w:val="0"/>
-          <w:numId w:val="26"/>
-        </w:numPr>
-        <w:rPr>
-          <w:rFonts w:ascii="Arial" w:hAnsi="Arial" w:cs="Arial"/>
-        </w:rPr>
-      </w:pPr>
-      <w:r>
-        <w:rPr>
-          <w:rFonts w:ascii="Arial" w:hAnsi="Arial" w:cs="Arial"/>
-        </w:rPr>
-        <w:t>Use discounts selectively for first-time customers</w:t>
-      </w:r>
-    </w:p>
-    <w:p>
-      <w:pPr>
-        <w:pStyle w:val="ListParagraph"/>
-        <w:numPr>
-          <w:ilvl w:val="0"/>
-          <w:numId w:val="26"/>
-        </w:numPr>
-        <w:rPr>
-          <w:rFonts w:ascii="Arial" w:hAnsi="Arial" w:cs="Arial"/>
-          <w:b/>
-          <w:bCs/>
-        </w:rPr>
-      </w:pPr>
-      <w:r>
-        <w:rPr>
-          <w:rFonts w:ascii="Arial" w:hAnsi="Arial" w:cs="Arial"/>
-        </w:rPr>
-        <w:t>Replace discounts with loyalty rewards points, early access offers, and product bundles</w:t>
-      </w:r>
-    </w:p>
-    <w:p>
-      <w:pPr>
-        <w:rPr>
-          <w:rFonts w:ascii="Arial" w:hAnsi="Arial" w:cs="Arial"/>
-        </w:rPr>
-      </w:pPr>
-    </w:p>
-    <w:p>
-      <w:pPr>
-        <w:tabs>
-          <w:tab w:val="left" w:pos="3221"/>
-        </w:tabs>
-        <w:rPr>
-          <w:rFonts w:ascii="Arial" w:hAnsi="Arial" w:cs="Arial"/>
-          <w:b/>
-          <w:bCs/>
-        </w:rPr>
-      </w:pPr>
-      <w:r>
-        <w:rPr>
-          <w:rFonts w:ascii="Arial" w:hAnsi="Arial" w:cs="Arial"/>
-          <w:b/>
-          <w:bCs/>
-        </w:rPr>
-        <w:t>Conclusion:</w:t>
-      </w:r>
-    </w:p>
-    <w:p>
-      <w:pPr>
-        <w:rPr>
-          <w:rFonts w:ascii="Arial" w:hAnsi="Arial" w:cs="Arial"/>
-        </w:rPr>
-      </w:pPr>
-      <w:r>
-        <w:rPr>
-          <w:rFonts w:ascii="Arial" w:hAnsi="Arial" w:cs="Arial"/>
-        </w:rPr>
-        <w:t>Discounts do not significantly improve purchase value or revenue. Strong category performance and loyal repeat customers indicate that the business can optimize discount usage to protect profit margins while sustaining revenue growth.</w:t>
-      </w:r>
-    </w:p>
-    <w:p>
-      <w:pPr>
-        <w:pStyle w:val="Heading1"/>
+        <w:t>Revenue Optimization</w:t>
+      </w:r>
+      <w:r>
         <w:rPr>
           <w:rFonts w:ascii="Arial" w:hAnsi="Arial" w:cs="Arial"/>
           <w:b/>
@@ -1283,8 +56,251 @@
           <w:sz w:val="28"/>
           <w:szCs w:val="28"/>
         </w:rPr>
-      </w:pPr>
-      <w:r>
+        <w:t>:</w:t>
+      </w:r>
+    </w:p>
+    <w:p>
+      <w:pPr>
+        <w:rPr>
+          <w:rFonts w:ascii="Arial" w:hAnsi="Arial" w:cs="Arial"/>
+          <w:b/>
+          <w:bCs/>
+        </w:rPr>
+      </w:pPr>
+      <w:r>
+        <w:rPr>
+          <w:rFonts w:ascii="Arial" w:hAnsi="Arial" w:cs="Arial"/>
+          <w:b/>
+          <w:bCs/>
+        </w:rPr>
+        <w:t>Findings</w:t>
+      </w:r>
+      <w:r>
+        <w:rPr>
+          <w:rFonts w:ascii="Arial" w:hAnsi="Arial" w:cs="Arial"/>
+          <w:b/>
+          <w:bCs/>
+        </w:rPr>
+        <w:t>:</w:t>
+      </w:r>
+    </w:p>
+    <w:p>
+      <w:pPr>
+        <w:pStyle w:val="ListParagraph"/>
+        <w:numPr>
+          <w:ilvl w:val="0"/>
+          <w:numId w:val="38"/>
+        </w:numPr>
+        <w:rPr>
+          <w:sz w:val="20"/>
+          <w:szCs w:val="20"/>
+        </w:rPr>
+      </w:pPr>
+      <w:r>
+        <w:rPr>
+          <w:rFonts w:ascii="Arial" w:hAnsi="Arial" w:cs="Arial"/>
+          <w:sz w:val="20"/>
+          <w:szCs w:val="20"/>
+        </w:rPr>
+        <w:t>Average purchase amount is nearly the same</w:t>
+      </w:r>
+      <w:r>
+        <w:rPr>
+          <w:rFonts w:ascii="Arial" w:hAnsi="Arial" w:cs="Arial"/>
+          <w:sz w:val="20"/>
+          <w:szCs w:val="20"/>
+        </w:rPr>
+        <w:t>:</w:t>
+      </w:r>
+    </w:p>
+    <w:p>
+      <w:pPr>
+        <w:pStyle w:val="ListParagraph"/>
+        <w:numPr>
+          <w:ilvl w:val="0"/>
+          <w:numId w:val="37"/>
+        </w:numPr>
+        <w:rPr>
+          <w:rFonts w:ascii="Arial" w:hAnsi="Arial" w:cs="Arial"/>
+          <w:sz w:val="20"/>
+          <w:szCs w:val="20"/>
+        </w:rPr>
+      </w:pPr>
+      <w:r>
+        <w:rPr>
+          <w:rFonts w:ascii="Arial" w:hAnsi="Arial" w:cs="Arial"/>
+          <w:sz w:val="20"/>
+          <w:szCs w:val="20"/>
+        </w:rPr>
+        <w:t>Without discount: $60.3</w:t>
+      </w:r>
+    </w:p>
+    <w:p>
+      <w:pPr>
+        <w:pStyle w:val="ListParagraph"/>
+        <w:numPr>
+          <w:ilvl w:val="0"/>
+          <w:numId w:val="37"/>
+        </w:numPr>
+        <w:rPr>
+          <w:rFonts w:ascii="Arial" w:hAnsi="Arial" w:cs="Arial"/>
+          <w:sz w:val="20"/>
+          <w:szCs w:val="20"/>
+        </w:rPr>
+      </w:pPr>
+      <w:r>
+        <w:rPr>
+          <w:rFonts w:ascii="Arial" w:hAnsi="Arial" w:cs="Arial"/>
+          <w:sz w:val="20"/>
+          <w:szCs w:val="20"/>
+        </w:rPr>
+        <w:t>With discount: $59.7</w:t>
+      </w:r>
+    </w:p>
+    <w:p>
+      <w:pPr>
+        <w:pStyle w:val="ListParagraph"/>
+        <w:numPr>
+          <w:ilvl w:val="0"/>
+          <w:numId w:val="38"/>
+        </w:numPr>
+        <w:rPr>
+          <w:rFonts w:ascii="Arial" w:hAnsi="Arial" w:cs="Arial"/>
+          <w:sz w:val="20"/>
+          <w:szCs w:val="20"/>
+        </w:rPr>
+      </w:pPr>
+      <w:r>
+        <w:rPr>
+          <w:rFonts w:ascii="Arial" w:hAnsi="Arial" w:cs="Arial"/>
+          <w:sz w:val="20"/>
+          <w:szCs w:val="20"/>
+        </w:rPr>
+        <w:t>56.3% of total revenue comes from discounted sales</w:t>
+      </w:r>
+    </w:p>
+    <w:p>
+      <w:pPr>
+        <w:pStyle w:val="ListParagraph"/>
+        <w:numPr>
+          <w:ilvl w:val="0"/>
+          <w:numId w:val="38"/>
+        </w:numPr>
+        <w:rPr>
+          <w:rFonts w:ascii="Arial" w:hAnsi="Arial" w:cs="Arial"/>
+        </w:rPr>
+      </w:pPr>
+      <w:r>
+        <w:rPr>
+          <w:rFonts w:ascii="Arial" w:hAnsi="Arial" w:cs="Arial"/>
+          <w:sz w:val="20"/>
+          <w:szCs w:val="20"/>
+        </w:rPr>
+        <w:t>Clothing and Accessories generate strong revenue even without discounts</w:t>
+      </w:r>
+    </w:p>
+    <w:p/>
+    <w:p>
+      <w:r>
+        <w:rPr>
+          <w:rFonts w:ascii="Arial" w:hAnsi="Arial" w:cs="Arial"/>
+          <w:b/>
+          <w:bCs/>
+          <w:color w:val="2E74B5" w:themeColor="accent1" w:themeShade="BF"/>
+        </w:rPr>
+        <w:t>Insight</w:t>
+      </w:r>
+      <w:r>
+        <w:rPr>
+          <w:rFonts w:ascii="Arial" w:hAnsi="Arial" w:cs="Arial"/>
+          <w:b/>
+          <w:bCs/>
+          <w:color w:val="2E74B5" w:themeColor="accent1" w:themeShade="BF"/>
+        </w:rPr>
+        <w:t>:</w:t>
+      </w:r>
+    </w:p>
+    <w:p>
+      <w:pPr>
+        <w:rPr>
+          <w:rFonts w:ascii="Arial" w:hAnsi="Arial" w:cs="Arial"/>
+        </w:rPr>
+      </w:pPr>
+      <w:r>
+        <w:rPr>
+          <w:rFonts w:ascii="Arial" w:hAnsi="Arial" w:cs="Arial"/>
+          <w:color w:val="000000" w:themeColor="text1"/>
+          <w:sz w:val="20"/>
+          <w:szCs w:val="20"/>
+        </w:rPr>
+        <w:t>Discounts are not increasing customer spending but are driving revenue dependency, which can reduce profit margins.</w:t>
+      </w:r>
+    </w:p>
+    <w:p>
+      <w:pPr>
+        <w:rPr>
+          <w:rFonts w:ascii="Arial" w:hAnsi="Arial" w:cs="Arial"/>
+        </w:rPr>
+      </w:pPr>
+    </w:p>
+    <w:p>
+      <w:pPr>
+        <w:rPr>
+          <w:rFonts w:ascii="Arial" w:hAnsi="Arial" w:cs="Arial"/>
+        </w:rPr>
+      </w:pPr>
+      <w:r>
+        <w:rPr>
+          <w:rFonts w:ascii="Arial" w:hAnsi="Arial" w:cs="Arial"/>
+          <w:b/>
+          <w:bCs/>
+        </w:rPr>
+        <w:t>Recommendations</w:t>
+      </w:r>
+      <w:r>
+        <w:rPr>
+          <w:rFonts w:ascii="Arial" w:hAnsi="Arial" w:cs="Arial"/>
+          <w:b/>
+          <w:bCs/>
+        </w:rPr>
+        <w:t>:</w:t>
+      </w:r>
+    </w:p>
+    <w:p>
+      <w:pPr>
+        <w:rPr>
+          <w:rFonts w:ascii="Arial" w:hAnsi="Arial" w:cs="Arial"/>
+          <w:sz w:val="20"/>
+          <w:szCs w:val="20"/>
+        </w:rPr>
+      </w:pPr>
+      <w:r>
+        <w:rPr>
+          <w:rFonts w:ascii="Arial" w:hAnsi="Arial" w:cs="Arial"/>
+          <w:sz w:val="20"/>
+          <w:szCs w:val="20"/>
+        </w:rPr>
+        <w:t>Reduce discounts in high-performing categories (Clothing, Accessories)</w:t>
+      </w:r>
+    </w:p>
+    <w:p>
+      <w:pPr>
+        <w:rPr>
+          <w:rFonts w:ascii="Arial" w:hAnsi="Arial" w:cs="Arial"/>
+        </w:rPr>
+      </w:pPr>
+      <w:r>
+        <w:rPr>
+          <w:rFonts w:ascii="Arial" w:hAnsi="Arial" w:cs="Arial"/>
+          <w:sz w:val="20"/>
+          <w:szCs w:val="20"/>
+        </w:rPr>
+        <w:t>Use discounts only for new or low-performing products</w:t>
+      </w:r>
+    </w:p>
+    <w:p>
+      <w:pPr>
+        <w:pStyle w:val="Heading1"/>
         <w:rPr>
           <w:rFonts w:ascii="Arial" w:hAnsi="Arial" w:cs="Arial"/>
           <w:b/>
@@ -1293,8 +309,7 @@
           <w:sz w:val="28"/>
           <w:szCs w:val="28"/>
         </w:rPr>
-        <w:t>Customer Lifetime Value Strategy</w:t>
-      </w:r>
+      </w:pPr>
       <w:r>
         <w:rPr>
           <w:rFonts w:ascii="Arial" w:hAnsi="Arial" w:cs="Arial"/>
@@ -1304,827 +319,9 @@
           <w:sz w:val="28"/>
           <w:szCs w:val="28"/>
         </w:rPr>
-        <w:t>:</w:t>
-      </w:r>
-    </w:p>
-    <w:p>
-      <w:r>
-        <w:rPr>
-          <w:rFonts w:ascii="Arial" w:hAnsi="Arial" w:cs="Arial"/>
-          <w:b/>
-          <w:bCs/>
-        </w:rPr>
-        <w:t>Age &amp; Gender Revenue Analysis</w:t>
-      </w:r>
-      <w:r>
-        <w:rPr>
-          <w:rFonts w:ascii="Arial" w:hAnsi="Arial" w:cs="Arial"/>
-          <w:b/>
-          <w:bCs/>
-        </w:rPr>
-        <w:t>:</w:t>
-      </w:r>
-    </w:p>
-    <w:p>
-      <w:pPr>
-        <w:pStyle w:val="ListParagraph"/>
-        <w:numPr>
-          <w:ilvl w:val="0"/>
-          <w:numId w:val="24"/>
-        </w:numPr>
-        <w:rPr>
-          <w:rFonts w:ascii="Arial" w:hAnsi="Arial" w:cs="Arial"/>
-          <w:b/>
-          <w:bCs/>
-        </w:rPr>
-      </w:pPr>
-      <w:r>
-        <w:rPr>
-          <w:rFonts w:ascii="Arial" w:hAnsi="Arial" w:cs="Arial"/>
-          <w:b/>
-          <w:bCs/>
-          <w:highlight w:val="yellow"/>
-        </w:rPr>
-        <w:t>Male – GenX: $103,128.93</w:t>
-      </w:r>
-    </w:p>
-    <w:p>
-      <w:pPr>
-        <w:pStyle w:val="ListParagraph"/>
-        <w:numPr>
-          <w:ilvl w:val="0"/>
-          <w:numId w:val="24"/>
-        </w:numPr>
-        <w:rPr>
-          <w:rFonts w:ascii="Arial" w:hAnsi="Arial" w:cs="Arial"/>
-        </w:rPr>
-      </w:pPr>
-      <w:r>
-        <w:rPr>
-          <w:rFonts w:ascii="Arial" w:hAnsi="Arial" w:cs="Arial"/>
-        </w:rPr>
-        <w:t>Male – GenY: $97,842.51</w:t>
-      </w:r>
-    </w:p>
-    <w:p>
-      <w:pPr>
-        <w:pStyle w:val="ListParagraph"/>
-        <w:numPr>
-          <w:ilvl w:val="0"/>
-          <w:numId w:val="24"/>
-        </w:numPr>
-        <w:rPr>
-          <w:rFonts w:ascii="Arial" w:hAnsi="Arial" w:cs="Arial"/>
-        </w:rPr>
-      </w:pPr>
-      <w:r>
-        <w:rPr>
-          <w:rFonts w:ascii="Arial" w:hAnsi="Arial" w:cs="Arial"/>
-        </w:rPr>
-        <w:t>Male – GenZ: $75,679.73</w:t>
-      </w:r>
-    </w:p>
-    <w:p>
-      <w:pPr>
-        <w:pStyle w:val="ListParagraph"/>
-        <w:numPr>
-          <w:ilvl w:val="0"/>
-          <w:numId w:val="24"/>
-        </w:numPr>
-        <w:rPr>
-          <w:rFonts w:ascii="Arial" w:hAnsi="Arial" w:cs="Arial"/>
-        </w:rPr>
-      </w:pPr>
-      <w:r>
-        <w:rPr>
-          <w:rFonts w:ascii="Arial" w:hAnsi="Arial" w:cs="Arial"/>
-        </w:rPr>
-        <w:t>Male – Boomers: $55,449.82</w:t>
-      </w:r>
-    </w:p>
-    <w:p>
-      <w:pPr>
-        <w:pStyle w:val="ListParagraph"/>
-        <w:numPr>
-          <w:ilvl w:val="0"/>
-          <w:numId w:val="24"/>
-        </w:numPr>
-        <w:rPr>
-          <w:rFonts w:ascii="Arial" w:hAnsi="Arial" w:cs="Arial"/>
-        </w:rPr>
-      </w:pPr>
-      <w:r>
-        <w:rPr>
-          <w:rFonts w:ascii="Arial" w:hAnsi="Arial" w:cs="Arial"/>
-        </w:rPr>
-        <w:t>Female – GenY: $50,750.71</w:t>
-      </w:r>
-    </w:p>
-    <w:p>
-      <w:pPr>
-        <w:pStyle w:val="ListParagraph"/>
-        <w:numPr>
-          <w:ilvl w:val="0"/>
-          <w:numId w:val="24"/>
-        </w:numPr>
-        <w:rPr>
-          <w:rFonts w:ascii="Arial" w:hAnsi="Arial" w:cs="Arial"/>
-        </w:rPr>
-      </w:pPr>
-      <w:r>
-        <w:rPr>
-          <w:rFonts w:ascii="Arial" w:hAnsi="Arial" w:cs="Arial"/>
-        </w:rPr>
-        <w:t>Female – GenX: $49,875.32</w:t>
-      </w:r>
-    </w:p>
-    <w:p>
-      <w:pPr>
-        <w:pStyle w:val="ListParagraph"/>
-        <w:numPr>
-          <w:ilvl w:val="0"/>
-          <w:numId w:val="24"/>
-        </w:numPr>
-        <w:rPr>
-          <w:rFonts w:ascii="Arial" w:hAnsi="Arial" w:cs="Arial"/>
-        </w:rPr>
-      </w:pPr>
-      <w:r>
-        <w:rPr>
-          <w:rFonts w:ascii="Arial" w:hAnsi="Arial" w:cs="Arial"/>
-        </w:rPr>
-        <w:t>Female – GenZ: $37,606.01</w:t>
-      </w:r>
-    </w:p>
-    <w:p>
-      <w:pPr>
-        <w:pStyle w:val="ListParagraph"/>
-        <w:numPr>
-          <w:ilvl w:val="0"/>
-          <w:numId w:val="24"/>
-        </w:numPr>
-        <w:rPr>
-          <w:rFonts w:ascii="Arial" w:hAnsi="Arial" w:cs="Arial"/>
-        </w:rPr>
-      </w:pPr>
-      <w:r>
-        <w:rPr>
-          <w:rFonts w:ascii="Arial" w:hAnsi="Arial" w:cs="Arial"/>
-        </w:rPr>
-        <w:t>Female – Boomers: $28,194.93</w:t>
-      </w:r>
-    </w:p>
-    <w:p>
-      <w:pPr>
-        <w:ind w:left="360"/>
-        <w:rPr>
-          <w:rFonts w:ascii="Arial" w:hAnsi="Arial" w:cs="Arial"/>
-        </w:rPr>
-      </w:pPr>
-    </w:p>
-    <w:p>
-      <w:pPr>
-        <w:rPr>
-          <w:rFonts w:ascii="Arial" w:hAnsi="Arial" w:cs="Arial"/>
-          <w:color w:val="2E74B5" w:themeColor="accent1" w:themeShade="BF"/>
-        </w:rPr>
-      </w:pPr>
-      <w:r>
-        <w:rPr>
-          <w:rFonts w:ascii="Arial" w:hAnsi="Arial" w:cs="Arial"/>
-          <w:b/>
-          <w:bCs/>
-          <w:color w:val="2E74B5" w:themeColor="accent1" w:themeShade="BF"/>
-        </w:rPr>
-        <w:t>Insight one:</w:t>
-      </w:r>
-      <w:r>
-        <w:rPr>
-          <w:rFonts w:ascii="Arial" w:hAnsi="Arial" w:cs="Arial"/>
-          <w:color w:val="2E74B5" w:themeColor="accent1" w:themeShade="BF"/>
-        </w:rPr>
-        <w:t xml:space="preserve"> </w:t>
-      </w:r>
-      <w:r>
-        <w:rPr>
-          <w:rFonts w:ascii="Arial" w:hAnsi="Arial" w:cs="Arial"/>
-          <w:color w:val="2E74B5" w:themeColor="accent1" w:themeShade="BF"/>
-        </w:rPr>
-        <w:t>Male customers across GenX</w:t>
-      </w:r>
-      <w:r>
-        <w:rPr>
-          <w:rFonts w:ascii="Arial" w:hAnsi="Arial" w:cs="Arial"/>
-          <w:color w:val="2E74B5" w:themeColor="accent1" w:themeShade="BF"/>
-        </w:rPr>
-        <w:t>(age:46-61)</w:t>
-      </w:r>
-      <w:r>
-        <w:rPr>
-          <w:rFonts w:ascii="Arial" w:hAnsi="Arial" w:cs="Arial"/>
-          <w:color w:val="2E74B5" w:themeColor="accent1" w:themeShade="BF"/>
-        </w:rPr>
-        <w:t xml:space="preserve"> and GenY</w:t>
-      </w:r>
-      <w:r>
-        <w:rPr>
-          <w:rFonts w:ascii="Arial" w:hAnsi="Arial" w:cs="Arial"/>
-          <w:color w:val="2E74B5" w:themeColor="accent1" w:themeShade="BF"/>
-        </w:rPr>
-        <w:t>(age:30-45)</w:t>
-      </w:r>
-      <w:r>
-        <w:rPr>
-          <w:rFonts w:ascii="Arial" w:hAnsi="Arial" w:cs="Arial"/>
-          <w:color w:val="2E74B5" w:themeColor="accent1" w:themeShade="BF"/>
-        </w:rPr>
-        <w:t xml:space="preserve"> generate the highest total revenue.</w:t>
-      </w:r>
-    </w:p>
-    <w:p>
-      <w:pPr>
-        <w:rPr>
-          <w:rFonts w:ascii="Arial" w:hAnsi="Arial" w:cs="Arial"/>
-          <w:color w:val="2E74B5" w:themeColor="accent1" w:themeShade="BF"/>
-        </w:rPr>
-      </w:pPr>
-    </w:p>
-    <w:p>
-      <w:r>
-        <w:rPr>
-          <w:rFonts w:ascii="Arial" w:hAnsi="Arial" w:cs="Arial"/>
-          <w:b/>
-          <w:bCs/>
-        </w:rPr>
-        <w:t>Subscription &amp; Purchase Frequency Analysis</w:t>
-      </w:r>
-      <w:r>
-        <w:rPr>
-          <w:rFonts w:ascii="Arial" w:hAnsi="Arial" w:cs="Arial"/>
-          <w:b/>
-          <w:bCs/>
-        </w:rPr>
-        <w:t>:</w:t>
-      </w:r>
-    </w:p>
-    <w:p>
-      <w:pPr>
-        <w:pStyle w:val="ListParagraph"/>
-        <w:numPr>
-          <w:ilvl w:val="0"/>
-          <w:numId w:val="24"/>
-        </w:numPr>
-        <w:rPr>
-          <w:rFonts w:ascii="Arial" w:hAnsi="Arial" w:cs="Arial"/>
-        </w:rPr>
-      </w:pPr>
-      <w:r>
-        <w:rPr>
-          <w:rFonts w:ascii="Arial" w:hAnsi="Arial" w:cs="Arial"/>
-          <w:b/>
-          <w:bCs/>
-        </w:rPr>
-        <w:t>Subscribed customers purchase amount and Non Subscribe puchase Puchase</w:t>
-      </w:r>
-    </w:p>
-    <w:p>
-      <w:pPr>
-        <w:pStyle w:val="ListParagraph"/>
-        <w:numPr>
-          <w:ilvl w:val="0"/>
-          <w:numId w:val="24"/>
-        </w:numPr>
-        <w:rPr>
-          <w:rFonts w:ascii="Arial" w:hAnsi="Arial" w:cs="Arial"/>
-        </w:rPr>
-      </w:pPr>
-      <w:r>
-        <w:rPr>
-          <w:rFonts w:ascii="Arial" w:hAnsi="Arial" w:cs="Arial"/>
-        </w:rPr>
-        <w:t>Subscribed customers do not significantly outperform non-subscribed customers in average purchase amount (~$60 across segments).</w:t>
-      </w:r>
-    </w:p>
-    <w:p>
-      <w:pPr>
-        <w:pStyle w:val="ListParagraph"/>
-        <w:numPr>
-          <w:ilvl w:val="0"/>
-          <w:numId w:val="24"/>
-        </w:numPr>
-        <w:rPr>
-          <w:rFonts w:ascii="Arial" w:hAnsi="Arial" w:cs="Arial"/>
-        </w:rPr>
-      </w:pPr>
-      <w:r>
-        <w:rPr>
-          <w:rFonts w:ascii="Arial" w:hAnsi="Arial" w:cs="Arial"/>
-        </w:rPr>
-        <w:t>Order volume is higher among non-subscribed customers.</w:t>
-      </w:r>
-    </w:p>
-    <w:p>
-      <w:pPr>
-        <w:rPr>
-          <w:rFonts w:ascii="Arial" w:hAnsi="Arial" w:cs="Arial"/>
-        </w:rPr>
-      </w:pPr>
-    </w:p>
-    <w:p>
-      <w:pPr>
-        <w:rPr>
-          <w:rFonts w:ascii="Arial" w:hAnsi="Arial" w:cs="Arial"/>
-          <w:color w:val="2E74B5" w:themeColor="accent1" w:themeShade="BF"/>
-        </w:rPr>
-      </w:pPr>
-      <w:r>
-        <w:rPr>
-          <w:rFonts w:ascii="Arial" w:hAnsi="Arial" w:cs="Arial"/>
-          <w:b/>
-          <w:bCs/>
-          <w:color w:val="2E74B5" w:themeColor="accent1" w:themeShade="BF"/>
-        </w:rPr>
-        <w:t xml:space="preserve">Insight </w:t>
-      </w:r>
-      <w:r>
-        <w:rPr>
-          <w:rFonts w:ascii="Arial" w:hAnsi="Arial" w:cs="Arial"/>
-          <w:b/>
-          <w:bCs/>
-          <w:color w:val="2E74B5" w:themeColor="accent1" w:themeShade="BF"/>
-        </w:rPr>
-        <w:t>Two</w:t>
-      </w:r>
-      <w:r>
-        <w:rPr>
-          <w:rFonts w:ascii="Arial" w:hAnsi="Arial" w:cs="Arial"/>
-          <w:b/>
-          <w:bCs/>
-          <w:color w:val="2E74B5" w:themeColor="accent1" w:themeShade="BF"/>
-        </w:rPr>
-        <w:t>:</w:t>
-      </w:r>
-      <w:r>
-        <w:rPr>
-          <w:rFonts w:ascii="Arial" w:hAnsi="Arial" w:cs="Arial"/>
-          <w:color w:val="2E74B5" w:themeColor="accent1" w:themeShade="BF"/>
-        </w:rPr>
-        <w:t xml:space="preserve"> </w:t>
-      </w:r>
-      <w:r>
-        <w:rPr>
-          <w:rFonts w:ascii="Arial" w:hAnsi="Arial" w:cs="Arial"/>
-          <w:color w:val="2E74B5" w:themeColor="accent1" w:themeShade="BF"/>
-        </w:rPr>
-        <w:t>Subscription status does not significantly increase purchase frequency or basket size.</w:t>
-      </w:r>
-    </w:p>
-    <w:p>
-      <w:pPr>
-        <w:rPr>
-          <w:rFonts w:ascii="Arial" w:hAnsi="Arial" w:cs="Arial"/>
-          <w:color w:val="2E74B5" w:themeColor="accent1" w:themeShade="BF"/>
-        </w:rPr>
-      </w:pPr>
-    </w:p>
-    <w:p>
-      <w:r>
-        <w:rPr>
-          <w:rFonts w:ascii="Arial" w:hAnsi="Arial" w:cs="Arial"/>
-          <w:b/>
-          <w:bCs/>
-        </w:rPr>
-        <w:t>Previous Purchases vs Spending Correlation</w:t>
-      </w:r>
-    </w:p>
-    <w:p>
-      <w:pPr>
-        <w:pStyle w:val="ListParagraph"/>
-        <w:numPr>
-          <w:ilvl w:val="0"/>
-          <w:numId w:val="24"/>
-        </w:numPr>
-        <w:rPr>
-          <w:rFonts w:ascii="Arial" w:hAnsi="Arial" w:cs="Arial"/>
-        </w:rPr>
-      </w:pPr>
-      <w:r>
-        <w:rPr>
-          <w:rFonts w:ascii="Arial" w:hAnsi="Arial" w:cs="Arial"/>
-        </w:rPr>
-        <w:t>Correlation between Previous Purchases and Spending: –0.01</w:t>
-      </w:r>
-    </w:p>
-    <w:p>
-      <w:pPr>
-        <w:rPr>
-          <w:rFonts w:ascii="Arial" w:hAnsi="Arial" w:cs="Arial"/>
-        </w:rPr>
-      </w:pPr>
-    </w:p>
-    <w:p>
-      <w:pPr>
-        <w:rPr>
-          <w:rFonts w:ascii="Arial" w:hAnsi="Arial" w:cs="Arial"/>
-          <w:color w:val="2E74B5" w:themeColor="accent1" w:themeShade="BF"/>
-        </w:rPr>
-      </w:pPr>
-      <w:r>
-        <w:rPr>
-          <w:rFonts w:ascii="Arial" w:hAnsi="Arial" w:cs="Arial"/>
-          <w:b/>
-          <w:bCs/>
-          <w:color w:val="2E74B5" w:themeColor="accent1" w:themeShade="BF"/>
-        </w:rPr>
-        <w:t xml:space="preserve">Insight </w:t>
-      </w:r>
-      <w:r>
-        <w:rPr>
-          <w:rFonts w:ascii="Arial" w:hAnsi="Arial" w:cs="Arial"/>
-          <w:b/>
-          <w:bCs/>
-          <w:color w:val="2E74B5" w:themeColor="accent1" w:themeShade="BF"/>
-        </w:rPr>
-        <w:t>Three</w:t>
-      </w:r>
-      <w:r>
-        <w:rPr>
-          <w:rFonts w:ascii="Arial" w:hAnsi="Arial" w:cs="Arial"/>
-          <w:b/>
-          <w:bCs/>
-          <w:color w:val="2E74B5" w:themeColor="accent1" w:themeShade="BF"/>
-        </w:rPr>
-        <w:t>:</w:t>
-      </w:r>
-      <w:r>
-        <w:rPr>
-          <w:rFonts w:ascii="Arial" w:hAnsi="Arial" w:cs="Arial"/>
-          <w:color w:val="2E74B5" w:themeColor="accent1" w:themeShade="BF"/>
-        </w:rPr>
-        <w:t xml:space="preserve"> </w:t>
-      </w:r>
-      <w:r>
-        <w:rPr>
-          <w:rFonts w:ascii="Arial" w:hAnsi="Arial" w:cs="Arial"/>
-          <w:color w:val="2E74B5" w:themeColor="accent1" w:themeShade="BF"/>
-        </w:rPr>
-        <w:t>There is no meaningful relationship between purchase history and spending.</w:t>
-      </w:r>
-    </w:p>
-    <w:p>
-      <w:r>
-        <w:rPr>
-          <w:rFonts w:ascii="Arial" w:hAnsi="Arial" w:cs="Arial"/>
-          <w:b/>
-          <w:bCs/>
-        </w:rPr>
-        <w:t>KPI</w:t>
-      </w:r>
-    </w:p>
-    <w:p>
-      <w:pPr>
-        <w:pStyle w:val="ListParagraph"/>
-        <w:numPr>
-          <w:ilvl w:val="0"/>
-          <w:numId w:val="24"/>
-        </w:numPr>
-        <w:rPr>
-          <w:rFonts w:ascii="Arial" w:hAnsi="Arial" w:cs="Arial"/>
-        </w:rPr>
-      </w:pPr>
-      <w:r>
-        <w:rPr>
-          <w:rFonts w:ascii="Arial" w:hAnsi="Arial" w:cs="Arial"/>
-        </w:rPr>
-        <w:t>Average Lifetime Spend per Customer</w:t>
-      </w:r>
-      <w:r>
-        <w:rPr>
-          <w:rFonts w:ascii="Arial" w:hAnsi="Arial" w:cs="Arial"/>
-        </w:rPr>
-        <w:t xml:space="preserve">: </w:t>
-      </w:r>
-      <w:r>
-        <w:rPr>
-          <w:rFonts w:ascii="Arial" w:hAnsi="Arial" w:cs="Arial"/>
-        </w:rPr>
-        <w:t>$127.8</w:t>
-      </w:r>
-    </w:p>
-    <w:p>
-      <w:pPr>
-        <w:pStyle w:val="ListParagraph"/>
-        <w:numPr>
-          <w:ilvl w:val="0"/>
-          <w:numId w:val="24"/>
-        </w:numPr>
-        <w:rPr>
-          <w:rFonts w:ascii="Arial" w:hAnsi="Arial" w:cs="Arial"/>
-        </w:rPr>
-      </w:pPr>
-      <w:r>
-        <w:rPr>
-          <w:rFonts w:ascii="Arial" w:hAnsi="Arial" w:cs="Arial"/>
-        </w:rPr>
-        <w:t>Purchase Frequency Distribution</w:t>
-      </w:r>
-    </w:p>
-    <w:p>
-      <w:pPr>
-        <w:pStyle w:val="ListParagraph"/>
-        <w:numPr>
-          <w:ilvl w:val="3"/>
-          <w:numId w:val="34"/>
-        </w:numPr>
-        <w:rPr>
-          <w:rFonts w:ascii="Arial" w:hAnsi="Arial" w:cs="Arial"/>
-        </w:rPr>
-      </w:pPr>
-      <w:r>
-        <w:rPr>
-          <w:rFonts w:ascii="Arial" w:hAnsi="Arial" w:cs="Arial"/>
-        </w:rPr>
-        <w:t>Every 3 Months – 1,253 customers</w:t>
-      </w:r>
-    </w:p>
-    <w:p>
-      <w:pPr>
-        <w:pStyle w:val="ListParagraph"/>
-        <w:numPr>
-          <w:ilvl w:val="3"/>
-          <w:numId w:val="34"/>
-        </w:numPr>
-        <w:rPr>
-          <w:rFonts w:ascii="Arial" w:hAnsi="Arial" w:cs="Arial"/>
-        </w:rPr>
-      </w:pPr>
-      <w:r>
-        <w:rPr>
-          <w:rFonts w:ascii="Arial" w:hAnsi="Arial" w:cs="Arial"/>
-        </w:rPr>
-        <w:lastRenderedPageBreak/>
-        <w:t>Annually – 1,211 customers</w:t>
-      </w:r>
-    </w:p>
-    <w:p>
-      <w:pPr>
-        <w:pStyle w:val="ListParagraph"/>
-        <w:numPr>
-          <w:ilvl w:val="3"/>
-          <w:numId w:val="34"/>
-        </w:numPr>
-        <w:rPr>
-          <w:rFonts w:ascii="Arial" w:hAnsi="Arial" w:cs="Arial"/>
-        </w:rPr>
-      </w:pPr>
-      <w:r>
-        <w:rPr>
-          <w:rFonts w:ascii="Arial" w:hAnsi="Arial" w:cs="Arial"/>
-        </w:rPr>
-        <w:t>Quarterly – 1,196 customers</w:t>
-      </w:r>
-    </w:p>
-    <w:p>
-      <w:pPr>
-        <w:pStyle w:val="ListParagraph"/>
-        <w:numPr>
-          <w:ilvl w:val="3"/>
-          <w:numId w:val="34"/>
-        </w:numPr>
-        <w:rPr>
-          <w:rFonts w:ascii="Arial" w:hAnsi="Arial" w:cs="Arial"/>
-        </w:rPr>
-      </w:pPr>
-      <w:r>
-        <w:rPr>
-          <w:rFonts w:ascii="Arial" w:hAnsi="Arial" w:cs="Arial"/>
-        </w:rPr>
-        <w:t>Monthly – 1,173 customers</w:t>
-      </w:r>
-    </w:p>
-    <w:p>
-      <w:pPr>
-        <w:pStyle w:val="ListParagraph"/>
-        <w:numPr>
-          <w:ilvl w:val="0"/>
-          <w:numId w:val="24"/>
-        </w:numPr>
-        <w:rPr>
-          <w:rFonts w:ascii="Arial" w:hAnsi="Arial" w:cs="Arial"/>
-        </w:rPr>
-      </w:pPr>
-      <w:r>
-        <w:rPr>
-          <w:rFonts w:ascii="Arial" w:hAnsi="Arial" w:cs="Arial"/>
-        </w:rPr>
-        <w:t>High-Value Customer Share: 20%</w:t>
-      </w:r>
-    </w:p>
-    <w:p>
-      <w:pPr>
-        <w:rPr>
-          <w:rFonts w:ascii="Arial" w:hAnsi="Arial" w:cs="Arial"/>
-        </w:rPr>
-      </w:pPr>
-    </w:p>
-    <w:p>
-      <w:pPr>
-        <w:rPr>
-          <w:rFonts w:ascii="Arial" w:hAnsi="Arial" w:cs="Arial"/>
-        </w:rPr>
-      </w:pPr>
-    </w:p>
-    <w:p>
-      <w:pPr>
-        <w:rPr>
-          <w:rFonts w:ascii="Arial" w:hAnsi="Arial" w:cs="Arial"/>
-          <w:color w:val="2E74B5" w:themeColor="accent1" w:themeShade="BF"/>
-        </w:rPr>
-      </w:pPr>
-      <w:r>
-        <w:rPr>
-          <w:rFonts w:ascii="Arial" w:hAnsi="Arial" w:cs="Arial"/>
-          <w:b/>
-          <w:bCs/>
-          <w:color w:val="2E74B5" w:themeColor="accent1" w:themeShade="BF"/>
-        </w:rPr>
-        <w:t xml:space="preserve">Insight </w:t>
-      </w:r>
-      <w:r>
-        <w:rPr>
-          <w:rFonts w:ascii="Arial" w:hAnsi="Arial" w:cs="Arial"/>
-          <w:b/>
-          <w:bCs/>
-          <w:color w:val="2E74B5" w:themeColor="accent1" w:themeShade="BF"/>
-        </w:rPr>
-        <w:t>Four</w:t>
-      </w:r>
-      <w:r>
-        <w:rPr>
-          <w:rFonts w:ascii="Arial" w:hAnsi="Arial" w:cs="Arial"/>
-          <w:b/>
-          <w:bCs/>
-          <w:color w:val="2E74B5" w:themeColor="accent1" w:themeShade="BF"/>
-        </w:rPr>
-        <w:t>:</w:t>
-      </w:r>
-      <w:r>
-        <w:rPr>
-          <w:rFonts w:ascii="Arial" w:hAnsi="Arial" w:cs="Arial"/>
-          <w:color w:val="2E74B5" w:themeColor="accent1" w:themeShade="BF"/>
-        </w:rPr>
-        <w:t xml:space="preserve"> </w:t>
-      </w:r>
-      <w:r>
-        <w:rPr>
-          <w:rFonts w:ascii="Arial" w:hAnsi="Arial" w:cs="Arial"/>
-          <w:color w:val="2E74B5" w:themeColor="accent1" w:themeShade="BF"/>
-        </w:rPr>
-        <w:t>A small group (top 20%) contributes disproportionately higher value.</w:t>
-      </w:r>
-    </w:p>
-    <w:p>
-      <w:pPr>
-        <w:rPr>
-          <w:rFonts w:ascii="Arial" w:hAnsi="Arial" w:cs="Arial"/>
-          <w:color w:val="2E74B5" w:themeColor="accent1" w:themeShade="BF"/>
-        </w:rPr>
-      </w:pPr>
-      <w:r>
-        <w:rPr>
-          <w:rFonts w:ascii="Arial" w:hAnsi="Arial" w:cs="Arial"/>
-          <w:color w:val="2E74B5" w:themeColor="accent1" w:themeShade="BF"/>
-        </w:rPr>
-        <w:t>This is the most strategically important segment.</w:t>
-      </w:r>
-    </w:p>
-    <w:p>
-      <w:pPr>
-        <w:rPr>
-          <w:rFonts w:ascii="Arial" w:hAnsi="Arial" w:cs="Arial"/>
-          <w:color w:val="2E74B5" w:themeColor="accent1" w:themeShade="BF"/>
-        </w:rPr>
-      </w:pPr>
-    </w:p>
-    <w:p>
-      <w:pPr>
-        <w:rPr>
-          <w:rFonts w:ascii="Arial" w:hAnsi="Arial" w:cs="Arial"/>
-          <w:b/>
-          <w:bCs/>
-        </w:rPr>
-      </w:pPr>
-      <w:r>
-        <w:rPr>
-          <w:rFonts w:ascii="Arial" w:hAnsi="Arial" w:cs="Arial"/>
-          <w:b/>
-          <w:bCs/>
-        </w:rPr>
-        <w:t>Recommendations to</w:t>
-      </w:r>
-      <w:r>
-        <w:rPr>
-          <w:rFonts w:ascii="Arial" w:hAnsi="Arial" w:cs="Arial"/>
-          <w:b/>
-          <w:bCs/>
-        </w:rPr>
-        <w:t xml:space="preserve"> Customer segments</w:t>
-      </w:r>
-      <w:r>
-        <w:rPr>
-          <w:rFonts w:ascii="Arial" w:hAnsi="Arial" w:cs="Arial"/>
-          <w:b/>
-          <w:bCs/>
-        </w:rPr>
-        <w:t>:</w:t>
-      </w:r>
-    </w:p>
-    <w:p>
-      <w:pPr>
-        <w:pStyle w:val="ListParagraph"/>
-        <w:numPr>
-          <w:ilvl w:val="0"/>
-          <w:numId w:val="26"/>
-        </w:numPr>
-        <w:rPr>
-          <w:rFonts w:ascii="Arial" w:hAnsi="Arial" w:cs="Arial"/>
-        </w:rPr>
-      </w:pPr>
-      <w:r>
-        <w:rPr>
-          <w:rFonts w:ascii="Arial" w:hAnsi="Arial" w:cs="Arial"/>
-        </w:rPr>
-        <w:t>Focus personalized campaigns on GenX &amp; GenY male customers</w:t>
-      </w:r>
-    </w:p>
-    <w:p>
-      <w:pPr>
-        <w:pStyle w:val="ListParagraph"/>
-        <w:numPr>
-          <w:ilvl w:val="0"/>
-          <w:numId w:val="26"/>
-        </w:numPr>
-        <w:rPr>
-          <w:rFonts w:ascii="Arial" w:hAnsi="Arial" w:cs="Arial"/>
-        </w:rPr>
-      </w:pPr>
-      <w:r>
-        <w:rPr>
-          <w:rFonts w:ascii="Arial" w:hAnsi="Arial" w:cs="Arial"/>
-        </w:rPr>
-        <w:t>Identify customers above the $83.94 average spend threshold</w:t>
-      </w:r>
-    </w:p>
-    <w:p>
-      <w:pPr>
-        <w:rPr>
-          <w:rFonts w:ascii="Arial" w:hAnsi="Arial" w:cs="Arial"/>
-        </w:rPr>
-      </w:pPr>
-    </w:p>
-    <w:p>
-      <w:pPr>
-        <w:tabs>
-          <w:tab w:val="left" w:pos="3221"/>
-        </w:tabs>
-        <w:rPr>
-          <w:rFonts w:ascii="Arial" w:hAnsi="Arial" w:cs="Arial"/>
-          <w:b/>
-          <w:bCs/>
-        </w:rPr>
-      </w:pPr>
-      <w:r>
-        <w:rPr>
-          <w:rFonts w:ascii="Arial" w:hAnsi="Arial" w:cs="Arial"/>
-          <w:b/>
-          <w:bCs/>
-        </w:rPr>
-        <w:t>Conclusion:</w:t>
-      </w:r>
-    </w:p>
-    <w:p>
-      <w:pPr>
-        <w:rPr>
-          <w:rFonts w:ascii="Arial" w:hAnsi="Arial" w:cs="Arial"/>
-        </w:rPr>
-      </w:pPr>
-      <w:r>
-        <w:rPr>
-          <w:rFonts w:ascii="Arial" w:hAnsi="Arial" w:cs="Arial"/>
-        </w:rPr>
-        <w:t>Customer lifetime value is concentrated within specific demographic segments rather than being evenly distributed. Since subscription and repeat purchases do not significantly increase per-order spending, revenue growth should focus on identifying and nurturing high-value customer segments through personalized engagement strategies rather than broad discount-based campaigns.</w:t>
-      </w:r>
-    </w:p>
-    <w:p>
-      <w:pPr>
-        <w:rPr>
-          <w:rFonts w:ascii="Arial" w:hAnsi="Arial" w:cs="Arial"/>
-        </w:rPr>
-      </w:pPr>
-    </w:p>
-    <w:p>
-      <w:pPr>
-        <w:pStyle w:val="Heading1"/>
+        <w:t>Customer Lifetime Value</w:t>
+      </w:r>
+      <w:r>
         <w:rPr>
           <w:rFonts w:ascii="Arial" w:hAnsi="Arial" w:cs="Arial"/>
           <w:b/>
@@ -2133,8 +330,205 @@
           <w:sz w:val="28"/>
           <w:szCs w:val="28"/>
         </w:rPr>
-      </w:pPr>
-      <w:r>
+        <w:t>:</w:t>
+      </w:r>
+    </w:p>
+    <w:p>
+      <w:r>
+        <w:rPr>
+          <w:rFonts w:ascii="Arial" w:hAnsi="Arial" w:cs="Arial"/>
+          <w:b/>
+          <w:bCs/>
+        </w:rPr>
+        <w:t>Findings:</w:t>
+      </w:r>
+    </w:p>
+    <w:p>
+      <w:pPr>
+        <w:pStyle w:val="ListParagraph"/>
+        <w:numPr>
+          <w:ilvl w:val="0"/>
+          <w:numId w:val="39"/>
+        </w:numPr>
+        <w:rPr>
+          <w:rFonts w:ascii="Arial" w:hAnsi="Arial" w:cs="Arial"/>
+          <w:sz w:val="20"/>
+          <w:szCs w:val="20"/>
+        </w:rPr>
+      </w:pPr>
+      <w:r>
+        <w:rPr>
+          <w:rFonts w:ascii="Arial" w:hAnsi="Arial" w:cs="Arial"/>
+          <w:sz w:val="20"/>
+          <w:szCs w:val="20"/>
+        </w:rPr>
+        <w:t>Male customers (GenX &amp; GenY) contribute the highest revenue</w:t>
+      </w:r>
+    </w:p>
+    <w:p>
+      <w:pPr>
+        <w:pStyle w:val="ListParagraph"/>
+        <w:numPr>
+          <w:ilvl w:val="0"/>
+          <w:numId w:val="39"/>
+        </w:numPr>
+        <w:rPr>
+          <w:rFonts w:ascii="Arial" w:hAnsi="Arial" w:cs="Arial"/>
+          <w:sz w:val="20"/>
+          <w:szCs w:val="20"/>
+        </w:rPr>
+      </w:pPr>
+      <w:r>
+        <w:rPr>
+          <w:rFonts w:ascii="Arial" w:hAnsi="Arial" w:cs="Arial"/>
+          <w:sz w:val="20"/>
+          <w:szCs w:val="20"/>
+        </w:rPr>
+        <w:t>High-value customers represent ~32% of total customers</w:t>
+      </w:r>
+    </w:p>
+    <w:p>
+      <w:pPr>
+        <w:pStyle w:val="ListParagraph"/>
+        <w:numPr>
+          <w:ilvl w:val="0"/>
+          <w:numId w:val="39"/>
+        </w:numPr>
+        <w:rPr>
+          <w:rFonts w:ascii="Arial" w:hAnsi="Arial" w:cs="Arial"/>
+        </w:rPr>
+      </w:pPr>
+      <w:r>
+        <w:rPr>
+          <w:rFonts w:ascii="Arial" w:hAnsi="Arial" w:cs="Arial"/>
+          <w:sz w:val="20"/>
+          <w:szCs w:val="20"/>
+        </w:rPr>
+        <w:t>No strong correlation between previous purchases and spending (-0.01)</w:t>
+      </w:r>
+    </w:p>
+    <w:p>
+      <w:pPr>
+        <w:rPr>
+          <w:rFonts w:ascii="Arial" w:hAnsi="Arial" w:cs="Arial"/>
+          <w:color w:val="2E74B5" w:themeColor="accent1" w:themeShade="BF"/>
+        </w:rPr>
+      </w:pPr>
+    </w:p>
+    <w:p>
+      <w:pPr>
+        <w:rPr>
+          <w:rFonts w:ascii="Arial" w:hAnsi="Arial" w:cs="Arial"/>
+          <w:color w:val="2E74B5" w:themeColor="accent1" w:themeShade="BF"/>
+        </w:rPr>
+      </w:pPr>
+      <w:r>
+        <w:rPr>
+          <w:rFonts w:ascii="Arial" w:hAnsi="Arial" w:cs="Arial"/>
+          <w:b/>
+          <w:bCs/>
+          <w:color w:val="2E74B5" w:themeColor="accent1" w:themeShade="BF"/>
+        </w:rPr>
+        <w:t>Insight</w:t>
+      </w:r>
+      <w:r>
+        <w:rPr>
+          <w:rFonts w:ascii="Arial" w:hAnsi="Arial" w:cs="Arial"/>
+          <w:b/>
+          <w:bCs/>
+          <w:color w:val="2E74B5" w:themeColor="accent1" w:themeShade="BF"/>
+        </w:rPr>
+        <w:t>:</w:t>
+      </w:r>
+    </w:p>
+    <w:p>
+      <w:pPr>
+        <w:rPr>
+          <w:rFonts w:ascii="Arial" w:hAnsi="Arial" w:cs="Arial"/>
+          <w:color w:val="2E74B5" w:themeColor="accent1" w:themeShade="BF"/>
+        </w:rPr>
+      </w:pPr>
+      <w:r>
+        <w:rPr>
+          <w:rFonts w:ascii="Arial" w:hAnsi="Arial" w:cs="Arial"/>
+          <w:color w:val="000000" w:themeColor="text1"/>
+          <w:sz w:val="20"/>
+          <w:szCs w:val="20"/>
+        </w:rPr>
+        <w:t>Revenue is concentrated in specific customer segments, but spending behavior is not strongly influenced by past purchases.</w:t>
+      </w:r>
+    </w:p>
+    <w:p>
+      <w:pPr>
+        <w:rPr>
+          <w:rFonts w:ascii="Arial" w:hAnsi="Arial" w:cs="Arial"/>
+          <w:color w:val="2E74B5" w:themeColor="accent1" w:themeShade="BF"/>
+        </w:rPr>
+      </w:pPr>
+    </w:p>
+    <w:p>
+      <w:pPr>
+        <w:rPr>
+          <w:rFonts w:ascii="Arial" w:hAnsi="Arial" w:cs="Arial"/>
+          <w:color w:val="2E74B5" w:themeColor="accent1" w:themeShade="BF"/>
+        </w:rPr>
+      </w:pPr>
+      <w:r>
+        <w:rPr>
+          <w:rFonts w:ascii="Arial" w:hAnsi="Arial" w:cs="Arial"/>
+          <w:b/>
+          <w:bCs/>
+        </w:rPr>
+        <w:t>Recommendations</w:t>
+      </w:r>
+      <w:r>
+        <w:rPr>
+          <w:rFonts w:ascii="Arial" w:hAnsi="Arial" w:cs="Arial"/>
+          <w:b/>
+          <w:bCs/>
+        </w:rPr>
+        <w:t>:</w:t>
+      </w:r>
+    </w:p>
+    <w:p>
+      <w:pPr>
+        <w:rPr>
+          <w:rFonts w:ascii="Arial" w:hAnsi="Arial" w:cs="Arial"/>
+          <w:color w:val="000000" w:themeColor="text1"/>
+          <w:sz w:val="20"/>
+          <w:szCs w:val="20"/>
+        </w:rPr>
+      </w:pPr>
+      <w:r>
+        <w:rPr>
+          <w:rFonts w:ascii="Arial" w:hAnsi="Arial" w:cs="Arial"/>
+          <w:color w:val="000000" w:themeColor="text1"/>
+          <w:sz w:val="20"/>
+          <w:szCs w:val="20"/>
+        </w:rPr>
+        <w:t>Target high-value segments with personalized offers</w:t>
+      </w:r>
+    </w:p>
+    <w:p>
+      <w:pPr>
+        <w:rPr>
+          <w:rFonts w:ascii="Arial" w:hAnsi="Arial" w:cs="Arial"/>
+          <w:color w:val="2E74B5" w:themeColor="accent1" w:themeShade="BF"/>
+        </w:rPr>
+      </w:pPr>
+      <w:r>
+        <w:rPr>
+          <w:rFonts w:ascii="Arial" w:hAnsi="Arial" w:cs="Arial"/>
+          <w:color w:val="000000" w:themeColor="text1"/>
+          <w:sz w:val="20"/>
+          <w:szCs w:val="20"/>
+        </w:rPr>
+        <w:t>Focus marketing on GenX and GenY customers</w:t>
+      </w:r>
+    </w:p>
+    <w:p>
+      <w:pPr>
+        <w:pStyle w:val="Heading1"/>
         <w:rPr>
           <w:rFonts w:ascii="Arial" w:hAnsi="Arial" w:cs="Arial"/>
           <w:b/>
@@ -2143,8 +537,7 @@
           <w:sz w:val="28"/>
           <w:szCs w:val="28"/>
         </w:rPr>
-        <w:t>Inventory Optimization Strategy</w:t>
-      </w:r>
+      </w:pPr>
       <w:r>
         <w:rPr>
           <w:rFonts w:ascii="Arial" w:hAnsi="Arial" w:cs="Arial"/>
@@ -2154,6 +547,17 @@
           <w:sz w:val="28"/>
           <w:szCs w:val="28"/>
         </w:rPr>
+        <w:t>Inventory &amp; Demand</w:t>
+      </w:r>
+      <w:r>
+        <w:rPr>
+          <w:rFonts w:ascii="Arial" w:hAnsi="Arial" w:cs="Arial"/>
+          <w:b/>
+          <w:bCs/>
+          <w:color w:val="2E74B5" w:themeColor="accent1" w:themeShade="BF"/>
+          <w:sz w:val="28"/>
+          <w:szCs w:val="28"/>
+        </w:rPr>
         <w:t>:</w:t>
       </w:r>
     </w:p>
@@ -2164,15 +568,7 @@
           <w:b/>
           <w:bCs/>
         </w:rPr>
-        <w:t>Age &amp; Gender Revenue Analysis</w:t>
-      </w:r>
-      <w:r>
-        <w:rPr>
-          <w:rFonts w:ascii="Arial" w:hAnsi="Arial" w:cs="Arial"/>
-          <w:b/>
-          <w:bCs/>
-        </w:rPr>
-        <w:t>:</w:t>
+        <w:t>Findings:</w:t>
       </w:r>
     </w:p>
     <w:p>
@@ -2180,22 +576,21 @@
         <w:pStyle w:val="ListParagraph"/>
         <w:numPr>
           <w:ilvl w:val="0"/>
-          <w:numId w:val="24"/>
+          <w:numId w:val="40"/>
         </w:numPr>
         <w:rPr>
           <w:rFonts w:ascii="Arial" w:hAnsi="Arial" w:cs="Arial"/>
-          <w:b/>
-          <w:bCs/>
-        </w:rPr>
-      </w:pPr>
-      <w:r>
-        <w:rPr>
-          <w:rFonts w:ascii="Arial" w:hAnsi="Arial" w:cs="Arial"/>
-          <w:b/>
-          <w:bCs/>
-          <w:highlight w:val="yellow"/>
-        </w:rPr>
-        <w:t>Male – GenX: $103,128.93</w:t>
+          <w:sz w:val="20"/>
+          <w:szCs w:val="20"/>
+        </w:rPr>
+      </w:pPr>
+      <w:r>
+        <w:rPr>
+          <w:rFonts w:ascii="Arial" w:hAnsi="Arial" w:cs="Arial"/>
+          <w:sz w:val="20"/>
+          <w:szCs w:val="20"/>
+        </w:rPr>
+        <w:t>Clothing is the top-performing category (highest revenue &amp; orders)</w:t>
       </w:r>
     </w:p>
     <w:p>
@@ -2203,17 +598,21 @@
         <w:pStyle w:val="ListParagraph"/>
         <w:numPr>
           <w:ilvl w:val="0"/>
-          <w:numId w:val="24"/>
+          <w:numId w:val="40"/>
         </w:numPr>
         <w:rPr>
           <w:rFonts w:ascii="Arial" w:hAnsi="Arial" w:cs="Arial"/>
-        </w:rPr>
-      </w:pPr>
-      <w:r>
-        <w:rPr>
-          <w:rFonts w:ascii="Arial" w:hAnsi="Arial" w:cs="Arial"/>
-        </w:rPr>
-        <w:t>Male – GenY: $97,842.51</w:t>
+          <w:sz w:val="20"/>
+          <w:szCs w:val="20"/>
+        </w:rPr>
+      </w:pPr>
+      <w:r>
+        <w:rPr>
+          <w:rFonts w:ascii="Arial" w:hAnsi="Arial" w:cs="Arial"/>
+          <w:sz w:val="20"/>
+          <w:szCs w:val="20"/>
+        </w:rPr>
+        <w:t>Seasonal demand is relatively stable, with slight peaks in Fall and Winter</w:t>
       </w:r>
     </w:p>
     <w:p>
@@ -2221,17 +620,21 @@
         <w:pStyle w:val="ListParagraph"/>
         <w:numPr>
           <w:ilvl w:val="0"/>
-          <w:numId w:val="24"/>
+          <w:numId w:val="40"/>
         </w:numPr>
         <w:rPr>
           <w:rFonts w:ascii="Arial" w:hAnsi="Arial" w:cs="Arial"/>
-        </w:rPr>
-      </w:pPr>
-      <w:r>
-        <w:rPr>
-          <w:rFonts w:ascii="Arial" w:hAnsi="Arial" w:cs="Arial"/>
-        </w:rPr>
-        <w:t>Male – GenZ: $75,679.73</w:t>
+          <w:sz w:val="20"/>
+          <w:szCs w:val="20"/>
+        </w:rPr>
+      </w:pPr>
+      <w:r>
+        <w:rPr>
+          <w:rFonts w:ascii="Arial" w:hAnsi="Arial" w:cs="Arial"/>
+          <w:sz w:val="20"/>
+          <w:szCs w:val="20"/>
+        </w:rPr>
+        <w:t>Best-selling product: Shirt</w:t>
       </w:r>
     </w:p>
     <w:p>
@@ -2239,7 +642,7 @@
         <w:pStyle w:val="ListParagraph"/>
         <w:numPr>
           <w:ilvl w:val="0"/>
-          <w:numId w:val="24"/>
+          <w:numId w:val="40"/>
         </w:numPr>
         <w:rPr>
           <w:rFonts w:ascii="Arial" w:hAnsi="Arial" w:cs="Arial"/>
@@ -2248,8 +651,174 @@
       <w:r>
         <w:rPr>
           <w:rFonts w:ascii="Arial" w:hAnsi="Arial" w:cs="Arial"/>
-        </w:rPr>
-        <w:t>Male – Boomers: $55,449.82</w:t>
+          <w:sz w:val="20"/>
+          <w:szCs w:val="20"/>
+        </w:rPr>
+        <w:t>Medium (M) size dominates across most regions</w:t>
+      </w:r>
+    </w:p>
+    <w:p>
+      <w:pPr>
+        <w:rPr>
+          <w:rFonts w:ascii="Arial" w:hAnsi="Arial" w:cs="Arial"/>
+          <w:color w:val="2E74B5" w:themeColor="accent1" w:themeShade="BF"/>
+        </w:rPr>
+      </w:pPr>
+    </w:p>
+    <w:p>
+      <w:pPr>
+        <w:rPr>
+          <w:rFonts w:ascii="Arial" w:hAnsi="Arial" w:cs="Arial"/>
+          <w:color w:val="2E74B5" w:themeColor="accent1" w:themeShade="BF"/>
+        </w:rPr>
+      </w:pPr>
+      <w:r>
+        <w:rPr>
+          <w:rFonts w:ascii="Arial" w:hAnsi="Arial" w:cs="Arial"/>
+          <w:b/>
+          <w:bCs/>
+          <w:color w:val="2E74B5" w:themeColor="accent1" w:themeShade="BF"/>
+        </w:rPr>
+        <w:t>Insight</w:t>
+      </w:r>
+      <w:r>
+        <w:rPr>
+          <w:rFonts w:ascii="Arial" w:hAnsi="Arial" w:cs="Arial"/>
+          <w:b/>
+          <w:bCs/>
+          <w:color w:val="2E74B5" w:themeColor="accent1" w:themeShade="BF"/>
+        </w:rPr>
+        <w:t>:</w:t>
+      </w:r>
+    </w:p>
+    <w:p>
+      <w:pPr>
+        <w:rPr>
+          <w:rFonts w:ascii="Arial" w:hAnsi="Arial" w:cs="Arial"/>
+          <w:color w:val="2E74B5" w:themeColor="accent1" w:themeShade="BF"/>
+        </w:rPr>
+      </w:pPr>
+      <w:r>
+        <w:rPr>
+          <w:rFonts w:ascii="Arial" w:hAnsi="Arial" w:cs="Arial"/>
+          <w:color w:val="000000" w:themeColor="text1"/>
+          <w:sz w:val="20"/>
+          <w:szCs w:val="20"/>
+        </w:rPr>
+        <w:t>Certain categories and sizes have consistent demand, making them reliable for inventory planning.</w:t>
+      </w:r>
+    </w:p>
+    <w:p>
+      <w:pPr>
+        <w:rPr>
+          <w:rFonts w:ascii="Arial" w:hAnsi="Arial" w:cs="Arial"/>
+          <w:color w:val="2E74B5" w:themeColor="accent1" w:themeShade="BF"/>
+        </w:rPr>
+      </w:pPr>
+    </w:p>
+    <w:p>
+      <w:pPr>
+        <w:rPr>
+          <w:rFonts w:ascii="Arial" w:hAnsi="Arial" w:cs="Arial"/>
+          <w:color w:val="2E74B5" w:themeColor="accent1" w:themeShade="BF"/>
+        </w:rPr>
+      </w:pPr>
+      <w:r>
+        <w:rPr>
+          <w:rFonts w:ascii="Arial" w:hAnsi="Arial" w:cs="Arial"/>
+          <w:b/>
+          <w:bCs/>
+        </w:rPr>
+        <w:t>Recommendations</w:t>
+      </w:r>
+      <w:r>
+        <w:rPr>
+          <w:rFonts w:ascii="Arial" w:hAnsi="Arial" w:cs="Arial"/>
+          <w:b/>
+          <w:bCs/>
+        </w:rPr>
+        <w:t>:</w:t>
+      </w:r>
+    </w:p>
+    <w:p>
+      <w:pPr>
+        <w:rPr>
+          <w:rFonts w:ascii="Arial" w:hAnsi="Arial" w:cs="Arial"/>
+          <w:color w:val="000000" w:themeColor="text1"/>
+          <w:sz w:val="20"/>
+          <w:szCs w:val="20"/>
+        </w:rPr>
+      </w:pPr>
+      <w:r>
+        <w:rPr>
+          <w:rFonts w:ascii="Arial" w:hAnsi="Arial" w:cs="Arial"/>
+          <w:color w:val="000000" w:themeColor="text1"/>
+          <w:sz w:val="20"/>
+          <w:szCs w:val="20"/>
+        </w:rPr>
+        <w:t>Maintain higher inventory for Clothing and top-selling items</w:t>
+      </w:r>
+    </w:p>
+    <w:p>
+      <w:pPr>
+        <w:rPr>
+          <w:rFonts w:ascii="Arial" w:hAnsi="Arial" w:cs="Arial"/>
+          <w:color w:val="2E74B5" w:themeColor="accent1" w:themeShade="BF"/>
+        </w:rPr>
+      </w:pPr>
+      <w:r>
+        <w:rPr>
+          <w:rFonts w:ascii="Arial" w:hAnsi="Arial" w:cs="Arial"/>
+          <w:color w:val="000000" w:themeColor="text1"/>
+          <w:sz w:val="20"/>
+          <w:szCs w:val="20"/>
+        </w:rPr>
+        <w:t>Prioritize M and L sizes in stock allocation</w:t>
+      </w:r>
+    </w:p>
+    <w:p>
+      <w:pPr>
+        <w:pStyle w:val="Heading1"/>
+        <w:rPr>
+          <w:rFonts w:ascii="Arial" w:hAnsi="Arial" w:cs="Arial"/>
+          <w:b/>
+          <w:bCs/>
+          <w:color w:val="2E74B5" w:themeColor="accent1" w:themeShade="BF"/>
+          <w:sz w:val="28"/>
+          <w:szCs w:val="28"/>
+        </w:rPr>
+      </w:pPr>
+      <w:r>
+        <w:rPr>
+          <w:rFonts w:ascii="Arial" w:hAnsi="Arial" w:cs="Arial"/>
+          <w:b/>
+          <w:bCs/>
+          <w:color w:val="2E74B5" w:themeColor="accent1" w:themeShade="BF"/>
+          <w:sz w:val="28"/>
+          <w:szCs w:val="28"/>
+        </w:rPr>
+        <w:t>Subscription Effectiveness</w:t>
+      </w:r>
+      <w:r>
+        <w:rPr>
+          <w:rFonts w:ascii="Arial" w:hAnsi="Arial" w:cs="Arial"/>
+          <w:b/>
+          <w:bCs/>
+          <w:color w:val="2E74B5" w:themeColor="accent1" w:themeShade="BF"/>
+          <w:sz w:val="28"/>
+          <w:szCs w:val="28"/>
+        </w:rPr>
+        <w:t>:</w:t>
+      </w:r>
+    </w:p>
+    <w:p>
+      <w:r>
+        <w:rPr>
+          <w:rFonts w:ascii="Arial" w:hAnsi="Arial" w:cs="Arial"/>
+          <w:b/>
+          <w:bCs/>
+        </w:rPr>
+        <w:t>Findings:</w:t>
       </w:r>
     </w:p>
     <w:p>
@@ -2257,17 +826,21 @@
         <w:pStyle w:val="ListParagraph"/>
         <w:numPr>
           <w:ilvl w:val="0"/>
-          <w:numId w:val="24"/>
+          <w:numId w:val="41"/>
         </w:numPr>
         <w:rPr>
           <w:rFonts w:ascii="Arial" w:hAnsi="Arial" w:cs="Arial"/>
-        </w:rPr>
-      </w:pPr>
-      <w:r>
-        <w:rPr>
-          <w:rFonts w:ascii="Arial" w:hAnsi="Arial" w:cs="Arial"/>
-        </w:rPr>
-        <w:t>Female – GenY: $50,750.71</w:t>
+          <w:sz w:val="20"/>
+          <w:szCs w:val="20"/>
+        </w:rPr>
+      </w:pPr>
+      <w:r>
+        <w:rPr>
+          <w:rFonts w:ascii="Arial" w:hAnsi="Arial" w:cs="Arial"/>
+          <w:sz w:val="20"/>
+          <w:szCs w:val="20"/>
+        </w:rPr>
+        <w:t>Subscribers do not purchase more frequently than non-subscribers</w:t>
       </w:r>
     </w:p>
     <w:p>
@@ -2275,17 +848,21 @@
         <w:pStyle w:val="ListParagraph"/>
         <w:numPr>
           <w:ilvl w:val="0"/>
-          <w:numId w:val="24"/>
+          <w:numId w:val="41"/>
         </w:numPr>
         <w:rPr>
           <w:rFonts w:ascii="Arial" w:hAnsi="Arial" w:cs="Arial"/>
-        </w:rPr>
-      </w:pPr>
-      <w:r>
-        <w:rPr>
-          <w:rFonts w:ascii="Arial" w:hAnsi="Arial" w:cs="Arial"/>
-        </w:rPr>
-        <w:t>Female – GenX: $49,875.32</w:t>
+          <w:sz w:val="20"/>
+          <w:szCs w:val="20"/>
+        </w:rPr>
+      </w:pPr>
+      <w:r>
+        <w:rPr>
+          <w:rFonts w:ascii="Arial" w:hAnsi="Arial" w:cs="Arial"/>
+          <w:sz w:val="20"/>
+          <w:szCs w:val="20"/>
+        </w:rPr>
+        <w:t>Average order value is similar across both groups</w:t>
       </w:r>
     </w:p>
     <w:p>
@@ -2293,7 +870,7 @@
         <w:pStyle w:val="ListParagraph"/>
         <w:numPr>
           <w:ilvl w:val="0"/>
-          <w:numId w:val="24"/>
+          <w:numId w:val="41"/>
         </w:numPr>
         <w:rPr>
           <w:rFonts w:ascii="Arial" w:hAnsi="Arial" w:cs="Arial"/>
@@ -2302,8 +879,175 @@
       <w:r>
         <w:rPr>
           <w:rFonts w:ascii="Arial" w:hAnsi="Arial" w:cs="Arial"/>
-        </w:rPr>
-        <w:t>Female – GenZ: $37,606.01</w:t>
+          <w:sz w:val="20"/>
+          <w:szCs w:val="20"/>
+        </w:rPr>
+        <w:t>Subscriber revenue contribution: 28.6%</w:t>
+      </w:r>
+    </w:p>
+    <w:p>
+      <w:pPr>
+        <w:rPr>
+          <w:rFonts w:ascii="Arial" w:hAnsi="Arial" w:cs="Arial"/>
+          <w:color w:val="2E74B5" w:themeColor="accent1" w:themeShade="BF"/>
+        </w:rPr>
+      </w:pPr>
+    </w:p>
+    <w:p>
+      <w:pPr>
+        <w:rPr>
+          <w:rFonts w:ascii="Arial" w:hAnsi="Arial" w:cs="Arial"/>
+          <w:color w:val="2E74B5" w:themeColor="accent1" w:themeShade="BF"/>
+        </w:rPr>
+      </w:pPr>
+      <w:r>
+        <w:rPr>
+          <w:rFonts w:ascii="Arial" w:hAnsi="Arial" w:cs="Arial"/>
+          <w:b/>
+          <w:bCs/>
+          <w:color w:val="2E74B5" w:themeColor="accent1" w:themeShade="BF"/>
+        </w:rPr>
+        <w:t>Insight</w:t>
+      </w:r>
+      <w:r>
+        <w:rPr>
+          <w:rFonts w:ascii="Arial" w:hAnsi="Arial" w:cs="Arial"/>
+          <w:b/>
+          <w:bCs/>
+          <w:color w:val="2E74B5" w:themeColor="accent1" w:themeShade="BF"/>
+        </w:rPr>
+        <w:t>:</w:t>
+      </w:r>
+    </w:p>
+    <w:p>
+      <w:pPr>
+        <w:rPr>
+          <w:rFonts w:ascii="Arial" w:hAnsi="Arial" w:cs="Arial"/>
+          <w:color w:val="2E74B5" w:themeColor="accent1" w:themeShade="BF"/>
+        </w:rPr>
+      </w:pPr>
+      <w:r>
+        <w:rPr>
+          <w:rFonts w:ascii="Arial" w:hAnsi="Arial" w:cs="Arial"/>
+          <w:color w:val="000000" w:themeColor="text1"/>
+          <w:sz w:val="20"/>
+          <w:szCs w:val="20"/>
+        </w:rPr>
+        <w:t>Subscriptions do not significantly improve purchase behavior or customer value.</w:t>
+      </w:r>
+    </w:p>
+    <w:p>
+      <w:pPr>
+        <w:rPr>
+          <w:rFonts w:ascii="Arial" w:hAnsi="Arial" w:cs="Arial"/>
+          <w:color w:val="2E74B5" w:themeColor="accent1" w:themeShade="BF"/>
+        </w:rPr>
+      </w:pPr>
+    </w:p>
+    <w:p>
+      <w:pPr>
+        <w:rPr>
+          <w:rFonts w:ascii="Arial" w:hAnsi="Arial" w:cs="Arial"/>
+          <w:color w:val="2E74B5" w:themeColor="accent1" w:themeShade="BF"/>
+        </w:rPr>
+      </w:pPr>
+      <w:r>
+        <w:rPr>
+          <w:rFonts w:ascii="Arial" w:hAnsi="Arial" w:cs="Arial"/>
+          <w:b/>
+          <w:bCs/>
+        </w:rPr>
+        <w:t>Recommendations</w:t>
+      </w:r>
+      <w:r>
+        <w:rPr>
+          <w:rFonts w:ascii="Arial" w:hAnsi="Arial" w:cs="Arial"/>
+          <w:b/>
+          <w:bCs/>
+        </w:rPr>
+        <w:t>:</w:t>
+      </w:r>
+    </w:p>
+    <w:p>
+      <w:pPr>
+        <w:rPr>
+          <w:rFonts w:ascii="Arial" w:hAnsi="Arial" w:cs="Arial"/>
+          <w:color w:val="000000" w:themeColor="text1"/>
+          <w:sz w:val="20"/>
+          <w:szCs w:val="20"/>
+        </w:rPr>
+      </w:pPr>
+      <w:r>
+        <w:rPr>
+          <w:rFonts w:ascii="Arial" w:hAnsi="Arial" w:cs="Arial"/>
+          <w:color w:val="000000" w:themeColor="text1"/>
+          <w:sz w:val="20"/>
+          <w:szCs w:val="20"/>
+        </w:rPr>
+        <w:t>Redesign subscription model with exclusive benefits</w:t>
+      </w:r>
+    </w:p>
+    <w:p>
+      <w:pPr>
+        <w:rPr>
+          <w:rFonts w:ascii="Arial" w:hAnsi="Arial" w:cs="Arial"/>
+          <w:color w:val="2E74B5" w:themeColor="accent1" w:themeShade="BF"/>
+        </w:rPr>
+      </w:pPr>
+      <w:r>
+        <w:rPr>
+          <w:rFonts w:ascii="Arial" w:hAnsi="Arial" w:cs="Arial"/>
+          <w:color w:val="000000" w:themeColor="text1"/>
+          <w:sz w:val="20"/>
+          <w:szCs w:val="20"/>
+        </w:rPr>
+        <w:t>Focus on improving customer engagement instead of subscriptions</w:t>
+      </w:r>
+    </w:p>
+    <w:p>
+      <w:pPr>
+        <w:pStyle w:val="Heading1"/>
+        <w:rPr>
+          <w:rFonts w:ascii="Arial" w:hAnsi="Arial" w:cs="Arial"/>
+          <w:b/>
+          <w:bCs/>
+          <w:color w:val="2E74B5" w:themeColor="accent1" w:themeShade="BF"/>
+          <w:sz w:val="28"/>
+          <w:szCs w:val="28"/>
+        </w:rPr>
+      </w:pPr>
+      <w:r>
+        <w:rPr>
+          <w:rFonts w:ascii="Arial" w:hAnsi="Arial" w:cs="Arial"/>
+          <w:b/>
+          <w:bCs/>
+          <w:color w:val="2E74B5" w:themeColor="accent1" w:themeShade="BF"/>
+          <w:sz w:val="28"/>
+          <w:szCs w:val="28"/>
+        </w:rPr>
+        <w:lastRenderedPageBreak/>
+        <w:t>Customer Experience (Shipping &amp; Payment)</w:t>
+      </w:r>
+      <w:r>
+        <w:rPr>
+          <w:rFonts w:ascii="Arial" w:hAnsi="Arial" w:cs="Arial"/>
+          <w:b/>
+          <w:bCs/>
+          <w:color w:val="2E74B5" w:themeColor="accent1" w:themeShade="BF"/>
+          <w:sz w:val="28"/>
+          <w:szCs w:val="28"/>
+        </w:rPr>
+        <w:t>:</w:t>
+      </w:r>
+    </w:p>
+    <w:p>
+      <w:r>
+        <w:rPr>
+          <w:rFonts w:ascii="Arial" w:hAnsi="Arial" w:cs="Arial"/>
+          <w:b/>
+          <w:bCs/>
+        </w:rPr>
+        <w:t>Findings:</w:t>
       </w:r>
     </w:p>
     <w:p>
@@ -2311,24 +1055,70 @@
         <w:pStyle w:val="ListParagraph"/>
         <w:numPr>
           <w:ilvl w:val="0"/>
-          <w:numId w:val="24"/>
+          <w:numId w:val="42"/>
         </w:numPr>
         <w:rPr>
           <w:rFonts w:ascii="Arial" w:hAnsi="Arial" w:cs="Arial"/>
-        </w:rPr>
-      </w:pPr>
-      <w:r>
-        <w:rPr>
-          <w:rFonts w:ascii="Arial" w:hAnsi="Arial" w:cs="Arial"/>
-        </w:rPr>
-        <w:t>Female – Boomers: $28,194.93</w:t>
+          <w:sz w:val="20"/>
+          <w:szCs w:val="20"/>
+        </w:rPr>
+      </w:pPr>
+      <w:r>
+        <w:rPr>
+          <w:rFonts w:ascii="Arial" w:hAnsi="Arial" w:cs="Arial"/>
+          <w:sz w:val="20"/>
+          <w:szCs w:val="20"/>
+        </w:rPr>
+        <w:t>Faster shipping does not lead to higher spending or repeat purchases</w:t>
       </w:r>
     </w:p>
     <w:p>
       <w:pPr>
-        <w:ind w:left="360"/>
-        <w:rPr>
-          <w:rFonts w:ascii="Arial" w:hAnsi="Arial" w:cs="Arial"/>
+        <w:pStyle w:val="ListParagraph"/>
+        <w:numPr>
+          <w:ilvl w:val="0"/>
+          <w:numId w:val="42"/>
+        </w:numPr>
+        <w:rPr>
+          <w:rFonts w:ascii="Arial" w:hAnsi="Arial" w:cs="Arial"/>
+          <w:sz w:val="20"/>
+          <w:szCs w:val="20"/>
+        </w:rPr>
+      </w:pPr>
+      <w:r>
+        <w:rPr>
+          <w:rFonts w:ascii="Arial" w:hAnsi="Arial" w:cs="Arial"/>
+          <w:sz w:val="20"/>
+          <w:szCs w:val="20"/>
+        </w:rPr>
+        <w:t>Average rating is 3.7 across all shipping types</w:t>
+      </w:r>
+    </w:p>
+    <w:p>
+      <w:pPr>
+        <w:pStyle w:val="ListParagraph"/>
+        <w:numPr>
+          <w:ilvl w:val="0"/>
+          <w:numId w:val="42"/>
+        </w:numPr>
+        <w:rPr>
+          <w:rFonts w:ascii="Arial" w:hAnsi="Arial" w:cs="Arial"/>
+        </w:rPr>
+      </w:pPr>
+      <w:r>
+        <w:rPr>
+          <w:rFonts w:ascii="Arial" w:hAnsi="Arial" w:cs="Arial"/>
+          <w:sz w:val="20"/>
+          <w:szCs w:val="20"/>
+        </w:rPr>
+        <w:t>High-value customers prefer card and digital payment methods</w:t>
+      </w:r>
+    </w:p>
+    <w:p>
+      <w:pPr>
+        <w:rPr>
+          <w:rFonts w:ascii="Arial" w:hAnsi="Arial" w:cs="Arial"/>
+          <w:color w:val="2E74B5" w:themeColor="accent1" w:themeShade="BF"/>
         </w:rPr>
       </w:pPr>
     </w:p>
@@ -2346,147 +1136,8 @@
           <w:bCs/>
           <w:color w:val="2E74B5" w:themeColor="accent1" w:themeShade="BF"/>
         </w:rPr>
-        <w:t>Insight one:</w:t>
-      </w:r>
-      <w:r>
-        <w:rPr>
-          <w:rFonts w:ascii="Arial" w:hAnsi="Arial" w:cs="Arial"/>
-          <w:color w:val="2E74B5" w:themeColor="accent1" w:themeShade="BF"/>
-        </w:rPr>
-        <w:t xml:space="preserve"> </w:t>
-      </w:r>
-      <w:r>
-        <w:rPr>
-          <w:rFonts w:ascii="Arial" w:hAnsi="Arial" w:cs="Arial"/>
-          <w:color w:val="2E74B5" w:themeColor="accent1" w:themeShade="BF"/>
-        </w:rPr>
-        <w:t>Male customers across GenX</w:t>
-      </w:r>
-      <w:r>
-        <w:rPr>
-          <w:rFonts w:ascii="Arial" w:hAnsi="Arial" w:cs="Arial"/>
-          <w:color w:val="2E74B5" w:themeColor="accent1" w:themeShade="BF"/>
-        </w:rPr>
-        <w:t>(age:46-61)</w:t>
-      </w:r>
-      <w:r>
-        <w:rPr>
-          <w:rFonts w:ascii="Arial" w:hAnsi="Arial" w:cs="Arial"/>
-          <w:color w:val="2E74B5" w:themeColor="accent1" w:themeShade="BF"/>
-        </w:rPr>
-        <w:t xml:space="preserve"> and GenY</w:t>
-      </w:r>
-      <w:r>
-        <w:rPr>
-          <w:rFonts w:ascii="Arial" w:hAnsi="Arial" w:cs="Arial"/>
-          <w:color w:val="2E74B5" w:themeColor="accent1" w:themeShade="BF"/>
-        </w:rPr>
-        <w:t>(age:30-45)</w:t>
-      </w:r>
-      <w:r>
-        <w:rPr>
-          <w:rFonts w:ascii="Arial" w:hAnsi="Arial" w:cs="Arial"/>
-          <w:color w:val="2E74B5" w:themeColor="accent1" w:themeShade="BF"/>
-        </w:rPr>
-        <w:t xml:space="preserve"> generate the highest total revenue.</w:t>
-      </w:r>
-    </w:p>
-    <w:p>
-      <w:pPr>
-        <w:rPr>
-          <w:rFonts w:ascii="Arial" w:hAnsi="Arial" w:cs="Arial"/>
-          <w:color w:val="2E74B5" w:themeColor="accent1" w:themeShade="BF"/>
-        </w:rPr>
-      </w:pPr>
-    </w:p>
-    <w:p>
-      <w:r>
-        <w:rPr>
-          <w:rFonts w:ascii="Arial" w:hAnsi="Arial" w:cs="Arial"/>
-          <w:b/>
-          <w:bCs/>
-        </w:rPr>
-        <w:t>Subscription &amp; Purchase Frequency Analysis</w:t>
-      </w:r>
-      <w:r>
-        <w:rPr>
-          <w:rFonts w:ascii="Arial" w:hAnsi="Arial" w:cs="Arial"/>
-          <w:b/>
-          <w:bCs/>
-        </w:rPr>
-        <w:t>:</w:t>
-      </w:r>
-    </w:p>
-    <w:p>
-      <w:pPr>
-        <w:pStyle w:val="ListParagraph"/>
-        <w:numPr>
-          <w:ilvl w:val="0"/>
-          <w:numId w:val="24"/>
-        </w:numPr>
-        <w:rPr>
-          <w:rFonts w:ascii="Arial" w:hAnsi="Arial" w:cs="Arial"/>
-        </w:rPr>
-      </w:pPr>
-      <w:r>
-        <w:rPr>
-          <w:rFonts w:ascii="Arial" w:hAnsi="Arial" w:cs="Arial"/>
-          <w:b/>
-          <w:bCs/>
-        </w:rPr>
-        <w:t>Subscribed customers purchase amount and Non Subscribe puchase Puchase</w:t>
-      </w:r>
-    </w:p>
-    <w:p>
-      <w:pPr>
-        <w:pStyle w:val="ListParagraph"/>
-        <w:numPr>
-          <w:ilvl w:val="0"/>
-          <w:numId w:val="24"/>
-        </w:numPr>
-        <w:rPr>
-          <w:rFonts w:ascii="Arial" w:hAnsi="Arial" w:cs="Arial"/>
-        </w:rPr>
-      </w:pPr>
-      <w:r>
-        <w:rPr>
-          <w:rFonts w:ascii="Arial" w:hAnsi="Arial" w:cs="Arial"/>
-        </w:rPr>
-        <w:t>Subscribed customers do not significantly outperform non-subscribed customers in average purchase amount (~$60 across segments).</w:t>
-      </w:r>
-    </w:p>
-    <w:p>
-      <w:pPr>
-        <w:pStyle w:val="ListParagraph"/>
-        <w:numPr>
-          <w:ilvl w:val="0"/>
-          <w:numId w:val="24"/>
-        </w:numPr>
-        <w:rPr>
-          <w:rFonts w:ascii="Arial" w:hAnsi="Arial" w:cs="Arial"/>
-        </w:rPr>
-      </w:pPr>
-      <w:r>
-        <w:rPr>
-          <w:rFonts w:ascii="Arial" w:hAnsi="Arial" w:cs="Arial"/>
-        </w:rPr>
-        <w:t>Order volume is higher among non-subscribed customers.</w:t>
-      </w:r>
-    </w:p>
-    <w:p>
-      <w:pPr>
-        <w:rPr>
-          <w:rFonts w:ascii="Arial" w:hAnsi="Arial" w:cs="Arial"/>
-        </w:rPr>
-      </w:pPr>
-    </w:p>
-    <w:p>
-      <w:pPr>
-        <w:rPr>
-          <w:rFonts w:ascii="Arial" w:hAnsi="Arial" w:cs="Arial"/>
-          <w:color w:val="2E74B5" w:themeColor="accent1" w:themeShade="BF"/>
-        </w:rPr>
-      </w:pPr>
+        <w:t>Insight</w:t>
+      </w:r>
       <w:r>
         <w:rPr>
           <w:rFonts w:ascii="Arial" w:hAnsi="Arial" w:cs="Arial"/>
@@ -2494,8 +1145,112 @@
           <w:bCs/>
           <w:color w:val="2E74B5" w:themeColor="accent1" w:themeShade="BF"/>
         </w:rPr>
-        <w:t xml:space="preserve">Insight </w:t>
-      </w:r>
+        <w:t>:</w:t>
+      </w:r>
+    </w:p>
+    <w:p>
+      <w:pPr>
+        <w:rPr>
+          <w:rFonts w:ascii="Arial" w:hAnsi="Arial" w:cs="Arial"/>
+          <w:color w:val="2E74B5" w:themeColor="accent1" w:themeShade="BF"/>
+        </w:rPr>
+      </w:pPr>
+      <w:r>
+        <w:rPr>
+          <w:rFonts w:ascii="Arial" w:hAnsi="Arial" w:cs="Arial"/>
+          <w:color w:val="000000" w:themeColor="text1"/>
+          <w:sz w:val="20"/>
+          <w:szCs w:val="20"/>
+        </w:rPr>
+        <w:t>Operational factors like shipping speed have limited impact on behavior, while payment convenience influences high-value transactions.</w:t>
+      </w:r>
+    </w:p>
+    <w:p>
+      <w:pPr>
+        <w:rPr>
+          <w:rFonts w:ascii="Arial" w:hAnsi="Arial" w:cs="Arial"/>
+          <w:color w:val="2E74B5" w:themeColor="accent1" w:themeShade="BF"/>
+        </w:rPr>
+      </w:pPr>
+    </w:p>
+    <w:p>
+      <w:pPr>
+        <w:rPr>
+          <w:rFonts w:ascii="Arial" w:hAnsi="Arial" w:cs="Arial"/>
+          <w:color w:val="2E74B5" w:themeColor="accent1" w:themeShade="BF"/>
+        </w:rPr>
+      </w:pPr>
+      <w:r>
+        <w:rPr>
+          <w:rFonts w:ascii="Arial" w:hAnsi="Arial" w:cs="Arial"/>
+          <w:b/>
+          <w:bCs/>
+        </w:rPr>
+        <w:t>Recommendations</w:t>
+      </w:r>
+      <w:r>
+        <w:rPr>
+          <w:rFonts w:ascii="Arial" w:hAnsi="Arial" w:cs="Arial"/>
+          <w:b/>
+          <w:bCs/>
+        </w:rPr>
+        <w:t>:</w:t>
+      </w:r>
+    </w:p>
+    <w:p>
+      <w:pPr>
+        <w:rPr>
+          <w:rFonts w:ascii="Arial" w:hAnsi="Arial" w:cs="Arial"/>
+          <w:color w:val="000000" w:themeColor="text1"/>
+          <w:sz w:val="20"/>
+          <w:szCs w:val="20"/>
+        </w:rPr>
+      </w:pPr>
+      <w:r>
+        <w:rPr>
+          <w:rFonts w:ascii="Arial" w:hAnsi="Arial" w:cs="Arial"/>
+          <w:color w:val="000000" w:themeColor="text1"/>
+          <w:sz w:val="20"/>
+          <w:szCs w:val="20"/>
+        </w:rPr>
+        <w:t>Optimize digital payment experience</w:t>
+      </w:r>
+    </w:p>
+    <w:p>
+      <w:pPr>
+        <w:rPr>
+          <w:rFonts w:ascii="Arial" w:hAnsi="Arial" w:cs="Arial"/>
+          <w:color w:val="2E74B5" w:themeColor="accent1" w:themeShade="BF"/>
+        </w:rPr>
+      </w:pPr>
+      <w:r>
+        <w:rPr>
+          <w:rFonts w:ascii="Arial" w:hAnsi="Arial" w:cs="Arial"/>
+          <w:color w:val="000000" w:themeColor="text1"/>
+          <w:sz w:val="20"/>
+          <w:szCs w:val="20"/>
+        </w:rPr>
+        <w:t>Avoid excessive investment in premium shipping without clear ROI</w:t>
+      </w:r>
+    </w:p>
+    <w:p>
+      <w:pPr>
+        <w:rPr>
+          <w:rFonts w:ascii="Arial" w:hAnsi="Arial" w:cs="Arial"/>
+        </w:rPr>
+      </w:pPr>
+    </w:p>
+    <w:p>
+      <w:pPr>
+        <w:tabs>
+          <w:tab w:val="left" w:pos="3221"/>
+        </w:tabs>
+        <w:rPr>
+          <w:rFonts w:ascii="Arial" w:hAnsi="Arial" w:cs="Arial"/>
+          <w:b/>
+          <w:bCs/>
+        </w:rPr>
+      </w:pPr>
       <w:r>
         <w:rPr>
           <w:rFonts w:ascii="Arial" w:hAnsi="Arial" w:cs="Arial"/>
@@ -2503,7 +1258,7 @@
           <w:bCs/>
           <w:color w:val="2E74B5" w:themeColor="accent1" w:themeShade="BF"/>
         </w:rPr>
-        <w:t>Two</w:t>
+        <w:t>Overall Conclusion</w:t>
       </w:r>
       <w:r>
         <w:rPr>
@@ -2514,454 +1269,134 @@
         </w:rPr>
         <w:t>:</w:t>
       </w:r>
-      <w:r>
-        <w:rPr>
-          <w:rFonts w:ascii="Arial" w:hAnsi="Arial" w:cs="Arial"/>
-          <w:color w:val="2E74B5" w:themeColor="accent1" w:themeShade="BF"/>
-        </w:rPr>
-        <w:t xml:space="preserve"> </w:t>
-      </w:r>
-      <w:r>
-        <w:rPr>
-          <w:rFonts w:ascii="Arial" w:hAnsi="Arial" w:cs="Arial"/>
-          <w:color w:val="2E74B5" w:themeColor="accent1" w:themeShade="BF"/>
-        </w:rPr>
-        <w:t>Subscription status does not significantly increase purchase frequency or basket size.</w:t>
-      </w:r>
     </w:p>
     <w:p>
       <w:pPr>
         <w:rPr>
           <w:rFonts w:ascii="Arial" w:hAnsi="Arial" w:cs="Arial"/>
-          <w:color w:val="2E74B5" w:themeColor="accent1" w:themeShade="BF"/>
-        </w:rPr>
-      </w:pPr>
+          <w:sz w:val="20"/>
+          <w:szCs w:val="20"/>
+        </w:rPr>
+      </w:pPr>
+      <w:r>
+        <w:rPr>
+          <w:rFonts w:ascii="Arial" w:hAnsi="Arial" w:cs="Arial"/>
+          <w:sz w:val="20"/>
+          <w:szCs w:val="20"/>
+        </w:rPr>
+        <w:t>Discounts are overused and do not increase spending</w:t>
+      </w:r>
     </w:p>
     <w:p>
-      <w:r>
+      <w:pPr>
+        <w:rPr>
+          <w:rFonts w:ascii="Arial" w:hAnsi="Arial" w:cs="Arial"/>
+          <w:sz w:val="20"/>
+          <w:szCs w:val="20"/>
+        </w:rPr>
+      </w:pPr>
+      <w:r>
+        <w:rPr>
+          <w:rFonts w:ascii="Arial" w:hAnsi="Arial" w:cs="Arial"/>
+          <w:sz w:val="20"/>
+          <w:szCs w:val="20"/>
+        </w:rPr>
+        <w:t>Revenue is driven by specific customer segments and product categories</w:t>
+      </w:r>
+    </w:p>
+    <w:p>
+      <w:pPr>
+        <w:rPr>
+          <w:rFonts w:ascii="Arial" w:hAnsi="Arial" w:cs="Arial"/>
+        </w:rPr>
+      </w:pPr>
+      <w:r>
+        <w:rPr>
+          <w:rFonts w:ascii="Arial" w:hAnsi="Arial" w:cs="Arial"/>
+          <w:sz w:val="20"/>
+          <w:szCs w:val="20"/>
+        </w:rPr>
+        <w:t>Subscription and shipping strategies have limited impact on customer behavior</w:t>
+      </w:r>
+    </w:p>
+    <w:p>
+      <w:pPr>
+        <w:rPr>
+          <w:rFonts w:ascii="Arial" w:hAnsi="Arial" w:cs="Arial"/>
+        </w:rPr>
+      </w:pPr>
+    </w:p>
+    <w:p>
+      <w:pPr>
         <w:rPr>
           <w:rFonts w:ascii="Arial" w:hAnsi="Arial" w:cs="Arial"/>
           <w:b/>
           <w:bCs/>
         </w:rPr>
-        <w:t>Previous Purchases vs Spending Correlation</w:t>
+      </w:pPr>
+      <w:r>
+        <w:rPr>
+          <w:rFonts w:ascii="Arial" w:hAnsi="Arial" w:cs="Arial"/>
+          <w:b/>
+          <w:bCs/>
+        </w:rPr>
+        <w:t>The business should focus on:</w:t>
       </w:r>
     </w:p>
     <w:p>
       <w:pPr>
-        <w:pStyle w:val="ListParagraph"/>
-        <w:numPr>
-          <w:ilvl w:val="0"/>
-          <w:numId w:val="24"/>
-        </w:numPr>
-        <w:rPr>
-          <w:rFonts w:ascii="Arial" w:hAnsi="Arial" w:cs="Arial"/>
-        </w:rPr>
-      </w:pPr>
-      <w:r>
-        <w:rPr>
-          <w:rFonts w:ascii="Arial" w:hAnsi="Arial" w:cs="Arial"/>
-        </w:rPr>
-        <w:t>Correlation between Previous Purchases and Spending: –0.01</w:t>
-      </w:r>
+        <w:rPr>
+          <w:rFonts w:ascii="Arial" w:hAnsi="Arial" w:cs="Arial"/>
+        </w:rPr>
+      </w:pPr>
     </w:p>
     <w:p>
       <w:pPr>
         <w:rPr>
           <w:rFonts w:ascii="Arial" w:hAnsi="Arial" w:cs="Arial"/>
-        </w:rPr>
-      </w:pPr>
+          <w:sz w:val="20"/>
+          <w:szCs w:val="20"/>
+        </w:rPr>
+      </w:pPr>
+      <w:r>
+        <w:rPr>
+          <w:rFonts w:ascii="Arial" w:hAnsi="Arial" w:cs="Arial"/>
+          <w:sz w:val="20"/>
+          <w:szCs w:val="20"/>
+        </w:rPr>
+        <w:t>Reducing discount dependency</w:t>
+      </w:r>
     </w:p>
     <w:p>
       <w:pPr>
         <w:rPr>
           <w:rFonts w:ascii="Arial" w:hAnsi="Arial" w:cs="Arial"/>
-          <w:color w:val="2E74B5" w:themeColor="accent1" w:themeShade="BF"/>
-        </w:rPr>
-      </w:pPr>
-      <w:r>
-        <w:rPr>
-          <w:rFonts w:ascii="Arial" w:hAnsi="Arial" w:cs="Arial"/>
-          <w:b/>
-          <w:bCs/>
-          <w:color w:val="2E74B5" w:themeColor="accent1" w:themeShade="BF"/>
-        </w:rPr>
-        <w:t xml:space="preserve">Insight </w:t>
-      </w:r>
-      <w:r>
-        <w:rPr>
-          <w:rFonts w:ascii="Arial" w:hAnsi="Arial" w:cs="Arial"/>
-          <w:b/>
-          <w:bCs/>
-          <w:color w:val="2E74B5" w:themeColor="accent1" w:themeShade="BF"/>
-        </w:rPr>
-        <w:t>Three</w:t>
-      </w:r>
-      <w:r>
-        <w:rPr>
-          <w:rFonts w:ascii="Arial" w:hAnsi="Arial" w:cs="Arial"/>
-          <w:b/>
-          <w:bCs/>
-          <w:color w:val="2E74B5" w:themeColor="accent1" w:themeShade="BF"/>
-        </w:rPr>
-        <w:t>:</w:t>
-      </w:r>
-      <w:r>
-        <w:rPr>
-          <w:rFonts w:ascii="Arial" w:hAnsi="Arial" w:cs="Arial"/>
-          <w:color w:val="2E74B5" w:themeColor="accent1" w:themeShade="BF"/>
-        </w:rPr>
-        <w:t xml:space="preserve"> </w:t>
-      </w:r>
-      <w:r>
-        <w:rPr>
-          <w:rFonts w:ascii="Arial" w:hAnsi="Arial" w:cs="Arial"/>
-          <w:color w:val="2E74B5" w:themeColor="accent1" w:themeShade="BF"/>
-        </w:rPr>
-        <w:t>There is no meaningful relationship between purchase history and spending.</w:t>
+          <w:sz w:val="20"/>
+          <w:szCs w:val="20"/>
+        </w:rPr>
+      </w:pPr>
+      <w:r>
+        <w:rPr>
+          <w:rFonts w:ascii="Arial" w:hAnsi="Arial" w:cs="Arial"/>
+          <w:sz w:val="20"/>
+          <w:szCs w:val="20"/>
+        </w:rPr>
+        <w:t>Targeting high-value customers</w:t>
       </w:r>
     </w:p>
     <w:p>
-      <w:r>
-        <w:rPr>
-          <w:rFonts w:ascii="Arial" w:hAnsi="Arial" w:cs="Arial"/>
-          <w:b/>
-          <w:bCs/>
-        </w:rPr>
-        <w:t>KPI</w:t>
-      </w:r>
-    </w:p>
-    <w:p>
-      <w:pPr>
-        <w:pStyle w:val="ListParagraph"/>
-        <w:numPr>
-          <w:ilvl w:val="0"/>
-          <w:numId w:val="24"/>
-        </w:numPr>
-        <w:rPr>
-          <w:rFonts w:ascii="Arial" w:hAnsi="Arial" w:cs="Arial"/>
-        </w:rPr>
-      </w:pPr>
-      <w:r>
-        <w:rPr>
-          <w:rFonts w:ascii="Arial" w:hAnsi="Arial" w:cs="Arial"/>
-        </w:rPr>
-        <w:t>Average Lifetime Spend per Customer</w:t>
-      </w:r>
-      <w:r>
-        <w:rPr>
-          <w:rFonts w:ascii="Arial" w:hAnsi="Arial" w:cs="Arial"/>
-        </w:rPr>
-        <w:t xml:space="preserve">: </w:t>
-      </w:r>
-      <w:r>
-        <w:rPr>
-          <w:rFonts w:ascii="Arial" w:hAnsi="Arial" w:cs="Arial"/>
-        </w:rPr>
-        <w:t>$127.8</w:t>
-      </w:r>
-    </w:p>
-    <w:p>
-      <w:pPr>
-        <w:pStyle w:val="ListParagraph"/>
-        <w:numPr>
-          <w:ilvl w:val="0"/>
-          <w:numId w:val="24"/>
-        </w:numPr>
-        <w:rPr>
-          <w:rFonts w:ascii="Arial" w:hAnsi="Arial" w:cs="Arial"/>
-        </w:rPr>
-      </w:pPr>
-      <w:r>
-        <w:rPr>
-          <w:rFonts w:ascii="Arial" w:hAnsi="Arial" w:cs="Arial"/>
-        </w:rPr>
-        <w:t>Purchase Frequency Distribution</w:t>
-      </w:r>
-    </w:p>
-    <w:p>
-      <w:pPr>
-        <w:pStyle w:val="ListParagraph"/>
-        <w:numPr>
-          <w:ilvl w:val="3"/>
-          <w:numId w:val="34"/>
-        </w:numPr>
-        <w:rPr>
-          <w:rFonts w:ascii="Arial" w:hAnsi="Arial" w:cs="Arial"/>
-        </w:rPr>
-      </w:pPr>
-      <w:r>
-        <w:rPr>
-          <w:rFonts w:ascii="Arial" w:hAnsi="Arial" w:cs="Arial"/>
-        </w:rPr>
-        <w:t>Every 3 Months – 1,253 customers</w:t>
-      </w:r>
-    </w:p>
-    <w:p>
-      <w:pPr>
-        <w:pStyle w:val="ListParagraph"/>
-        <w:numPr>
-          <w:ilvl w:val="3"/>
-          <w:numId w:val="34"/>
-        </w:numPr>
-        <w:rPr>
-          <w:rFonts w:ascii="Arial" w:hAnsi="Arial" w:cs="Arial"/>
-        </w:rPr>
-      </w:pPr>
-      <w:r>
-        <w:rPr>
-          <w:rFonts w:ascii="Arial" w:hAnsi="Arial" w:cs="Arial"/>
-        </w:rPr>
-        <w:t>Annually – 1,211 customers</w:t>
-      </w:r>
-    </w:p>
-    <w:p>
-      <w:pPr>
-        <w:pStyle w:val="ListParagraph"/>
-        <w:numPr>
-          <w:ilvl w:val="3"/>
-          <w:numId w:val="34"/>
-        </w:numPr>
-        <w:rPr>
-          <w:rFonts w:ascii="Arial" w:hAnsi="Arial" w:cs="Arial"/>
-        </w:rPr>
-      </w:pPr>
-      <w:r>
-        <w:rPr>
-          <w:rFonts w:ascii="Arial" w:hAnsi="Arial" w:cs="Arial"/>
-        </w:rPr>
-        <w:t>Quarterly – 1,196 customers</w:t>
-      </w:r>
-    </w:p>
-    <w:p>
-      <w:pPr>
-        <w:pStyle w:val="ListParagraph"/>
-        <w:numPr>
-          <w:ilvl w:val="3"/>
-          <w:numId w:val="34"/>
-        </w:numPr>
-        <w:rPr>
-          <w:rFonts w:ascii="Arial" w:hAnsi="Arial" w:cs="Arial"/>
-        </w:rPr>
-      </w:pPr>
-      <w:r>
-        <w:rPr>
-          <w:rFonts w:ascii="Arial" w:hAnsi="Arial" w:cs="Arial"/>
-        </w:rPr>
-        <w:t>Monthly – 1,173 customers</w:t>
-      </w:r>
-    </w:p>
-    <w:p>
-      <w:pPr>
-        <w:pStyle w:val="ListParagraph"/>
-        <w:numPr>
-          <w:ilvl w:val="0"/>
-          <w:numId w:val="24"/>
-        </w:numPr>
-        <w:rPr>
-          <w:rFonts w:ascii="Arial" w:hAnsi="Arial" w:cs="Arial"/>
-        </w:rPr>
-      </w:pPr>
-      <w:r>
-        <w:rPr>
-          <w:rFonts w:ascii="Arial" w:hAnsi="Arial" w:cs="Arial"/>
-        </w:rPr>
-        <w:t>High-Value Customer Share: 20%</w:t>
-      </w:r>
-    </w:p>
-    <w:p>
-      <w:pPr>
-        <w:rPr>
-          <w:rFonts w:ascii="Arial" w:hAnsi="Arial" w:cs="Arial"/>
-        </w:rPr>
-      </w:pPr>
-    </w:p>
-    <w:p>
-      <w:pPr>
-        <w:rPr>
-          <w:rFonts w:ascii="Arial" w:hAnsi="Arial" w:cs="Arial"/>
-        </w:rPr>
-      </w:pPr>
-    </w:p>
-    <w:p>
-      <w:pPr>
-        <w:rPr>
-          <w:rFonts w:ascii="Arial" w:hAnsi="Arial" w:cs="Arial"/>
-          <w:color w:val="2E74B5" w:themeColor="accent1" w:themeShade="BF"/>
-        </w:rPr>
-      </w:pPr>
-      <w:r>
-        <w:rPr>
-          <w:rFonts w:ascii="Arial" w:hAnsi="Arial" w:cs="Arial"/>
-          <w:b/>
-          <w:bCs/>
-          <w:color w:val="2E74B5" w:themeColor="accent1" w:themeShade="BF"/>
-        </w:rPr>
-        <w:t xml:space="preserve">Insight </w:t>
-      </w:r>
-      <w:r>
-        <w:rPr>
-          <w:rFonts w:ascii="Arial" w:hAnsi="Arial" w:cs="Arial"/>
-          <w:b/>
-          <w:bCs/>
-          <w:color w:val="2E74B5" w:themeColor="accent1" w:themeShade="BF"/>
-        </w:rPr>
-        <w:t>Four</w:t>
-      </w:r>
-      <w:r>
-        <w:rPr>
-          <w:rFonts w:ascii="Arial" w:hAnsi="Arial" w:cs="Arial"/>
-          <w:b/>
-          <w:bCs/>
-          <w:color w:val="2E74B5" w:themeColor="accent1" w:themeShade="BF"/>
-        </w:rPr>
-        <w:t>:</w:t>
-      </w:r>
-      <w:r>
-        <w:rPr>
-          <w:rFonts w:ascii="Arial" w:hAnsi="Arial" w:cs="Arial"/>
-          <w:color w:val="2E74B5" w:themeColor="accent1" w:themeShade="BF"/>
-        </w:rPr>
-        <w:t xml:space="preserve"> </w:t>
-      </w:r>
-      <w:r>
-        <w:rPr>
-          <w:rFonts w:ascii="Arial" w:hAnsi="Arial" w:cs="Arial"/>
-          <w:color w:val="2E74B5" w:themeColor="accent1" w:themeShade="BF"/>
-        </w:rPr>
-        <w:t>A small group (top 20%) contributes disproportionately higher value.</w:t>
-      </w:r>
-    </w:p>
-    <w:p>
-      <w:pPr>
-        <w:rPr>
-          <w:rFonts w:ascii="Arial" w:hAnsi="Arial" w:cs="Arial"/>
-          <w:color w:val="2E74B5" w:themeColor="accent1" w:themeShade="BF"/>
-        </w:rPr>
-      </w:pPr>
-      <w:r>
-        <w:rPr>
-          <w:rFonts w:ascii="Arial" w:hAnsi="Arial" w:cs="Arial"/>
-          <w:color w:val="2E74B5" w:themeColor="accent1" w:themeShade="BF"/>
-        </w:rPr>
-        <w:t>This is the most strategically important segment.</w:t>
-      </w:r>
-    </w:p>
-    <w:p>
-      <w:pPr>
-        <w:rPr>
-          <w:rFonts w:ascii="Arial" w:hAnsi="Arial" w:cs="Arial"/>
-          <w:color w:val="2E74B5" w:themeColor="accent1" w:themeShade="BF"/>
-        </w:rPr>
-      </w:pPr>
-    </w:p>
-    <w:p>
-      <w:pPr>
-        <w:rPr>
-          <w:rFonts w:ascii="Arial" w:hAnsi="Arial" w:cs="Arial"/>
-          <w:b/>
-          <w:bCs/>
-        </w:rPr>
-      </w:pPr>
-      <w:r>
-        <w:rPr>
-          <w:rFonts w:ascii="Arial" w:hAnsi="Arial" w:cs="Arial"/>
-          <w:b/>
-          <w:bCs/>
-        </w:rPr>
-        <w:t>Recommendations to</w:t>
-      </w:r>
-      <w:r>
-        <w:rPr>
-          <w:rFonts w:ascii="Arial" w:hAnsi="Arial" w:cs="Arial"/>
-          <w:b/>
-          <w:bCs/>
-        </w:rPr>
-        <w:t xml:space="preserve"> Customer segments</w:t>
-      </w:r>
-      <w:r>
-        <w:rPr>
-          <w:rFonts w:ascii="Arial" w:hAnsi="Arial" w:cs="Arial"/>
-          <w:b/>
-          <w:bCs/>
-        </w:rPr>
-        <w:t>:</w:t>
-      </w:r>
-    </w:p>
-    <w:p>
-      <w:pPr>
-        <w:pStyle w:val="ListParagraph"/>
-        <w:numPr>
-          <w:ilvl w:val="0"/>
-          <w:numId w:val="26"/>
-        </w:numPr>
-        <w:rPr>
-          <w:rFonts w:ascii="Arial" w:hAnsi="Arial" w:cs="Arial"/>
-        </w:rPr>
-      </w:pPr>
-      <w:r>
-        <w:rPr>
-          <w:rFonts w:ascii="Arial" w:hAnsi="Arial" w:cs="Arial"/>
-        </w:rPr>
-        <w:t>Focus personalized campaigns on GenX &amp; GenY male customers</w:t>
-      </w:r>
-    </w:p>
-    <w:p>
-      <w:pPr>
-        <w:pStyle w:val="ListParagraph"/>
-        <w:numPr>
-          <w:ilvl w:val="0"/>
-          <w:numId w:val="26"/>
-        </w:numPr>
-        <w:rPr>
-          <w:rFonts w:ascii="Arial" w:hAnsi="Arial" w:cs="Arial"/>
-        </w:rPr>
-      </w:pPr>
-      <w:r>
-        <w:rPr>
-          <w:rFonts w:ascii="Arial" w:hAnsi="Arial" w:cs="Arial"/>
-        </w:rPr>
-        <w:t>Identify customers above the $83.94 average spend threshold</w:t>
-      </w:r>
-    </w:p>
-    <w:p>
-      <w:pPr>
-        <w:rPr>
-          <w:rFonts w:ascii="Arial" w:hAnsi="Arial" w:cs="Arial"/>
-        </w:rPr>
-      </w:pPr>
-    </w:p>
-    <w:p>
-      <w:pPr>
-        <w:tabs>
-          <w:tab w:val="left" w:pos="3221"/>
-        </w:tabs>
-        <w:rPr>
-          <w:rFonts w:ascii="Arial" w:hAnsi="Arial" w:cs="Arial"/>
-          <w:b/>
-          <w:bCs/>
-        </w:rPr>
-      </w:pPr>
-      <w:r>
-        <w:rPr>
-          <w:rFonts w:ascii="Arial" w:hAnsi="Arial" w:cs="Arial"/>
-          <w:b/>
-          <w:bCs/>
-        </w:rPr>
-        <w:t>Conclusion:</w:t>
-      </w:r>
-    </w:p>
-    <w:p>
-      <w:pPr>
-        <w:rPr>
-          <w:rFonts w:ascii="Arial" w:hAnsi="Arial" w:cs="Arial"/>
-        </w:rPr>
-      </w:pPr>
-      <w:r>
-        <w:rPr>
-          <w:rFonts w:ascii="Arial" w:hAnsi="Arial" w:cs="Arial"/>
-        </w:rPr>
-        <w:t>Customer lifetime value is concentrated within specific demographic segments rather than being evenly distributed. Since subscription and repeat purchases do not significantly increase per-order spending, revenue growth should focus on identifying and nurturing high-value customer segments through personalized engagement strategies rather than broad discount-based campaigns.</w:t>
+      <w:pPr>
+        <w:rPr>
+          <w:rFonts w:ascii="Arial" w:hAnsi="Arial" w:cs="Arial"/>
+        </w:rPr>
+      </w:pPr>
+      <w:r>
+        <w:rPr>
+          <w:rFonts w:ascii="Arial" w:hAnsi="Arial" w:cs="Arial"/>
+          <w:sz w:val="20"/>
+          <w:szCs w:val="20"/>
+        </w:rPr>
+        <w:t>Optimizing inventory based on demand patterns</w:t>
       </w:r>
     </w:p>
     <w:sectPr>
@@ -3248,6 +1683,119 @@
     </w:lvl>
   </w:abstractNum>
   <w:abstractNum w:abstractNumId="11" w15:restartNumberingAfterBreak="0">
+    <w:nsid w:val="04CE1169"/>
+    <w:multiLevelType w:val="hybridMultilevel"/>
+    <w:tmpl w:val="25942B8A"/>
+    <w:lvl w:ilvl="0" w:tplc="C9C04218">
+      <w:start w:val="1"/>
+      <w:numFmt w:val="bullet"/>
+      <w:lvlText w:val=""/>
+      <w:lvlJc w:val="right"/>
+      <w:pPr>
+        <w:ind w:left="1440" w:hanging="360"/>
+      </w:pPr>
+      <w:rPr>
+        <w:rFonts w:ascii="Symbol" w:hAnsi="Symbol" w:hint="default"/>
+      </w:rPr>
+    </w:lvl>
+    <w:lvl w:ilvl="1" w:tplc="04090003" w:tentative="1">
+      <w:start w:val="1"/>
+      <w:numFmt w:val="bullet"/>
+      <w:lvlText w:val="o"/>
+      <w:lvlJc w:val="left"/>
+      <w:pPr>
+        <w:ind w:left="2160" w:hanging="360"/>
+      </w:pPr>
+      <w:rPr>
+        <w:rFonts w:ascii="Courier New" w:hAnsi="Courier New" w:cs="Courier New" w:hint="default"/>
+      </w:rPr>
+    </w:lvl>
+    <w:lvl w:ilvl="2" w:tplc="04090005" w:tentative="1">
+      <w:start w:val="1"/>
+      <w:numFmt w:val="bullet"/>
+      <w:lvlText w:val=""/>
+      <w:lvlJc w:val="left"/>
+      <w:pPr>
+        <w:ind w:left="2880" w:hanging="360"/>
+      </w:pPr>
+      <w:rPr>
+        <w:rFonts w:ascii="Wingdings" w:hAnsi="Wingdings" w:hint="default"/>
+      </w:rPr>
+    </w:lvl>
+    <w:lvl w:ilvl="3" w:tplc="04090001" w:tentative="1">
+      <w:start w:val="1"/>
+      <w:numFmt w:val="bullet"/>
+      <w:lvlText w:val=""/>
+      <w:lvlJc w:val="left"/>
+      <w:pPr>
+        <w:ind w:left="3600" w:hanging="360"/>
+      </w:pPr>
+      <w:rPr>
+        <w:rFonts w:ascii="Symbol" w:hAnsi="Symbol" w:hint="default"/>
+      </w:rPr>
+    </w:lvl>
+    <w:lvl w:ilvl="4" w:tplc="04090003" w:tentative="1">
+      <w:start w:val="1"/>
+      <w:numFmt w:val="bullet"/>
+      <w:lvlText w:val="o"/>
+      <w:lvlJc w:val="left"/>
+      <w:pPr>
+        <w:ind w:left="4320" w:hanging="360"/>
+      </w:pPr>
+      <w:rPr>
+        <w:rFonts w:ascii="Courier New" w:hAnsi="Courier New" w:cs="Courier New" w:hint="default"/>
+      </w:rPr>
+    </w:lvl>
+    <w:lvl w:ilvl="5" w:tplc="04090005" w:tentative="1">
+      <w:start w:val="1"/>
+      <w:numFmt w:val="bullet"/>
+      <w:lvlText w:val=""/>
+      <w:lvlJc w:val="left"/>
+      <w:pPr>
+        <w:ind w:left="5040" w:hanging="360"/>
+      </w:pPr>
+      <w:rPr>
+        <w:rFonts w:ascii="Wingdings" w:hAnsi="Wingdings" w:hint="default"/>
+      </w:rPr>
+    </w:lvl>
+    <w:lvl w:ilvl="6" w:tplc="04090001" w:tentative="1">
+      <w:start w:val="1"/>
+      <w:numFmt w:val="bullet"/>
+      <w:lvlText w:val=""/>
+      <w:lvlJc w:val="left"/>
+      <w:pPr>
+        <w:ind w:left="5760" w:hanging="360"/>
+      </w:pPr>
+      <w:rPr>
+        <w:rFonts w:ascii="Symbol" w:hAnsi="Symbol" w:hint="default"/>
+      </w:rPr>
+    </w:lvl>
+    <w:lvl w:ilvl="7" w:tplc="04090003" w:tentative="1">
+      <w:start w:val="1"/>
+      <w:numFmt w:val="bullet"/>
+      <w:lvlText w:val="o"/>
+      <w:lvlJc w:val="left"/>
+      <w:pPr>
+        <w:ind w:left="6480" w:hanging="360"/>
+      </w:pPr>
+      <w:rPr>
+        <w:rFonts w:ascii="Courier New" w:hAnsi="Courier New" w:cs="Courier New" w:hint="default"/>
+      </w:rPr>
+    </w:lvl>
+    <w:lvl w:ilvl="8" w:tplc="04090005" w:tentative="1">
+      <w:start w:val="1"/>
+      <w:numFmt w:val="bullet"/>
+      <w:lvlText w:val=""/>
+      <w:lvlJc w:val="left"/>
+      <w:pPr>
+        <w:ind w:left="7200" w:hanging="360"/>
+      </w:pPr>
+      <w:rPr>
+        <w:rFonts w:ascii="Wingdings" w:hAnsi="Wingdings" w:hint="default"/>
+      </w:rPr>
+    </w:lvl>
+  </w:abstractNum>
+  <w:abstractNum w:abstractNumId="12" w15:restartNumberingAfterBreak="0">
     <w:nsid w:val="081A78FB"/>
     <w:multiLevelType w:val="multilevel"/>
     <w:tmpl w:val="0409001D"/>
@@ -3333,7 +1881,7 @@
       </w:pPr>
     </w:lvl>
   </w:abstractNum>
-  <w:abstractNum w:abstractNumId="12" w15:restartNumberingAfterBreak="0">
+  <w:abstractNum w:abstractNumId="13" w15:restartNumberingAfterBreak="0">
     <w:nsid w:val="0B2F3CA6"/>
     <w:multiLevelType w:val="multilevel"/>
     <w:tmpl w:val="0409001D"/>
@@ -3419,7 +1967,7 @@
       </w:pPr>
     </w:lvl>
   </w:abstractNum>
-  <w:abstractNum w:abstractNumId="13" w15:restartNumberingAfterBreak="0">
+  <w:abstractNum w:abstractNumId="14" w15:restartNumberingAfterBreak="0">
     <w:nsid w:val="13972B13"/>
     <w:multiLevelType w:val="hybridMultilevel"/>
     <w:tmpl w:val="8250DE88"/>
@@ -3532,7 +2080,7 @@
       </w:rPr>
     </w:lvl>
   </w:abstractNum>
-  <w:abstractNum w:abstractNumId="14" w15:restartNumberingAfterBreak="0">
+  <w:abstractNum w:abstractNumId="15" w15:restartNumberingAfterBreak="0">
     <w:nsid w:val="15C5697B"/>
     <w:multiLevelType w:val="multilevel"/>
     <w:tmpl w:val="0409001D"/>
@@ -3618,7 +2166,7 @@
       </w:pPr>
     </w:lvl>
   </w:abstractNum>
-  <w:abstractNum w:abstractNumId="15" w15:restartNumberingAfterBreak="0">
+  <w:abstractNum w:abstractNumId="16" w15:restartNumberingAfterBreak="0">
     <w:nsid w:val="16881D79"/>
     <w:multiLevelType w:val="hybridMultilevel"/>
     <w:tmpl w:val="4DCAA158"/>
@@ -3731,7 +2279,7 @@
       </w:rPr>
     </w:lvl>
   </w:abstractNum>
-  <w:abstractNum w:abstractNumId="16" w15:restartNumberingAfterBreak="0">
+  <w:abstractNum w:abstractNumId="17" w15:restartNumberingAfterBreak="0">
     <w:nsid w:val="175B35E2"/>
     <w:multiLevelType w:val="hybridMultilevel"/>
     <w:tmpl w:val="48680DFC"/>
@@ -3844,7 +2392,7 @@
       </w:rPr>
     </w:lvl>
   </w:abstractNum>
-  <w:abstractNum w:abstractNumId="17" w15:restartNumberingAfterBreak="0">
+  <w:abstractNum w:abstractNumId="18" w15:restartNumberingAfterBreak="0">
     <w:nsid w:val="1A530A1D"/>
     <w:multiLevelType w:val="hybridMultilevel"/>
     <w:tmpl w:val="58ECC8C0"/>
@@ -3957,7 +2505,7 @@
       </w:rPr>
     </w:lvl>
   </w:abstractNum>
-  <w:abstractNum w:abstractNumId="18" w15:restartNumberingAfterBreak="0">
+  <w:abstractNum w:abstractNumId="19" w15:restartNumberingAfterBreak="0">
     <w:nsid w:val="1AF32315"/>
     <w:multiLevelType w:val="hybridMultilevel"/>
     <w:tmpl w:val="E27647AA"/>
@@ -4071,7 +2619,120 @@
       </w:rPr>
     </w:lvl>
   </w:abstractNum>
-  <w:abstractNum w:abstractNumId="19" w15:restartNumberingAfterBreak="0">
+  <w:abstractNum w:abstractNumId="20" w15:restartNumberingAfterBreak="0">
+    <w:nsid w:val="1B1E7499"/>
+    <w:multiLevelType w:val="hybridMultilevel"/>
+    <w:tmpl w:val="8BA00A80"/>
+    <w:lvl w:ilvl="0" w:tplc="04090001">
+      <w:start w:val="1"/>
+      <w:numFmt w:val="bullet"/>
+      <w:lvlText w:val=""/>
+      <w:lvlJc w:val="left"/>
+      <w:pPr>
+        <w:ind w:left="720" w:hanging="360"/>
+      </w:pPr>
+      <w:rPr>
+        <w:rFonts w:ascii="Symbol" w:hAnsi="Symbol" w:hint="default"/>
+      </w:rPr>
+    </w:lvl>
+    <w:lvl w:ilvl="1" w:tplc="04090003">
+      <w:start w:val="1"/>
+      <w:numFmt w:val="bullet"/>
+      <w:lvlText w:val="o"/>
+      <w:lvlJc w:val="left"/>
+      <w:pPr>
+        <w:ind w:left="1440" w:hanging="360"/>
+      </w:pPr>
+      <w:rPr>
+        <w:rFonts w:ascii="Courier New" w:hAnsi="Courier New" w:cs="Courier New" w:hint="default"/>
+      </w:rPr>
+    </w:lvl>
+    <w:lvl w:ilvl="2" w:tplc="04090005" w:tentative="1">
+      <w:start w:val="1"/>
+      <w:numFmt w:val="bullet"/>
+      <w:lvlText w:val=""/>
+      <w:lvlJc w:val="left"/>
+      <w:pPr>
+        <w:ind w:left="2160" w:hanging="360"/>
+      </w:pPr>
+      <w:rPr>
+        <w:rFonts w:ascii="Wingdings" w:hAnsi="Wingdings" w:hint="default"/>
+      </w:rPr>
+    </w:lvl>
+    <w:lvl w:ilvl="3" w:tplc="04090001" w:tentative="1">
+      <w:start w:val="1"/>
+      <w:numFmt w:val="bullet"/>
+      <w:lvlText w:val=""/>
+      <w:lvlJc w:val="left"/>
+      <w:pPr>
+        <w:ind w:left="2880" w:hanging="360"/>
+      </w:pPr>
+      <w:rPr>
+        <w:rFonts w:ascii="Symbol" w:hAnsi="Symbol" w:hint="default"/>
+      </w:rPr>
+    </w:lvl>
+    <w:lvl w:ilvl="4" w:tplc="04090003" w:tentative="1">
+      <w:start w:val="1"/>
+      <w:numFmt w:val="bullet"/>
+      <w:lvlText w:val="o"/>
+      <w:lvlJc w:val="left"/>
+      <w:pPr>
+        <w:ind w:left="3600" w:hanging="360"/>
+      </w:pPr>
+      <w:rPr>
+        <w:rFonts w:ascii="Courier New" w:hAnsi="Courier New" w:cs="Courier New" w:hint="default"/>
+      </w:rPr>
+    </w:lvl>
+    <w:lvl w:ilvl="5" w:tplc="04090005" w:tentative="1">
+      <w:start w:val="1"/>
+      <w:numFmt w:val="bullet"/>
+      <w:lvlText w:val=""/>
+      <w:lvlJc w:val="left"/>
+      <w:pPr>
+        <w:ind w:left="4320" w:hanging="360"/>
+      </w:pPr>
+      <w:rPr>
+        <w:rFonts w:ascii="Wingdings" w:hAnsi="Wingdings" w:hint="default"/>
+      </w:rPr>
+    </w:lvl>
+    <w:lvl w:ilvl="6" w:tplc="04090001" w:tentative="1">
+      <w:start w:val="1"/>
+      <w:numFmt w:val="bullet"/>
+      <w:lvlText w:val=""/>
+      <w:lvlJc w:val="left"/>
+      <w:pPr>
+        <w:ind w:left="5040" w:hanging="360"/>
+      </w:pPr>
+      <w:rPr>
+        <w:rFonts w:ascii="Symbol" w:hAnsi="Symbol" w:hint="default"/>
+      </w:rPr>
+    </w:lvl>
+    <w:lvl w:ilvl="7" w:tplc="04090003" w:tentative="1">
+      <w:start w:val="1"/>
+      <w:numFmt w:val="bullet"/>
+      <w:lvlText w:val="o"/>
+      <w:lvlJc w:val="left"/>
+      <w:pPr>
+        <w:ind w:left="5760" w:hanging="360"/>
+      </w:pPr>
+      <w:rPr>
+        <w:rFonts w:ascii="Courier New" w:hAnsi="Courier New" w:cs="Courier New" w:hint="default"/>
+      </w:rPr>
+    </w:lvl>
+    <w:lvl w:ilvl="8" w:tplc="04090005" w:tentative="1">
+      <w:start w:val="1"/>
+      <w:numFmt w:val="bullet"/>
+      <w:lvlText w:val=""/>
+      <w:lvlJc w:val="left"/>
+      <w:pPr>
+        <w:ind w:left="6480" w:hanging="360"/>
+      </w:pPr>
+      <w:rPr>
+        <w:rFonts w:ascii="Wingdings" w:hAnsi="Wingdings" w:hint="default"/>
+      </w:rPr>
+    </w:lvl>
+  </w:abstractNum>
+  <w:abstractNum w:abstractNumId="21" w15:restartNumberingAfterBreak="0">
     <w:nsid w:val="23FF3889"/>
     <w:multiLevelType w:val="hybridMultilevel"/>
     <w:tmpl w:val="48A66BC6"/>
@@ -4081,110 +2742,201 @@
       <w:lvlText w:val=""/>
       <w:lvlJc w:val="left"/>
       <w:pPr>
+        <w:ind w:left="1080" w:hanging="360"/>
+      </w:pPr>
+      <w:rPr>
+        <w:rFonts w:ascii="Symbol" w:hAnsi="Symbol" w:hint="default"/>
+      </w:rPr>
+    </w:lvl>
+    <w:lvl w:ilvl="1" w:tplc="04090003" w:tentative="1">
+      <w:start w:val="1"/>
+      <w:numFmt w:val="bullet"/>
+      <w:lvlText w:val="o"/>
+      <w:lvlJc w:val="left"/>
+      <w:pPr>
+        <w:ind w:left="1800" w:hanging="360"/>
+      </w:pPr>
+      <w:rPr>
+        <w:rFonts w:ascii="Courier New" w:hAnsi="Courier New" w:cs="Courier New" w:hint="default"/>
+      </w:rPr>
+    </w:lvl>
+    <w:lvl w:ilvl="2" w:tplc="04090005" w:tentative="1">
+      <w:start w:val="1"/>
+      <w:numFmt w:val="bullet"/>
+      <w:lvlText w:val=""/>
+      <w:lvlJc w:val="left"/>
+      <w:pPr>
+        <w:ind w:left="2520" w:hanging="360"/>
+      </w:pPr>
+      <w:rPr>
+        <w:rFonts w:ascii="Wingdings" w:hAnsi="Wingdings" w:hint="default"/>
+      </w:rPr>
+    </w:lvl>
+    <w:lvl w:ilvl="3" w:tplc="04090001" w:tentative="1">
+      <w:start w:val="1"/>
+      <w:numFmt w:val="bullet"/>
+      <w:lvlText w:val=""/>
+      <w:lvlJc w:val="left"/>
+      <w:pPr>
+        <w:ind w:left="3240" w:hanging="360"/>
+      </w:pPr>
+      <w:rPr>
+        <w:rFonts w:ascii="Symbol" w:hAnsi="Symbol" w:hint="default"/>
+      </w:rPr>
+    </w:lvl>
+    <w:lvl w:ilvl="4" w:tplc="04090003" w:tentative="1">
+      <w:start w:val="1"/>
+      <w:numFmt w:val="bullet"/>
+      <w:lvlText w:val="o"/>
+      <w:lvlJc w:val="left"/>
+      <w:pPr>
+        <w:ind w:left="3960" w:hanging="360"/>
+      </w:pPr>
+      <w:rPr>
+        <w:rFonts w:ascii="Courier New" w:hAnsi="Courier New" w:cs="Courier New" w:hint="default"/>
+      </w:rPr>
+    </w:lvl>
+    <w:lvl w:ilvl="5" w:tplc="04090005" w:tentative="1">
+      <w:start w:val="1"/>
+      <w:numFmt w:val="bullet"/>
+      <w:lvlText w:val=""/>
+      <w:lvlJc w:val="left"/>
+      <w:pPr>
+        <w:ind w:left="4680" w:hanging="360"/>
+      </w:pPr>
+      <w:rPr>
+        <w:rFonts w:ascii="Wingdings" w:hAnsi="Wingdings" w:hint="default"/>
+      </w:rPr>
+    </w:lvl>
+    <w:lvl w:ilvl="6" w:tplc="04090001" w:tentative="1">
+      <w:start w:val="1"/>
+      <w:numFmt w:val="bullet"/>
+      <w:lvlText w:val=""/>
+      <w:lvlJc w:val="left"/>
+      <w:pPr>
+        <w:ind w:left="5400" w:hanging="360"/>
+      </w:pPr>
+      <w:rPr>
+        <w:rFonts w:ascii="Symbol" w:hAnsi="Symbol" w:hint="default"/>
+      </w:rPr>
+    </w:lvl>
+    <w:lvl w:ilvl="7" w:tplc="04090003" w:tentative="1">
+      <w:start w:val="1"/>
+      <w:numFmt w:val="bullet"/>
+      <w:lvlText w:val="o"/>
+      <w:lvlJc w:val="left"/>
+      <w:pPr>
+        <w:ind w:left="6120" w:hanging="360"/>
+      </w:pPr>
+      <w:rPr>
+        <w:rFonts w:ascii="Courier New" w:hAnsi="Courier New" w:cs="Courier New" w:hint="default"/>
+      </w:rPr>
+    </w:lvl>
+    <w:lvl w:ilvl="8" w:tplc="04090005" w:tentative="1">
+      <w:start w:val="1"/>
+      <w:numFmt w:val="bullet"/>
+      <w:lvlText w:val=""/>
+      <w:lvlJc w:val="left"/>
+      <w:pPr>
+        <w:ind w:left="6840" w:hanging="360"/>
+      </w:pPr>
+      <w:rPr>
+        <w:rFonts w:ascii="Wingdings" w:hAnsi="Wingdings" w:hint="default"/>
+      </w:rPr>
+    </w:lvl>
+  </w:abstractNum>
+  <w:abstractNum w:abstractNumId="22" w15:restartNumberingAfterBreak="0">
+    <w:nsid w:val="29183025"/>
+    <w:multiLevelType w:val="hybridMultilevel"/>
+    <w:tmpl w:val="02D40150"/>
+    <w:lvl w:ilvl="0" w:tplc="9B1AC93E">
+      <w:start w:val="1"/>
+      <w:numFmt w:val="decimal"/>
+      <w:lvlText w:val="%1."/>
+      <w:lvlJc w:val="left"/>
+      <w:pPr>
         <w:ind w:left="720" w:hanging="360"/>
       </w:pPr>
       <w:rPr>
-        <w:rFonts w:ascii="Symbol" w:hAnsi="Symbol" w:hint="default"/>
-      </w:rPr>
-    </w:lvl>
-    <w:lvl w:ilvl="1" w:tplc="04090003" w:tentative="1">
-      <w:start w:val="1"/>
-      <w:numFmt w:val="bullet"/>
-      <w:lvlText w:val="o"/>
+        <w:rFonts w:ascii="Arial" w:hAnsi="Arial" w:cs="Arial" w:hint="default"/>
+        <w:sz w:val="20"/>
+        <w:szCs w:val="20"/>
+      </w:rPr>
+    </w:lvl>
+    <w:lvl w:ilvl="1" w:tplc="FFFFFFFF" w:tentative="1">
+      <w:start w:val="1"/>
+      <w:numFmt w:val="lowerLetter"/>
+      <w:lvlText w:val="%2."/>
       <w:lvlJc w:val="left"/>
       <w:pPr>
         <w:ind w:left="1440" w:hanging="360"/>
       </w:pPr>
-      <w:rPr>
-        <w:rFonts w:ascii="Courier New" w:hAnsi="Courier New" w:cs="Courier New" w:hint="default"/>
-      </w:rPr>
-    </w:lvl>
-    <w:lvl w:ilvl="2" w:tplc="04090005" w:tentative="1">
-      <w:start w:val="1"/>
-      <w:numFmt w:val="bullet"/>
-      <w:lvlText w:val=""/>
-      <w:lvlJc w:val="left"/>
-      <w:pPr>
-        <w:ind w:left="2160" w:hanging="360"/>
-      </w:pPr>
-      <w:rPr>
-        <w:rFonts w:ascii="Wingdings" w:hAnsi="Wingdings" w:hint="default"/>
-      </w:rPr>
-    </w:lvl>
-    <w:lvl w:ilvl="3" w:tplc="04090001" w:tentative="1">
-      <w:start w:val="1"/>
-      <w:numFmt w:val="bullet"/>
-      <w:lvlText w:val=""/>
+    </w:lvl>
+    <w:lvl w:ilvl="2" w:tplc="FFFFFFFF" w:tentative="1">
+      <w:start w:val="1"/>
+      <w:numFmt w:val="lowerRoman"/>
+      <w:lvlText w:val="%3."/>
+      <w:lvlJc w:val="right"/>
+      <w:pPr>
+        <w:ind w:left="2160" w:hanging="180"/>
+      </w:pPr>
+    </w:lvl>
+    <w:lvl w:ilvl="3" w:tplc="FFFFFFFF" w:tentative="1">
+      <w:start w:val="1"/>
+      <w:numFmt w:val="decimal"/>
+      <w:lvlText w:val="%4."/>
       <w:lvlJc w:val="left"/>
       <w:pPr>
         <w:ind w:left="2880" w:hanging="360"/>
       </w:pPr>
-      <w:rPr>
-        <w:rFonts w:ascii="Symbol" w:hAnsi="Symbol" w:hint="default"/>
-      </w:rPr>
-    </w:lvl>
-    <w:lvl w:ilvl="4" w:tplc="04090003" w:tentative="1">
-      <w:start w:val="1"/>
-      <w:numFmt w:val="bullet"/>
-      <w:lvlText w:val="o"/>
+    </w:lvl>
+    <w:lvl w:ilvl="4" w:tplc="FFFFFFFF" w:tentative="1">
+      <w:start w:val="1"/>
+      <w:numFmt w:val="lowerLetter"/>
+      <w:lvlText w:val="%5."/>
       <w:lvlJc w:val="left"/>
       <w:pPr>
         <w:ind w:left="3600" w:hanging="360"/>
       </w:pPr>
-      <w:rPr>
-        <w:rFonts w:ascii="Courier New" w:hAnsi="Courier New" w:cs="Courier New" w:hint="default"/>
-      </w:rPr>
-    </w:lvl>
-    <w:lvl w:ilvl="5" w:tplc="04090005" w:tentative="1">
-      <w:start w:val="1"/>
-      <w:numFmt w:val="bullet"/>
-      <w:lvlText w:val=""/>
-      <w:lvlJc w:val="left"/>
-      <w:pPr>
-        <w:ind w:left="4320" w:hanging="360"/>
-      </w:pPr>
-      <w:rPr>
-        <w:rFonts w:ascii="Wingdings" w:hAnsi="Wingdings" w:hint="default"/>
-      </w:rPr>
-    </w:lvl>
-    <w:lvl w:ilvl="6" w:tplc="04090001" w:tentative="1">
-      <w:start w:val="1"/>
-      <w:numFmt w:val="bullet"/>
-      <w:lvlText w:val=""/>
+    </w:lvl>
+    <w:lvl w:ilvl="5" w:tplc="FFFFFFFF" w:tentative="1">
+      <w:start w:val="1"/>
+      <w:numFmt w:val="lowerRoman"/>
+      <w:lvlText w:val="%6."/>
+      <w:lvlJc w:val="right"/>
+      <w:pPr>
+        <w:ind w:left="4320" w:hanging="180"/>
+      </w:pPr>
+    </w:lvl>
+    <w:lvl w:ilvl="6" w:tplc="FFFFFFFF" w:tentative="1">
+      <w:start w:val="1"/>
+      <w:numFmt w:val="decimal"/>
+      <w:lvlText w:val="%7."/>
       <w:lvlJc w:val="left"/>
       <w:pPr>
         <w:ind w:left="5040" w:hanging="360"/>
       </w:pPr>
-      <w:rPr>
-        <w:rFonts w:ascii="Symbol" w:hAnsi="Symbol" w:hint="default"/>
-      </w:rPr>
-    </w:lvl>
-    <w:lvl w:ilvl="7" w:tplc="04090003" w:tentative="1">
-      <w:start w:val="1"/>
-      <w:numFmt w:val="bullet"/>
-      <w:lvlText w:val="o"/>
+    </w:lvl>
+    <w:lvl w:ilvl="7" w:tplc="FFFFFFFF" w:tentative="1">
+      <w:start w:val="1"/>
+      <w:numFmt w:val="lowerLetter"/>
+      <w:lvlText w:val="%8."/>
       <w:lvlJc w:val="left"/>
       <w:pPr>
         <w:ind w:left="5760" w:hanging="360"/>
       </w:pPr>
-      <w:rPr>
-        <w:rFonts w:ascii="Courier New" w:hAnsi="Courier New" w:cs="Courier New" w:hint="default"/>
-      </w:rPr>
-    </w:lvl>
-    <w:lvl w:ilvl="8" w:tplc="04090005" w:tentative="1">
-      <w:start w:val="1"/>
-      <w:numFmt w:val="bullet"/>
-      <w:lvlText w:val=""/>
-      <w:lvlJc w:val="left"/>
-      <w:pPr>
-        <w:ind w:left="6480" w:hanging="360"/>
-      </w:pPr>
-      <w:rPr>
-        <w:rFonts w:ascii="Wingdings" w:hAnsi="Wingdings" w:hint="default"/>
-      </w:rPr>
+    </w:lvl>
+    <w:lvl w:ilvl="8" w:tplc="FFFFFFFF" w:tentative="1">
+      <w:start w:val="1"/>
+      <w:numFmt w:val="lowerRoman"/>
+      <w:lvlText w:val="%9."/>
+      <w:lvlJc w:val="right"/>
+      <w:pPr>
+        <w:ind w:left="6480" w:hanging="180"/>
+      </w:pPr>
     </w:lvl>
   </w:abstractNum>
-  <w:abstractNum w:abstractNumId="20" w15:restartNumberingAfterBreak="0">
+  <w:abstractNum w:abstractNumId="23" w15:restartNumberingAfterBreak="0">
     <w:nsid w:val="298929E5"/>
     <w:multiLevelType w:val="multilevel"/>
     <w:tmpl w:val="0409001F"/>
@@ -4270,7 +3022,7 @@
       </w:pPr>
     </w:lvl>
   </w:abstractNum>
-  <w:abstractNum w:abstractNumId="21" w15:restartNumberingAfterBreak="0">
+  <w:abstractNum w:abstractNumId="24" w15:restartNumberingAfterBreak="0">
     <w:nsid w:val="2EDE304E"/>
     <w:multiLevelType w:val="multilevel"/>
     <w:tmpl w:val="0409001D"/>
@@ -4356,7 +3108,7 @@
       </w:pPr>
     </w:lvl>
   </w:abstractNum>
-  <w:abstractNum w:abstractNumId="22" w15:restartNumberingAfterBreak="0">
+  <w:abstractNum w:abstractNumId="25" w15:restartNumberingAfterBreak="0">
     <w:nsid w:val="3AEB0273"/>
     <w:multiLevelType w:val="multilevel"/>
     <w:tmpl w:val="526206A0"/>
@@ -4443,7 +3195,7 @@
       </w:pPr>
     </w:lvl>
   </w:abstractNum>
-  <w:abstractNum w:abstractNumId="23" w15:restartNumberingAfterBreak="0">
+  <w:abstractNum w:abstractNumId="26" w15:restartNumberingAfterBreak="0">
     <w:nsid w:val="43F8503E"/>
     <w:multiLevelType w:val="multilevel"/>
     <w:tmpl w:val="0409001F"/>
@@ -4529,7 +3281,7 @@
       </w:pPr>
     </w:lvl>
   </w:abstractNum>
-  <w:abstractNum w:abstractNumId="24" w15:restartNumberingAfterBreak="0">
+  <w:abstractNum w:abstractNumId="27" w15:restartNumberingAfterBreak="0">
     <w:nsid w:val="484C4F29"/>
     <w:multiLevelType w:val="multilevel"/>
     <w:tmpl w:val="D8061F64"/>
@@ -4616,7 +3368,211 @@
       </w:pPr>
     </w:lvl>
   </w:abstractNum>
-  <w:abstractNum w:abstractNumId="25" w15:restartNumberingAfterBreak="0">
+  <w:abstractNum w:abstractNumId="28" w15:restartNumberingAfterBreak="0">
+    <w:nsid w:val="4D5B6B05"/>
+    <w:multiLevelType w:val="hybridMultilevel"/>
+    <w:tmpl w:val="FC18E468"/>
+    <w:lvl w:ilvl="0" w:tplc="C9C04218">
+      <w:start w:val="1"/>
+      <w:numFmt w:val="bullet"/>
+      <w:lvlText w:val=""/>
+      <w:lvlJc w:val="right"/>
+      <w:pPr>
+        <w:ind w:left="1440" w:hanging="360"/>
+      </w:pPr>
+      <w:rPr>
+        <w:rFonts w:ascii="Symbol" w:hAnsi="Symbol" w:hint="default"/>
+      </w:rPr>
+    </w:lvl>
+    <w:lvl w:ilvl="1" w:tplc="04090003" w:tentative="1">
+      <w:start w:val="1"/>
+      <w:numFmt w:val="bullet"/>
+      <w:lvlText w:val="o"/>
+      <w:lvlJc w:val="left"/>
+      <w:pPr>
+        <w:ind w:left="2160" w:hanging="360"/>
+      </w:pPr>
+      <w:rPr>
+        <w:rFonts w:ascii="Courier New" w:hAnsi="Courier New" w:cs="Courier New" w:hint="default"/>
+      </w:rPr>
+    </w:lvl>
+    <w:lvl w:ilvl="2" w:tplc="04090005" w:tentative="1">
+      <w:start w:val="1"/>
+      <w:numFmt w:val="bullet"/>
+      <w:lvlText w:val=""/>
+      <w:lvlJc w:val="left"/>
+      <w:pPr>
+        <w:ind w:left="2880" w:hanging="360"/>
+      </w:pPr>
+      <w:rPr>
+        <w:rFonts w:ascii="Wingdings" w:hAnsi="Wingdings" w:hint="default"/>
+      </w:rPr>
+    </w:lvl>
+    <w:lvl w:ilvl="3" w:tplc="04090001" w:tentative="1">
+      <w:start w:val="1"/>
+      <w:numFmt w:val="bullet"/>
+      <w:lvlText w:val=""/>
+      <w:lvlJc w:val="left"/>
+      <w:pPr>
+        <w:ind w:left="3600" w:hanging="360"/>
+      </w:pPr>
+      <w:rPr>
+        <w:rFonts w:ascii="Symbol" w:hAnsi="Symbol" w:hint="default"/>
+      </w:rPr>
+    </w:lvl>
+    <w:lvl w:ilvl="4" w:tplc="04090003" w:tentative="1">
+      <w:start w:val="1"/>
+      <w:numFmt w:val="bullet"/>
+      <w:lvlText w:val="o"/>
+      <w:lvlJc w:val="left"/>
+      <w:pPr>
+        <w:ind w:left="4320" w:hanging="360"/>
+      </w:pPr>
+      <w:rPr>
+        <w:rFonts w:ascii="Courier New" w:hAnsi="Courier New" w:cs="Courier New" w:hint="default"/>
+      </w:rPr>
+    </w:lvl>
+    <w:lvl w:ilvl="5" w:tplc="04090005" w:tentative="1">
+      <w:start w:val="1"/>
+      <w:numFmt w:val="bullet"/>
+      <w:lvlText w:val=""/>
+      <w:lvlJc w:val="left"/>
+      <w:pPr>
+        <w:ind w:left="5040" w:hanging="360"/>
+      </w:pPr>
+      <w:rPr>
+        <w:rFonts w:ascii="Wingdings" w:hAnsi="Wingdings" w:hint="default"/>
+      </w:rPr>
+    </w:lvl>
+    <w:lvl w:ilvl="6" w:tplc="04090001" w:tentative="1">
+      <w:start w:val="1"/>
+      <w:numFmt w:val="bullet"/>
+      <w:lvlText w:val=""/>
+      <w:lvlJc w:val="left"/>
+      <w:pPr>
+        <w:ind w:left="5760" w:hanging="360"/>
+      </w:pPr>
+      <w:rPr>
+        <w:rFonts w:ascii="Symbol" w:hAnsi="Symbol" w:hint="default"/>
+      </w:rPr>
+    </w:lvl>
+    <w:lvl w:ilvl="7" w:tplc="04090003" w:tentative="1">
+      <w:start w:val="1"/>
+      <w:numFmt w:val="bullet"/>
+      <w:lvlText w:val="o"/>
+      <w:lvlJc w:val="left"/>
+      <w:pPr>
+        <w:ind w:left="6480" w:hanging="360"/>
+      </w:pPr>
+      <w:rPr>
+        <w:rFonts w:ascii="Courier New" w:hAnsi="Courier New" w:cs="Courier New" w:hint="default"/>
+      </w:rPr>
+    </w:lvl>
+    <w:lvl w:ilvl="8" w:tplc="04090005" w:tentative="1">
+      <w:start w:val="1"/>
+      <w:numFmt w:val="bullet"/>
+      <w:lvlText w:val=""/>
+      <w:lvlJc w:val="left"/>
+      <w:pPr>
+        <w:ind w:left="7200" w:hanging="360"/>
+      </w:pPr>
+      <w:rPr>
+        <w:rFonts w:ascii="Wingdings" w:hAnsi="Wingdings" w:hint="default"/>
+      </w:rPr>
+    </w:lvl>
+  </w:abstractNum>
+  <w:abstractNum w:abstractNumId="29" w15:restartNumberingAfterBreak="0">
+    <w:nsid w:val="4D66780E"/>
+    <w:multiLevelType w:val="hybridMultilevel"/>
+    <w:tmpl w:val="4732AFAA"/>
+    <w:lvl w:ilvl="0" w:tplc="839C5CF8">
+      <w:start w:val="1"/>
+      <w:numFmt w:val="decimal"/>
+      <w:lvlText w:val="%1."/>
+      <w:lvlJc w:val="left"/>
+      <w:pPr>
+        <w:ind w:left="720" w:hanging="360"/>
+      </w:pPr>
+      <w:rPr>
+        <w:rFonts w:ascii="Arial" w:hAnsi="Arial" w:cs="Arial" w:hint="default"/>
+        <w:sz w:val="20"/>
+        <w:szCs w:val="20"/>
+      </w:rPr>
+    </w:lvl>
+    <w:lvl w:ilvl="1" w:tplc="FFFFFFFF" w:tentative="1">
+      <w:start w:val="1"/>
+      <w:numFmt w:val="lowerLetter"/>
+      <w:lvlText w:val="%2."/>
+      <w:lvlJc w:val="left"/>
+      <w:pPr>
+        <w:ind w:left="1440" w:hanging="360"/>
+      </w:pPr>
+    </w:lvl>
+    <w:lvl w:ilvl="2" w:tplc="FFFFFFFF" w:tentative="1">
+      <w:start w:val="1"/>
+      <w:numFmt w:val="lowerRoman"/>
+      <w:lvlText w:val="%3."/>
+      <w:lvlJc w:val="right"/>
+      <w:pPr>
+        <w:ind w:left="2160" w:hanging="180"/>
+      </w:pPr>
+    </w:lvl>
+    <w:lvl w:ilvl="3" w:tplc="FFFFFFFF" w:tentative="1">
+      <w:start w:val="1"/>
+      <w:numFmt w:val="decimal"/>
+      <w:lvlText w:val="%4."/>
+      <w:lvlJc w:val="left"/>
+      <w:pPr>
+        <w:ind w:left="2880" w:hanging="360"/>
+      </w:pPr>
+    </w:lvl>
+    <w:lvl w:ilvl="4" w:tplc="FFFFFFFF" w:tentative="1">
+      <w:start w:val="1"/>
+      <w:numFmt w:val="lowerLetter"/>
+      <w:lvlText w:val="%5."/>
+      <w:lvlJc w:val="left"/>
+      <w:pPr>
+        <w:ind w:left="3600" w:hanging="360"/>
+      </w:pPr>
+    </w:lvl>
+    <w:lvl w:ilvl="5" w:tplc="FFFFFFFF" w:tentative="1">
+      <w:start w:val="1"/>
+      <w:numFmt w:val="lowerRoman"/>
+      <w:lvlText w:val="%6."/>
+      <w:lvlJc w:val="right"/>
+      <w:pPr>
+        <w:ind w:left="4320" w:hanging="180"/>
+      </w:pPr>
+    </w:lvl>
+    <w:lvl w:ilvl="6" w:tplc="FFFFFFFF" w:tentative="1">
+      <w:start w:val="1"/>
+      <w:numFmt w:val="decimal"/>
+      <w:lvlText w:val="%7."/>
+      <w:lvlJc w:val="left"/>
+      <w:pPr>
+        <w:ind w:left="5040" w:hanging="360"/>
+      </w:pPr>
+    </w:lvl>
+    <w:lvl w:ilvl="7" w:tplc="FFFFFFFF" w:tentative="1">
+      <w:start w:val="1"/>
+      <w:numFmt w:val="lowerLetter"/>
+      <w:lvlText w:val="%8."/>
+      <w:lvlJc w:val="left"/>
+      <w:pPr>
+        <w:ind w:left="5760" w:hanging="360"/>
+      </w:pPr>
+    </w:lvl>
+    <w:lvl w:ilvl="8" w:tplc="FFFFFFFF" w:tentative="1">
+      <w:start w:val="1"/>
+      <w:numFmt w:val="lowerRoman"/>
+      <w:lvlText w:val="%9."/>
+      <w:lvlJc w:val="right"/>
+      <w:pPr>
+        <w:ind w:left="6480" w:hanging="180"/>
+      </w:pPr>
+    </w:lvl>
+  </w:abstractNum>
+  <w:abstractNum w:abstractNumId="30" w15:restartNumberingAfterBreak="0">
     <w:nsid w:val="59350CFB"/>
     <w:multiLevelType w:val="multilevel"/>
     <w:tmpl w:val="9DF09F08"/>
@@ -4703,7 +3659,98 @@
       </w:pPr>
     </w:lvl>
   </w:abstractNum>
-  <w:abstractNum w:abstractNumId="26" w15:restartNumberingAfterBreak="0">
+  <w:abstractNum w:abstractNumId="31" w15:restartNumberingAfterBreak="0">
+    <w:nsid w:val="5BD075C6"/>
+    <w:multiLevelType w:val="hybridMultilevel"/>
+    <w:tmpl w:val="A8729382"/>
+    <w:lvl w:ilvl="0" w:tplc="59A20324">
+      <w:start w:val="1"/>
+      <w:numFmt w:val="decimal"/>
+      <w:lvlText w:val="%1."/>
+      <w:lvlJc w:val="left"/>
+      <w:pPr>
+        <w:ind w:left="720" w:hanging="360"/>
+      </w:pPr>
+      <w:rPr>
+        <w:rFonts w:ascii="Arial" w:hAnsi="Arial" w:cs="Arial" w:hint="default"/>
+        <w:sz w:val="20"/>
+        <w:szCs w:val="20"/>
+      </w:rPr>
+    </w:lvl>
+    <w:lvl w:ilvl="1" w:tplc="04090019" w:tentative="1">
+      <w:start w:val="1"/>
+      <w:numFmt w:val="lowerLetter"/>
+      <w:lvlText w:val="%2."/>
+      <w:lvlJc w:val="left"/>
+      <w:pPr>
+        <w:ind w:left="1440" w:hanging="360"/>
+      </w:pPr>
+    </w:lvl>
+    <w:lvl w:ilvl="2" w:tplc="0409001B" w:tentative="1">
+      <w:start w:val="1"/>
+      <w:numFmt w:val="lowerRoman"/>
+      <w:lvlText w:val="%3."/>
+      <w:lvlJc w:val="right"/>
+      <w:pPr>
+        <w:ind w:left="2160" w:hanging="180"/>
+      </w:pPr>
+    </w:lvl>
+    <w:lvl w:ilvl="3" w:tplc="0409000F" w:tentative="1">
+      <w:start w:val="1"/>
+      <w:numFmt w:val="decimal"/>
+      <w:lvlText w:val="%4."/>
+      <w:lvlJc w:val="left"/>
+      <w:pPr>
+        <w:ind w:left="2880" w:hanging="360"/>
+      </w:pPr>
+    </w:lvl>
+    <w:lvl w:ilvl="4" w:tplc="04090019" w:tentative="1">
+      <w:start w:val="1"/>
+      <w:numFmt w:val="lowerLetter"/>
+      <w:lvlText w:val="%5."/>
+      <w:lvlJc w:val="left"/>
+      <w:pPr>
+        <w:ind w:left="3600" w:hanging="360"/>
+      </w:pPr>
+    </w:lvl>
+    <w:lvl w:ilvl="5" w:tplc="0409001B" w:tentative="1">
+      <w:start w:val="1"/>
+      <w:numFmt w:val="lowerRoman"/>
+      <w:lvlText w:val="%6."/>
+      <w:lvlJc w:val="right"/>
+      <w:pPr>
+        <w:ind w:left="4320" w:hanging="180"/>
+      </w:pPr>
+    </w:lvl>
+    <w:lvl w:ilvl="6" w:tplc="0409000F" w:tentative="1">
+      <w:start w:val="1"/>
+      <w:numFmt w:val="decimal"/>
+      <w:lvlText w:val="%7."/>
+      <w:lvlJc w:val="left"/>
+      <w:pPr>
+        <w:ind w:left="5040" w:hanging="360"/>
+      </w:pPr>
+    </w:lvl>
+    <w:lvl w:ilvl="7" w:tplc="04090019" w:tentative="1">
+      <w:start w:val="1"/>
+      <w:numFmt w:val="lowerLetter"/>
+      <w:lvlText w:val="%8."/>
+      <w:lvlJc w:val="left"/>
+      <w:pPr>
+        <w:ind w:left="5760" w:hanging="360"/>
+      </w:pPr>
+    </w:lvl>
+    <w:lvl w:ilvl="8" w:tplc="0409001B" w:tentative="1">
+      <w:start w:val="1"/>
+      <w:numFmt w:val="lowerRoman"/>
+      <w:lvlText w:val="%9."/>
+      <w:lvlJc w:val="right"/>
+      <w:pPr>
+        <w:ind w:left="6480" w:hanging="180"/>
+      </w:pPr>
+    </w:lvl>
+  </w:abstractNum>
+  <w:abstractNum w:abstractNumId="32" w15:restartNumberingAfterBreak="0">
     <w:nsid w:val="5DEC6B47"/>
     <w:multiLevelType w:val="multilevel"/>
     <w:tmpl w:val="604E1C0A"/>
@@ -4790,7 +3837,7 @@
       </w:pPr>
     </w:lvl>
   </w:abstractNum>
-  <w:abstractNum w:abstractNumId="27" w15:restartNumberingAfterBreak="0">
+  <w:abstractNum w:abstractNumId="33" w15:restartNumberingAfterBreak="0">
     <w:nsid w:val="618740CC"/>
     <w:multiLevelType w:val="hybridMultilevel"/>
     <w:tmpl w:val="C73E4986"/>
@@ -4904,7 +3951,7 @@
       </w:rPr>
     </w:lvl>
   </w:abstractNum>
-  <w:abstractNum w:abstractNumId="28" w15:restartNumberingAfterBreak="0">
+  <w:abstractNum w:abstractNumId="34" w15:restartNumberingAfterBreak="0">
     <w:nsid w:val="673D4960"/>
     <w:multiLevelType w:val="hybridMultilevel"/>
     <w:tmpl w:val="66A8CCC4"/>
@@ -4990,7 +4037,7 @@
       </w:pPr>
     </w:lvl>
   </w:abstractNum>
-  <w:abstractNum w:abstractNumId="29" w15:restartNumberingAfterBreak="0">
+  <w:abstractNum w:abstractNumId="35" w15:restartNumberingAfterBreak="0">
     <w:nsid w:val="6A422233"/>
     <w:multiLevelType w:val="hybridMultilevel"/>
     <w:tmpl w:val="38E63354"/>
@@ -5079,7 +4126,7 @@
       </w:pPr>
     </w:lvl>
   </w:abstractNum>
-  <w:abstractNum w:abstractNumId="30" w15:restartNumberingAfterBreak="0">
+  <w:abstractNum w:abstractNumId="36" w15:restartNumberingAfterBreak="0">
     <w:nsid w:val="6E9514D7"/>
     <w:multiLevelType w:val="multilevel"/>
     <w:tmpl w:val="0409001F"/>
@@ -5165,7 +4212,7 @@
       </w:pPr>
     </w:lvl>
   </w:abstractNum>
-  <w:abstractNum w:abstractNumId="31" w15:restartNumberingAfterBreak="0">
+  <w:abstractNum w:abstractNumId="37" w15:restartNumberingAfterBreak="0">
     <w:nsid w:val="70734381"/>
     <w:multiLevelType w:val="multilevel"/>
     <w:tmpl w:val="0409001D"/>
@@ -5251,7 +4298,98 @@
       </w:pPr>
     </w:lvl>
   </w:abstractNum>
-  <w:abstractNum w:abstractNumId="32" w15:restartNumberingAfterBreak="0">
+  <w:abstractNum w:abstractNumId="38" w15:restartNumberingAfterBreak="0">
+    <w:nsid w:val="722250E9"/>
+    <w:multiLevelType w:val="hybridMultilevel"/>
+    <w:tmpl w:val="A2F0420C"/>
+    <w:lvl w:ilvl="0" w:tplc="2FD42108">
+      <w:start w:val="1"/>
+      <w:numFmt w:val="decimal"/>
+      <w:lvlText w:val="%1."/>
+      <w:lvlJc w:val="left"/>
+      <w:pPr>
+        <w:ind w:left="720" w:hanging="360"/>
+      </w:pPr>
+      <w:rPr>
+        <w:rFonts w:ascii="Arial" w:hAnsi="Arial" w:cs="Arial" w:hint="default"/>
+        <w:sz w:val="20"/>
+        <w:szCs w:val="20"/>
+      </w:rPr>
+    </w:lvl>
+    <w:lvl w:ilvl="1" w:tplc="FFFFFFFF" w:tentative="1">
+      <w:start w:val="1"/>
+      <w:numFmt w:val="lowerLetter"/>
+      <w:lvlText w:val="%2."/>
+      <w:lvlJc w:val="left"/>
+      <w:pPr>
+        <w:ind w:left="1440" w:hanging="360"/>
+      </w:pPr>
+    </w:lvl>
+    <w:lvl w:ilvl="2" w:tplc="FFFFFFFF" w:tentative="1">
+      <w:start w:val="1"/>
+      <w:numFmt w:val="lowerRoman"/>
+      <w:lvlText w:val="%3."/>
+      <w:lvlJc w:val="right"/>
+      <w:pPr>
+        <w:ind w:left="2160" w:hanging="180"/>
+      </w:pPr>
+    </w:lvl>
+    <w:lvl w:ilvl="3" w:tplc="FFFFFFFF" w:tentative="1">
+      <w:start w:val="1"/>
+      <w:numFmt w:val="decimal"/>
+      <w:lvlText w:val="%4."/>
+      <w:lvlJc w:val="left"/>
+      <w:pPr>
+        <w:ind w:left="2880" w:hanging="360"/>
+      </w:pPr>
+    </w:lvl>
+    <w:lvl w:ilvl="4" w:tplc="FFFFFFFF" w:tentative="1">
+      <w:start w:val="1"/>
+      <w:numFmt w:val="lowerLetter"/>
+      <w:lvlText w:val="%5."/>
+      <w:lvlJc w:val="left"/>
+      <w:pPr>
+        <w:ind w:left="3600" w:hanging="360"/>
+      </w:pPr>
+    </w:lvl>
+    <w:lvl w:ilvl="5" w:tplc="FFFFFFFF" w:tentative="1">
+      <w:start w:val="1"/>
+      <w:numFmt w:val="lowerRoman"/>
+      <w:lvlText w:val="%6."/>
+      <w:lvlJc w:val="right"/>
+      <w:pPr>
+        <w:ind w:left="4320" w:hanging="180"/>
+      </w:pPr>
+    </w:lvl>
+    <w:lvl w:ilvl="6" w:tplc="FFFFFFFF" w:tentative="1">
+      <w:start w:val="1"/>
+      <w:numFmt w:val="decimal"/>
+      <w:lvlText w:val="%7."/>
+      <w:lvlJc w:val="left"/>
+      <w:pPr>
+        <w:ind w:left="5040" w:hanging="360"/>
+      </w:pPr>
+    </w:lvl>
+    <w:lvl w:ilvl="7" w:tplc="FFFFFFFF" w:tentative="1">
+      <w:start w:val="1"/>
+      <w:numFmt w:val="lowerLetter"/>
+      <w:lvlText w:val="%8."/>
+      <w:lvlJc w:val="left"/>
+      <w:pPr>
+        <w:ind w:left="5760" w:hanging="360"/>
+      </w:pPr>
+    </w:lvl>
+    <w:lvl w:ilvl="8" w:tplc="FFFFFFFF" w:tentative="1">
+      <w:start w:val="1"/>
+      <w:numFmt w:val="lowerRoman"/>
+      <w:lvlText w:val="%9."/>
+      <w:lvlJc w:val="right"/>
+      <w:pPr>
+        <w:ind w:left="6480" w:hanging="180"/>
+      </w:pPr>
+    </w:lvl>
+  </w:abstractNum>
+  <w:abstractNum w:abstractNumId="39" w15:restartNumberingAfterBreak="0">
     <w:nsid w:val="75C301C2"/>
     <w:multiLevelType w:val="multilevel"/>
     <w:tmpl w:val="0409001D"/>
@@ -5337,7 +4475,7 @@
       </w:pPr>
     </w:lvl>
   </w:abstractNum>
-  <w:abstractNum w:abstractNumId="33" w15:restartNumberingAfterBreak="0">
+  <w:abstractNum w:abstractNumId="40" w15:restartNumberingAfterBreak="0">
     <w:nsid w:val="7D8C2C6D"/>
     <w:multiLevelType w:val="multilevel"/>
     <w:tmpl w:val="04090023"/>
@@ -5424,26 +4562,119 @@
       </w:pPr>
     </w:lvl>
   </w:abstractNum>
+  <w:abstractNum w:abstractNumId="41" w15:restartNumberingAfterBreak="0">
+    <w:nsid w:val="7F287053"/>
+    <w:multiLevelType w:val="hybridMultilevel"/>
+    <w:tmpl w:val="AE625FD6"/>
+    <w:lvl w:ilvl="0" w:tplc="FF5C179C">
+      <w:start w:val="1"/>
+      <w:numFmt w:val="decimal"/>
+      <w:lvlText w:val="%1."/>
+      <w:lvlJc w:val="left"/>
+      <w:pPr>
+        <w:ind w:left="720" w:hanging="360"/>
+      </w:pPr>
+      <w:rPr>
+        <w:rFonts w:ascii="Arial" w:hAnsi="Arial" w:cs="Arial" w:hint="default"/>
+        <w:b w:val="0"/>
+        <w:bCs w:val="0"/>
+        <w:sz w:val="20"/>
+        <w:szCs w:val="20"/>
+      </w:rPr>
+    </w:lvl>
+    <w:lvl w:ilvl="1" w:tplc="04090019" w:tentative="1">
+      <w:start w:val="1"/>
+      <w:numFmt w:val="lowerLetter"/>
+      <w:lvlText w:val="%2."/>
+      <w:lvlJc w:val="left"/>
+      <w:pPr>
+        <w:ind w:left="1440" w:hanging="360"/>
+      </w:pPr>
+    </w:lvl>
+    <w:lvl w:ilvl="2" w:tplc="0409001B" w:tentative="1">
+      <w:start w:val="1"/>
+      <w:numFmt w:val="lowerRoman"/>
+      <w:lvlText w:val="%3."/>
+      <w:lvlJc w:val="right"/>
+      <w:pPr>
+        <w:ind w:left="2160" w:hanging="180"/>
+      </w:pPr>
+    </w:lvl>
+    <w:lvl w:ilvl="3" w:tplc="0409000F" w:tentative="1">
+      <w:start w:val="1"/>
+      <w:numFmt w:val="decimal"/>
+      <w:lvlText w:val="%4."/>
+      <w:lvlJc w:val="left"/>
+      <w:pPr>
+        <w:ind w:left="2880" w:hanging="360"/>
+      </w:pPr>
+    </w:lvl>
+    <w:lvl w:ilvl="4" w:tplc="04090019" w:tentative="1">
+      <w:start w:val="1"/>
+      <w:numFmt w:val="lowerLetter"/>
+      <w:lvlText w:val="%5."/>
+      <w:lvlJc w:val="left"/>
+      <w:pPr>
+        <w:ind w:left="3600" w:hanging="360"/>
+      </w:pPr>
+    </w:lvl>
+    <w:lvl w:ilvl="5" w:tplc="0409001B" w:tentative="1">
+      <w:start w:val="1"/>
+      <w:numFmt w:val="lowerRoman"/>
+      <w:lvlText w:val="%6."/>
+      <w:lvlJc w:val="right"/>
+      <w:pPr>
+        <w:ind w:left="4320" w:hanging="180"/>
+      </w:pPr>
+    </w:lvl>
+    <w:lvl w:ilvl="6" w:tplc="0409000F" w:tentative="1">
+      <w:start w:val="1"/>
+      <w:numFmt w:val="decimal"/>
+      <w:lvlText w:val="%7."/>
+      <w:lvlJc w:val="left"/>
+      <w:pPr>
+        <w:ind w:left="5040" w:hanging="360"/>
+      </w:pPr>
+    </w:lvl>
+    <w:lvl w:ilvl="7" w:tplc="04090019" w:tentative="1">
+      <w:start w:val="1"/>
+      <w:numFmt w:val="lowerLetter"/>
+      <w:lvlText w:val="%8."/>
+      <w:lvlJc w:val="left"/>
+      <w:pPr>
+        <w:ind w:left="5760" w:hanging="360"/>
+      </w:pPr>
+    </w:lvl>
+    <w:lvl w:ilvl="8" w:tplc="0409001B" w:tentative="1">
+      <w:start w:val="1"/>
+      <w:numFmt w:val="lowerRoman"/>
+      <w:lvlText w:val="%9."/>
+      <w:lvlJc w:val="right"/>
+      <w:pPr>
+        <w:ind w:left="6480" w:hanging="180"/>
+      </w:pPr>
+    </w:lvl>
+  </w:abstractNum>
   <w:num w:numId="1" w16cid:durableId="1033306397">
-    <w:abstractNumId w:val="25"/>
+    <w:abstractNumId w:val="30"/>
   </w:num>
   <w:num w:numId="2" w16cid:durableId="2109882528">
-    <w:abstractNumId w:val="12"/>
+    <w:abstractNumId w:val="13"/>
   </w:num>
   <w:num w:numId="3" w16cid:durableId="1428191120">
     <w:abstractNumId w:val="10"/>
   </w:num>
   <w:num w:numId="4" w16cid:durableId="1183318446">
-    <w:abstractNumId w:val="30"/>
+    <w:abstractNumId w:val="36"/>
   </w:num>
   <w:num w:numId="5" w16cid:durableId="1339112663">
-    <w:abstractNumId w:val="14"/>
+    <w:abstractNumId w:val="15"/>
   </w:num>
   <w:num w:numId="6" w16cid:durableId="1676955007">
-    <w:abstractNumId w:val="22"/>
+    <w:abstractNumId w:val="25"/>
   </w:num>
   <w:num w:numId="7" w16cid:durableId="851456466">
-    <w:abstractNumId w:val="24"/>
+    <w:abstractNumId w:val="27"/>
   </w:num>
   <w:num w:numId="8" w16cid:durableId="1946309208">
     <w:abstractNumId w:val="9"/>
@@ -5476,55 +4707,79 @@
     <w:abstractNumId w:val="0"/>
   </w:num>
   <w:num w:numId="18" w16cid:durableId="121198799">
+    <w:abstractNumId w:val="23"/>
+  </w:num>
+  <w:num w:numId="19" w16cid:durableId="1194029382">
+    <w:abstractNumId w:val="24"/>
+  </w:num>
+  <w:num w:numId="20" w16cid:durableId="1882549453">
+    <w:abstractNumId w:val="32"/>
+  </w:num>
+  <w:num w:numId="21" w16cid:durableId="1598371212">
+    <w:abstractNumId w:val="26"/>
+  </w:num>
+  <w:num w:numId="22" w16cid:durableId="1326514696">
+    <w:abstractNumId w:val="12"/>
+  </w:num>
+  <w:num w:numId="23" w16cid:durableId="226302223">
+    <w:abstractNumId w:val="40"/>
+  </w:num>
+  <w:num w:numId="24" w16cid:durableId="634718305">
+    <w:abstractNumId w:val="21"/>
+  </w:num>
+  <w:num w:numId="25" w16cid:durableId="921645908">
+    <w:abstractNumId w:val="35"/>
+  </w:num>
+  <w:num w:numId="26" w16cid:durableId="2015954107">
+    <w:abstractNumId w:val="18"/>
+  </w:num>
+  <w:num w:numId="27" w16cid:durableId="362752276">
+    <w:abstractNumId w:val="14"/>
+  </w:num>
+  <w:num w:numId="28" w16cid:durableId="1754008610">
+    <w:abstractNumId w:val="19"/>
+  </w:num>
+  <w:num w:numId="29" w16cid:durableId="638344672">
+    <w:abstractNumId w:val="16"/>
+  </w:num>
+  <w:num w:numId="30" w16cid:durableId="1597901471">
+    <w:abstractNumId w:val="17"/>
+  </w:num>
+  <w:num w:numId="31" w16cid:durableId="1734346921">
+    <w:abstractNumId w:val="37"/>
+  </w:num>
+  <w:num w:numId="32" w16cid:durableId="1622615651">
+    <w:abstractNumId w:val="34"/>
+  </w:num>
+  <w:num w:numId="33" w16cid:durableId="1374581025">
+    <w:abstractNumId w:val="33"/>
+  </w:num>
+  <w:num w:numId="34" w16cid:durableId="1489861462">
+    <w:abstractNumId w:val="39"/>
+  </w:num>
+  <w:num w:numId="35" w16cid:durableId="1070077446">
     <w:abstractNumId w:val="20"/>
   </w:num>
-  <w:num w:numId="19" w16cid:durableId="1194029382">
-    <w:abstractNumId w:val="21"/>
-  </w:num>
-  <w:num w:numId="20" w16cid:durableId="1882549453">
-    <w:abstractNumId w:val="26"/>
-  </w:num>
-  <w:num w:numId="21" w16cid:durableId="1598371212">
-    <w:abstractNumId w:val="23"/>
-  </w:num>
-  <w:num w:numId="22" w16cid:durableId="1326514696">
+  <w:num w:numId="36" w16cid:durableId="61418611">
     <w:abstractNumId w:val="11"/>
   </w:num>
-  <w:num w:numId="23" w16cid:durableId="226302223">
-    <w:abstractNumId w:val="33"/>
+  <w:num w:numId="37" w16cid:durableId="654605935">
+    <w:abstractNumId w:val="28"/>
   </w:num>
-  <w:num w:numId="24" w16cid:durableId="634718305">
-    <w:abstractNumId w:val="19"/>
+  <w:num w:numId="38" w16cid:durableId="203101404">
+    <w:abstractNumId w:val="41"/>
   </w:num>
-  <w:num w:numId="25" w16cid:durableId="921645908">
-    <w:abstractNumId w:val="29"/>
-  </w:num>
-  <w:num w:numId="26" w16cid:durableId="2015954107">
-    <w:abstractNumId w:val="17"/>
-  </w:num>
-  <w:num w:numId="27" w16cid:durableId="362752276">
-    <w:abstractNumId w:val="13"/>
-  </w:num>
-  <w:num w:numId="28" w16cid:durableId="1754008610">
-    <w:abstractNumId w:val="18"/>
-  </w:num>
-  <w:num w:numId="29" w16cid:durableId="638344672">
-    <w:abstractNumId w:val="15"/>
-  </w:num>
-  <w:num w:numId="30" w16cid:durableId="1597901471">
-    <w:abstractNumId w:val="16"/>
-  </w:num>
-  <w:num w:numId="31" w16cid:durableId="1734346921">
+  <w:num w:numId="39" w16cid:durableId="216160824">
     <w:abstractNumId w:val="31"/>
   </w:num>
-  <w:num w:numId="32" w16cid:durableId="1622615651">
-    <w:abstractNumId w:val="28"/>
+  <w:num w:numId="40" w16cid:durableId="1405378171">
+    <w:abstractNumId w:val="38"/>
   </w:num>
-  <w:num w:numId="33" w16cid:durableId="1374581025">
-    <w:abstractNumId w:val="27"/>
+  <w:num w:numId="41" w16cid:durableId="1187787147">
+    <w:abstractNumId w:val="22"/>
   </w:num>
-  <w:num w:numId="34" w16cid:durableId="1489861462">
-    <w:abstractNumId w:val="32"/>
+  <w:num w:numId="42" w16cid:durableId="1970894597">
+    <w:abstractNumId w:val="29"/>
   </w:num>
 </w:numbering>
 </file>
@@ -5923,7 +5178,7 @@
   <w:style w:type="paragraph" w:default="1" w:styleId="Normal">
     <w:name w:val="Normal"/>
     <w:qFormat/>
-    <w:rsid w:val="0068169E"/>
+    <w:rsid w:val="001D3EF4"/>
   </w:style>
   <w:style w:type="paragraph" w:styleId="Heading1">
     <w:name w:val="heading 1"/>
@@ -6121,7 +5376,6 @@
   <w:style w:type="character" w:default="1" w:styleId="DefaultParagraphFont">
     <w:name w:val="Default Paragraph Font"/>
     <w:uiPriority w:val="1"/>
-    <w:semiHidden/>
     <w:unhideWhenUsed/>
   </w:style>
   <w:style w:type="table" w:default="1" w:styleId="TableNormal">
@@ -7342,15 +6596,6 @@
 </file>
 
 <file path=customXml/item2.xml><?xml version="1.0" encoding="utf-8"?>
-<?mso-contentType ?>
-<FormTemplates xmlns="http://schemas.microsoft.com/sharepoint/v3/contenttype/forms">
-  <Display>DocumentLibraryForm</Display>
-  <Edit>AssetEditForm</Edit>
-  <New>DocumentLibraryForm</New>
-</FormTemplates>
-</file>
-
-<file path=customXml/item3.xml><?xml version="1.0" encoding="utf-8"?>
 <ct:contentTypeSchema xmlns:ct="http://schemas.microsoft.com/office/2006/metadata/contentType" xmlns:ma="http://schemas.microsoft.com/office/2006/metadata/properties/metaAttributes" ct:_="" ma:_="" ma:contentTypeName="TemplateFile" ma:contentTypeID="0x0101006EDDDB5EE6D98C44930B742096920B300400F5B6D36B3EF94B4E9A635CDF2A18F5B8" ma:contentTypeVersion="72" ma:contentTypeDescription="Create a new document." ma:contentTypeScope="" ma:versionID="a23e56308344d904b51738559c3d67c9">
   <xsd:schema xmlns:xsd="http://www.w3.org/2001/XMLSchema" xmlns:xs="http://www.w3.org/2001/XMLSchema" xmlns:p="http://schemas.microsoft.com/office/2006/metadata/properties" xmlns:ns2="4873beb7-5857-4685-be1f-d57550cc96cc" targetNamespace="http://schemas.microsoft.com/office/2006/metadata/properties" ma:root="true" ma:fieldsID="cd0908cc4600e77bf5da051303e00c8d" ns2:_="">
     <xsd:import namespace="4873beb7-5857-4685-be1f-d57550cc96cc"/>
@@ -8390,6 +7635,15 @@
 </ct:contentTypeSchema>
 </file>
 
+<file path=customXml/item3.xml><?xml version="1.0" encoding="utf-8"?>
+<?mso-contentType ?>
+<FormTemplates xmlns="http://schemas.microsoft.com/sharepoint/v3/contenttype/forms">
+  <Display>DocumentLibraryForm</Display>
+  <Edit>AssetEditForm</Edit>
+  <New>DocumentLibraryForm</New>
+</FormTemplates>
+</file>
+
 <file path=customXml/itemProps1.xml><?xml version="1.0" encoding="utf-8"?>
 <ds:datastoreItem xmlns:ds="http://schemas.openxmlformats.org/officeDocument/2006/customXml" ds:itemID="{7FBDB1CC-CEFB-4E46-8174-1F0AA0D30B24}">
   <ds:schemaRefs>
@@ -8401,14 +7655,6 @@
 </file>
 
 <file path=customXml/itemProps2.xml><?xml version="1.0" encoding="utf-8"?>
-<ds:datastoreItem xmlns:ds="http://schemas.openxmlformats.org/officeDocument/2006/customXml" ds:itemID="{C01C3C56-10DB-49F7-B061-44D8728D078A}">
-  <ds:schemaRefs>
-    <ds:schemaRef ds:uri="http://schemas.microsoft.com/sharepoint/v3/contenttype/forms"/>
-  </ds:schemaRefs>
-</ds:datastoreItem>
-</file>
-
-<file path=customXml/itemProps3.xml><?xml version="1.0" encoding="utf-8"?>
 <ds:datastoreItem xmlns:ds="http://schemas.openxmlformats.org/officeDocument/2006/customXml" ds:itemID="{4B3A7E92-E05A-4924-9E8A-9F6659E5855B}">
   <ds:schemaRefs>
     <ds:schemaRef ds:uri="http://schemas.microsoft.com/office/2006/metadata/contentType"/>
@@ -8424,4 +7670,12 @@
     <ds:schemaRef ds:uri="http://schemas.microsoft.com/internal/obd"/>
   </ds:schemaRefs>
 </ds:datastoreItem>
+</file>
+
+<file path=customXml/itemProps3.xml><?xml version="1.0" encoding="utf-8"?>
+<ds:datastoreItem xmlns:ds="http://schemas.openxmlformats.org/officeDocument/2006/customXml" ds:itemID="{C01C3C56-10DB-49F7-B061-44D8728D078A}">
+  <ds:schemaRefs>
+    <ds:schemaRef ds:uri="http://schemas.microsoft.com/sharepoint/v3/contenttype/forms"/>
+  </ds:schemaRefs>
+</ds:datastoreItem>
 </file>